--- a/Attachment.docx
+++ b/Attachment.docx
@@ -1,6 +1,6 @@
 
 <file path=word/document.xml><?xml version="1.0" encoding="utf-8"?>
-<w:document xmlns:wpc="http://schemas.microsoft.com/office/word/2010/wordprocessingCanvas" xmlns:cx="http://schemas.microsoft.com/office/drawing/2014/chartex" xmlns:cx1="http://schemas.microsoft.com/office/drawing/2015/9/8/chartex" xmlns:cx2="http://schemas.microsoft.com/office/drawing/2015/10/21/chartex" xmlns:cx3="http://schemas.microsoft.com/office/drawing/2016/5/9/chartex" xmlns:cx4="http://schemas.microsoft.com/office/drawing/2016/5/10/chartex" xmlns:cx5="http://schemas.microsoft.com/office/drawing/2016/5/11/chartex" xmlns:cx6="http://schemas.microsoft.com/office/drawing/2016/5/12/chartex" xmlns:cx7="http://schemas.microsoft.com/office/drawing/2016/5/13/chartex" xmlns:cx8="http://schemas.microsoft.com/office/drawing/2016/5/14/chartex" xmlns:mc="http://schemas.openxmlformats.org/markup-compatibility/2006" xmlns:aink="http://schemas.microsoft.com/office/drawing/2016/ink" xmlns:am3d="http://schemas.microsoft.com/office/drawing/2017/model3d" xmlns:o="urn:schemas-microsoft-com:office:office" xmlns:r="http://schemas.openxmlformats.org/officeDocument/2006/relationships" xmlns:m="http://schemas.openxmlformats.org/officeDocument/2006/math" xmlns:v="urn:schemas-microsoft-com:vml" xmlns:wp14="http://schemas.microsoft.com/office/word/2010/wordprocessingDrawing" xmlns:wp="http://schemas.openxmlformats.org/drawingml/2006/wordprocessingDrawing" xmlns:w10="urn:schemas-microsoft-com:office:word" xmlns:w="http://schemas.openxmlformats.org/wordprocessingml/2006/main" xmlns:w14="http://schemas.microsoft.com/office/word/2010/wordml" xmlns:w15="http://schemas.microsoft.com/office/word/2012/wordml" xmlns:w16cid="http://schemas.microsoft.com/office/word/2016/wordml/cid" xmlns:w16se="http://schemas.microsoft.com/office/word/2015/wordml/symex" xmlns:wpg="http://schemas.microsoft.com/office/word/2010/wordprocessingGroup" xmlns:wpi="http://schemas.microsoft.com/office/word/2010/wordprocessingInk" xmlns:wne="http://schemas.microsoft.com/office/word/2006/wordml" xmlns:wps="http://schemas.microsoft.com/office/word/2010/wordprocessingShape" mc:Ignorable="w14 w15 w16se w16cid wp14">
+<w:document xmlns:wpc="http://schemas.microsoft.com/office/word/2010/wordprocessingCanvas" xmlns:cx="http://schemas.microsoft.com/office/drawing/2014/chartex" xmlns:cx1="http://schemas.microsoft.com/office/drawing/2015/9/8/chartex" xmlns:mc="http://schemas.openxmlformats.org/markup-compatibility/2006" xmlns:o="urn:schemas-microsoft-com:office:office" xmlns:r="http://schemas.openxmlformats.org/officeDocument/2006/relationships" xmlns:m="http://schemas.openxmlformats.org/officeDocument/2006/math" xmlns:v="urn:schemas-microsoft-com:vml" xmlns:wp14="http://schemas.microsoft.com/office/word/2010/wordprocessingDrawing" xmlns:wp="http://schemas.openxmlformats.org/drawingml/2006/wordprocessingDrawing" xmlns:w10="urn:schemas-microsoft-com:office:word" xmlns:w="http://schemas.openxmlformats.org/wordprocessingml/2006/main" xmlns:w14="http://schemas.microsoft.com/office/word/2010/wordml" xmlns:w15="http://schemas.microsoft.com/office/word/2012/wordml" xmlns:w16se="http://schemas.microsoft.com/office/word/2015/wordml/symex" xmlns:wpg="http://schemas.microsoft.com/office/word/2010/wordprocessingGroup" xmlns:wpi="http://schemas.microsoft.com/office/word/2010/wordprocessingInk" xmlns:wne="http://schemas.microsoft.com/office/word/2006/wordml" xmlns:wps="http://schemas.microsoft.com/office/word/2010/wordprocessingShape" mc:Ignorable="w14 w15 w16se wp14">
   <w:body>
     <w:p>
       <w:pPr>
@@ -388,25 +388,15 @@
           <w:sz w:val="20"/>
           <w:szCs w:val="20"/>
         </w:rPr>
-        <w:t>The construction process of ESM-2 draws inspiration from the Transformer-based BERT model. In the word embedding part, Lin et al. introduced BOS and EOS tokens to represent the beginning and end of actual proteins, enabling the model to distinguish between complete protein sequences and clipped protein fragments. The original Transformer model employs absolute sinusoidal position encodings to provide information about token positions, which are added to the input embedding at the bottom of the encoder stack. In ESM-1b, this static sinusoidal encoding was replaced with learned sinusoidal encoding. Although both static and learned absolute encoding offer a low-cost method for adding positional information to the model, absolute position encoding methods are not very effective in inferring the context window they were trained on. Within the framework of ESM-2, Rotary Position Embedding (</w:t>
-      </w:r>
-      <w:proofErr w:type="spellStart"/>
-      <w:r>
-        <w:rPr>
-          <w:rFonts w:ascii="Times New Roman" w:eastAsia="宋体" w:hAnsi="Times New Roman" w:cs="Times New Roman"/>
-          <w:sz w:val="20"/>
-          <w:szCs w:val="20"/>
-        </w:rPr>
-        <w:t>RoPE</w:t>
-      </w:r>
-      <w:proofErr w:type="spellEnd"/>
-      <w:r>
-        <w:rPr>
-          <w:rFonts w:ascii="Times New Roman" w:eastAsia="宋体" w:hAnsi="Times New Roman" w:cs="Times New Roman"/>
-          <w:sz w:val="20"/>
-          <w:szCs w:val="20"/>
-        </w:rPr>
-        <w:t xml:space="preserve">) technology was introduced, an innovation that allows the model to infer beyond the scope of the context window set during training. To achieve this, Masked Language Modeling Objective was employed as the training strategy. This method predicts the specific identity of randomly selected amino </w:t>
+        <w:t>The construction process of ESM-2 draws inspiration from the Transformer-based BERT model. In the word embedding part, Lin et al. introduced BOS and EOS tokens to represent the beginning and end of actual proteins, enabling the model to distinguish between complete protein sequences and clipped protein fragments. The original Transformer model employs absolute sinusoidal position encodings to provide information about token positions, which are added to the input embedding at the bottom of the encoder stack. In ESM-1b, this static sinusoidal encoding was replaced with learned sinusoidal encoding. Although both static and learned absolute encoding offer a low-cost method for adding positional information to the model, absolute position encoding methods are not very effective in inferring the context window they were trained on. Within the framework of ESM-2, Rotary Position Embedding (RoPE) technology was introduced, an innovation that allows the model to infer beyond the scope of the context window set during training. To achieve this, Masked Language Modeling Objective was employed as the training strategy. This method predicts the specific identity of randomly selected amino</w:t>
+      </w:r>
+      <w:r>
+        <w:rPr>
+          <w:rFonts w:ascii="Times New Roman" w:eastAsia="宋体" w:hAnsi="Times New Roman" w:cs="Times New Roman"/>
+          <w:sz w:val="20"/>
+          <w:szCs w:val="20"/>
+        </w:rPr>
+        <w:t xml:space="preserve"> </w:t>
       </w:r>
       <w:r>
         <w:rPr>
@@ -424,7 +414,7 @@
           <w:sz w:val="20"/>
           <w:szCs w:val="20"/>
         </w:rPr>
-        <w:object w:dxaOrig="1233" w:dyaOrig="300">
+        <w:object w:dxaOrig="1234" w:dyaOrig="299">
           <v:shapetype id="_x0000_t75" coordsize="21600,21600" o:spt="75" o:preferrelative="t" path="m@4@5l@4@11@9@11@9@5xe" filled="f" stroked="f">
             <v:stroke joinstyle="miter"/>
             <v:formulas>
@@ -444,10 +434,10 @@
             <v:path o:extrusionok="f" gradientshapeok="t" o:connecttype="rect"/>
             <o:lock v:ext="edit" aspectratio="t"/>
           </v:shapetype>
-          <v:shape id="_x0000_i1025" type="#_x0000_t75" style="width:61.7pt;height:14.95pt" o:ole="">
+          <v:shape id="_x0000_i1025" type="#_x0000_t75" style="width:61.5pt;height:15pt" o:ole="">
             <v:imagedata r:id="rId8" o:title=""/>
           </v:shape>
-          <o:OLEObject Type="Embed" ProgID="Equation.DSMT4" ShapeID="_x0000_i1025" DrawAspect="Content" ObjectID="_1803357884" r:id="rId9"/>
+          <o:OLEObject Type="Embed" ProgID="Equation.DSMT4" ShapeID="_x0000_i1025" DrawAspect="Content" ObjectID="_1803397094" r:id="rId9"/>
         </w:object>
       </w:r>
       <w:r>
@@ -456,7 +446,7 @@
           <w:sz w:val="20"/>
           <w:szCs w:val="20"/>
         </w:rPr>
-        <w:t xml:space="preserve">,  </w:t>
+        <w:t xml:space="preserve">, </w:t>
       </w:r>
       <w:r>
         <w:rPr>
@@ -466,7 +456,6 @@
         </w:rPr>
         <w:t xml:space="preserve">where xi is the word vector representation at the </w:t>
       </w:r>
-      <w:proofErr w:type="spellStart"/>
       <w:r>
         <w:rPr>
           <w:rFonts w:ascii="Times New Roman" w:eastAsia="宋体" w:hAnsi="Times New Roman" w:cs="Times New Roman"/>
@@ -486,7 +475,6 @@
         </w:rPr>
         <w:t>th</w:t>
       </w:r>
-      <w:proofErr w:type="spellEnd"/>
       <w:r>
         <w:rPr>
           <w:rFonts w:ascii="Times New Roman" w:eastAsia="宋体" w:hAnsi="Times New Roman" w:cs="Times New Roman"/>
@@ -550,11 +538,11 @@
         <w:rPr>
           <w:position w:val="-10"/>
         </w:rPr>
-        <w:object w:dxaOrig="2984" w:dyaOrig="346">
-          <v:shape id="_x0000_i1026" type="#_x0000_t75" style="width:149.15pt;height:17.3pt" o:ole="">
+        <w:object w:dxaOrig="2983" w:dyaOrig="346">
+          <v:shape id="_x0000_i1026" type="#_x0000_t75" style="width:149pt;height:17.5pt" o:ole="">
             <v:imagedata r:id="rId10" o:title=""/>
           </v:shape>
-          <o:OLEObject Type="Embed" ProgID="Equation.DSMT4" ShapeID="_x0000_i1026" DrawAspect="Content" ObjectID="_1803357885" r:id="rId11"/>
+          <o:OLEObject Type="Embed" ProgID="Equation.DSMT4" ShapeID="_x0000_i1026" DrawAspect="Content" ObjectID="_1803397095" r:id="rId11"/>
         </w:object>
       </w:r>
       <w:r>
@@ -759,7 +747,6 @@
         </w:rPr>
         <w:t xml:space="preserve">Next, we’ll calculate the attention scores. For each position </w:t>
       </w:r>
-      <w:proofErr w:type="spellStart"/>
       <w:r>
         <w:rPr>
           <w:rFonts w:ascii="Times New Roman" w:eastAsia="宋体" w:hAnsi="Times New Roman" w:cs="Times New Roman"/>
@@ -769,7 +756,6 @@
         </w:rPr>
         <w:t>i</w:t>
       </w:r>
-      <w:proofErr w:type="spellEnd"/>
       <w:r>
         <w:rPr>
           <w:rFonts w:ascii="Times New Roman" w:eastAsia="宋体" w:hAnsi="Times New Roman" w:cs="Times New Roman"/>
@@ -805,7 +791,6 @@
         </w:rPr>
         <w:t xml:space="preserve"> and all key vectors </w:t>
       </w:r>
-      <w:proofErr w:type="spellStart"/>
       <w:r>
         <w:rPr>
           <w:rFonts w:ascii="Times New Roman" w:eastAsia="宋体" w:hAnsi="Times New Roman" w:cs="Times New Roman"/>
@@ -825,7 +810,6 @@
         </w:rPr>
         <w:t>j</w:t>
       </w:r>
-      <w:proofErr w:type="spellEnd"/>
       <w:r>
         <w:rPr>
           <w:rFonts w:ascii="Times New Roman" w:eastAsia="宋体" w:hAnsi="Times New Roman" w:cs="Times New Roman"/>
@@ -846,11 +830,11 @@
         <w:rPr>
           <w:position w:val="-32"/>
         </w:rPr>
-        <w:object w:dxaOrig="3237" w:dyaOrig="737">
-          <v:shape id="_x0000_i1027" type="#_x0000_t75" style="width:161.75pt;height:36.95pt" o:ole="">
+        <w:object w:dxaOrig="3235" w:dyaOrig="739">
+          <v:shape id="_x0000_i1027" type="#_x0000_t75" style="width:162pt;height:37pt" o:ole="">
             <v:imagedata r:id="rId12" o:title=""/>
           </v:shape>
-          <o:OLEObject Type="Embed" ProgID="Equation.DSMT4" ShapeID="_x0000_i1027" DrawAspect="Content" ObjectID="_1803357886" r:id="rId13"/>
+          <o:OLEObject Type="Embed" ProgID="Equation.DSMT4" ShapeID="_x0000_i1027" DrawAspect="Content" ObjectID="_1803397096" r:id="rId13"/>
         </w:object>
       </w:r>
       <w:r>
@@ -938,11 +922,11 @@
           <w:sz w:val="20"/>
           <w:szCs w:val="20"/>
         </w:rPr>
-        <w:object w:dxaOrig="438" w:dyaOrig="369">
-          <v:shape id="_x0000_i1028" type="#_x0000_t75" style="width:21.95pt;height:18.25pt" o:ole="">
+        <w:object w:dxaOrig="439" w:dyaOrig="365">
+          <v:shape id="_x0000_i1028" type="#_x0000_t75" style="width:22pt;height:18.5pt" o:ole="">
             <v:imagedata r:id="rId14" o:title=""/>
           </v:shape>
-          <o:OLEObject Type="Embed" ProgID="Equation.DSMT4" ShapeID="_x0000_i1028" DrawAspect="Content" ObjectID="_1803357887" r:id="rId15"/>
+          <o:OLEObject Type="Embed" ProgID="Equation.DSMT4" ShapeID="_x0000_i1028" DrawAspect="Content" ObjectID="_1803397097" r:id="rId15"/>
         </w:object>
       </w:r>
       <w:r>
@@ -987,25 +971,7 @@
           <w:sz w:val="20"/>
           <w:szCs w:val="20"/>
         </w:rPr>
-        <w:t xml:space="preserve">, the multi-head self-attention mechanism linearly transforms it into multiple sets of queries, keys, and values of different dimensions, then independently performs self-attention operations in each subspace, and finally concatenates these results. The whole process </w:t>
-      </w:r>
-      <w:proofErr w:type="gramStart"/>
-      <w:r>
-        <w:rPr>
-          <w:rFonts w:ascii="Times New Roman" w:eastAsia="宋体" w:hAnsi="Times New Roman" w:cs="Times New Roman"/>
-          <w:sz w:val="20"/>
-          <w:szCs w:val="20"/>
-        </w:rPr>
-        <w:t>involves  multi</w:t>
-      </w:r>
-      <w:proofErr w:type="gramEnd"/>
-      <w:r>
-        <w:rPr>
-          <w:rFonts w:ascii="Times New Roman" w:eastAsia="宋体" w:hAnsi="Times New Roman" w:cs="Times New Roman"/>
-          <w:sz w:val="20"/>
-          <w:szCs w:val="20"/>
-        </w:rPr>
-        <w:t xml:space="preserve">-head query, key, and value calculations, followed by the concatenation of the head structures. Initially, the multi-head query, key, and value calculations generate multiple queries, keys, and values from the input sequence </w:t>
+        <w:t xml:space="preserve">, the multi-head self-attention mechanism linearly transforms it into multiple sets of queries, keys, and values of different dimensions, then independently performs self-attention operations in each subspace, and finally concatenates these results. The whole process involves  multi-head query, key, and value calculations, followed by the concatenation of the head structures. Initially, the multi-head query, key, and value calculations generate multiple queries, keys, and values from the input sequence </w:t>
       </w:r>
       <w:r>
         <w:rPr>
@@ -1036,11 +1002,11 @@
         <w:rPr>
           <w:position w:val="-10"/>
         </w:rPr>
-        <w:object w:dxaOrig="3191" w:dyaOrig="346">
-          <v:shape id="_x0000_i1029" type="#_x0000_t75" style="width:159.45pt;height:17.3pt" o:ole="">
+        <w:object w:dxaOrig="3189" w:dyaOrig="346">
+          <v:shape id="_x0000_i1029" type="#_x0000_t75" style="width:159.5pt;height:17.5pt" o:ole="">
             <v:imagedata r:id="rId16" o:title=""/>
           </v:shape>
-          <o:OLEObject Type="Embed" ProgID="Equation.DSMT4" ShapeID="_x0000_i1029" DrawAspect="Content" ObjectID="_1803357888" r:id="rId17"/>
+          <o:OLEObject Type="Embed" ProgID="Equation.DSMT4" ShapeID="_x0000_i1029" DrawAspect="Content" ObjectID="_1803397098" r:id="rId17"/>
         </w:object>
       </w:r>
       <w:r>
@@ -1094,7 +1060,6 @@
         </w:rPr>
         <w:t xml:space="preserve">Where </w:t>
       </w:r>
-      <w:proofErr w:type="spellStart"/>
       <w:r>
         <w:rPr>
           <w:rFonts w:ascii="Times New Roman" w:eastAsia="Times New Roman" w:hAnsi="Times New Roman" w:cs="Times New Roman"/>
@@ -1124,7 +1089,6 @@
         </w:rPr>
         <w:t>Q</w:t>
       </w:r>
-      <w:proofErr w:type="spellEnd"/>
       <w:r>
         <w:rPr>
           <w:rFonts w:ascii="Times New Roman" w:eastAsia="Times New Roman" w:hAnsi="Times New Roman" w:cs="Times New Roman"/>
@@ -1133,7 +1097,6 @@
         </w:rPr>
         <w:t xml:space="preserve">, </w:t>
       </w:r>
-      <w:proofErr w:type="spellStart"/>
       <w:r>
         <w:rPr>
           <w:rFonts w:ascii="Times New Roman" w:eastAsia="Times New Roman" w:hAnsi="Times New Roman" w:cs="Times New Roman"/>
@@ -1163,7 +1126,6 @@
         </w:rPr>
         <w:t>K</w:t>
       </w:r>
-      <w:proofErr w:type="spellEnd"/>
       <w:r>
         <w:rPr>
           <w:rFonts w:ascii="Times New Roman" w:eastAsia="Times New Roman" w:hAnsi="Times New Roman" w:cs="Times New Roman"/>
@@ -1172,7 +1134,6 @@
         </w:rPr>
         <w:t xml:space="preserve">, </w:t>
       </w:r>
-      <w:proofErr w:type="spellStart"/>
       <w:r>
         <w:rPr>
           <w:rFonts w:ascii="Times New Roman" w:eastAsia="Times New Roman" w:hAnsi="Times New Roman" w:cs="Times New Roman"/>
@@ -1202,32 +1163,13 @@
         </w:rPr>
         <w:t>V</w:t>
       </w:r>
-      <w:proofErr w:type="spellEnd"/>
-      <w:r>
-        <w:rPr>
-          <w:rFonts w:ascii="Times New Roman" w:eastAsia="宋体" w:hAnsi="Times New Roman" w:cs="Times New Roman"/>
-          <w:sz w:val="20"/>
-          <w:szCs w:val="20"/>
-        </w:rPr>
-        <w:t xml:space="preserve"> are the weight matrices of the query, key and value corresponding to the </w:t>
-      </w:r>
-      <w:proofErr w:type="spellStart"/>
-      <w:r>
-        <w:rPr>
-          <w:rFonts w:ascii="Times New Roman" w:eastAsia="宋体" w:hAnsi="Times New Roman" w:cs="Times New Roman"/>
-          <w:sz w:val="20"/>
-          <w:szCs w:val="20"/>
-        </w:rPr>
-        <w:t>ith</w:t>
-      </w:r>
-      <w:proofErr w:type="spellEnd"/>
-      <w:r>
-        <w:rPr>
-          <w:rFonts w:ascii="Times New Roman" w:eastAsia="宋体" w:hAnsi="Times New Roman" w:cs="Times New Roman"/>
-          <w:sz w:val="20"/>
-          <w:szCs w:val="20"/>
-        </w:rPr>
-        <w:t xml:space="preserve"> head.</w:t>
+      <w:r>
+        <w:rPr>
+          <w:rFonts w:ascii="Times New Roman" w:eastAsia="宋体" w:hAnsi="Times New Roman" w:cs="Times New Roman"/>
+          <w:sz w:val="20"/>
+          <w:szCs w:val="20"/>
+        </w:rPr>
+        <w:t xml:space="preserve"> are the weight matrices of the query, key and value corresponding to the ith head.</w:t>
       </w:r>
     </w:p>
     <w:p>
@@ -1261,11 +1203,11 @@
         <w:rPr>
           <w:position w:val="-10"/>
         </w:rPr>
-        <w:object w:dxaOrig="4101" w:dyaOrig="346">
-          <v:shape id="_x0000_i1030" type="#_x0000_t75" style="width:205.25pt;height:17.3pt" o:ole="">
+        <w:object w:dxaOrig="4105" w:dyaOrig="346">
+          <v:shape id="_x0000_i1030" type="#_x0000_t75" style="width:205.5pt;height:17.5pt" o:ole="">
             <v:imagedata r:id="rId18" o:title=""/>
           </v:shape>
-          <o:OLEObject Type="Embed" ProgID="Equation.DSMT4" ShapeID="_x0000_i1030" DrawAspect="Content" ObjectID="_1803357889" r:id="rId19"/>
+          <o:OLEObject Type="Embed" ProgID="Equation.DSMT4" ShapeID="_x0000_i1030" DrawAspect="Content" ObjectID="_1803397099" r:id="rId19"/>
         </w:object>
       </w:r>
       <w:r>
@@ -1370,11 +1312,11 @@
           <w:sz w:val="20"/>
           <w:szCs w:val="20"/>
         </w:rPr>
-        <w:object w:dxaOrig="818" w:dyaOrig="300">
-          <v:shape id="_x0000_i1031" type="#_x0000_t75" style="width:40.7pt;height:14.95pt" o:ole="">
+        <w:object w:dxaOrig="814" w:dyaOrig="299">
+          <v:shape id="_x0000_i1031" type="#_x0000_t75" style="width:40.5pt;height:15pt" o:ole="">
             <v:imagedata r:id="rId20" o:title=""/>
           </v:shape>
-          <o:OLEObject Type="Embed" ProgID="Equation.DSMT4" ShapeID="_x0000_i1031" DrawAspect="Content" ObjectID="_1803357890" r:id="rId21"/>
+          <o:OLEObject Type="Embed" ProgID="Equation.DSMT4" ShapeID="_x0000_i1031" DrawAspect="Content" ObjectID="_1803397100" r:id="rId21"/>
         </w:object>
       </w:r>
       <w:r>
@@ -1585,27 +1527,7 @@
           <w:sz w:val="20"/>
           <w:szCs w:val="20"/>
         </w:rPr>
-        <w:t xml:space="preserve">Transfer learning technology has demonstrated its wide applicability across multiple fields, ranging from natural language processing to computer vision and speech recognition. For example, in natural language processing, pre-trained models such as BERT learn language patterns by analyzing large corpora, which can then be fine-tuned for specific tasks such as sentiment analysis and question answering systems. Similarly, in the field of computer vision, it is common practice to leverage models pre-trained on the ImageNet dataset, such as </w:t>
-      </w:r>
-      <w:proofErr w:type="spellStart"/>
-      <w:r>
-        <w:rPr>
-          <w:rFonts w:ascii="Times New Roman" w:hAnsi="Times New Roman" w:cs="Times New Roman"/>
-          <w:color w:val="000000"/>
-          <w:sz w:val="20"/>
-          <w:szCs w:val="20"/>
-        </w:rPr>
-        <w:t>ResNet</w:t>
-      </w:r>
-      <w:proofErr w:type="spellEnd"/>
-      <w:r>
-        <w:rPr>
-          <w:rFonts w:ascii="Times New Roman" w:hAnsi="Times New Roman" w:cs="Times New Roman"/>
-          <w:color w:val="000000"/>
-          <w:sz w:val="20"/>
-          <w:szCs w:val="20"/>
-        </w:rPr>
-        <w:t xml:space="preserve"> or VGG networks, as feature extractors for new vision tasks, thereby accelerating the training process and enhancing performance.</w:t>
+        <w:t>Transfer learning technology has demonstrated its wide applicability across multiple fields, ranging from natural language processing to computer vision and speech recognition. For example, in natural language processing, pre-trained models such as BERT learn language patterns by analyzing large corpora, which can then be fine-tuned for specific tasks such as sentiment analysis and question answering systems. Similarly, in the field of computer vision, it is common practice to leverage models pre-trained on the ImageNet dataset, such as ResNet or VGG networks, as feature extractors for new vision tasks, thereby accelerating the training process and enhancing performance.</w:t>
       </w:r>
     </w:p>
     <w:p>
@@ -1646,11 +1568,11 @@
         <w:rPr>
           <w:position w:val="-22"/>
         </w:rPr>
-        <w:object w:dxaOrig="2223" w:dyaOrig="541">
-          <v:shape id="_x0000_i1032" type="#_x0000_t75" style="width:111.25pt;height:27.1pt" o:ole="">
+        <w:object w:dxaOrig="2225" w:dyaOrig="542">
+          <v:shape id="_x0000_i1032" type="#_x0000_t75" style="width:111.5pt;height:27pt" o:ole="">
             <v:imagedata r:id="rId22" o:title=""/>
           </v:shape>
-          <o:OLEObject Type="Embed" ProgID="Equation.DSMT4" ShapeID="_x0000_i1032" DrawAspect="Content" ObjectID="_1803357891" r:id="rId23"/>
+          <o:OLEObject Type="Embed" ProgID="Equation.DSMT4" ShapeID="_x0000_i1032" DrawAspect="Content" ObjectID="_1803397101" r:id="rId23"/>
         </w:object>
       </w:r>
       <w:r>
@@ -1697,11 +1619,11 @@
         <w:rPr>
           <w:position w:val="-22"/>
         </w:rPr>
-        <w:object w:dxaOrig="1210" w:dyaOrig="541">
-          <v:shape id="_x0000_i1033" type="#_x0000_t75" style="width:60.3pt;height:27.1pt" o:ole="">
+        <w:object w:dxaOrig="1206" w:dyaOrig="542">
+          <v:shape id="_x0000_i1033" type="#_x0000_t75" style="width:60.5pt;height:27pt" o:ole="">
             <v:imagedata r:id="rId24" o:title=""/>
           </v:shape>
-          <o:OLEObject Type="Embed" ProgID="Equation.DSMT4" ShapeID="_x0000_i1033" DrawAspect="Content" ObjectID="_1803357892" r:id="rId25"/>
+          <o:OLEObject Type="Embed" ProgID="Equation.DSMT4" ShapeID="_x0000_i1033" DrawAspect="Content" ObjectID="_1803397102" r:id="rId25"/>
         </w:object>
       </w:r>
       <w:r>
@@ -1750,11 +1672,11 @@
         <w:rPr>
           <w:position w:val="-22"/>
         </w:rPr>
-        <w:object w:dxaOrig="1210" w:dyaOrig="541">
-          <v:shape id="_x0000_i1034" type="#_x0000_t75" style="width:60.3pt;height:27.1pt" o:ole="">
+        <w:object w:dxaOrig="1206" w:dyaOrig="542">
+          <v:shape id="_x0000_i1034" type="#_x0000_t75" style="width:60.5pt;height:27pt" o:ole="">
             <v:imagedata r:id="rId26" o:title=""/>
           </v:shape>
-          <o:OLEObject Type="Embed" ProgID="Equation.DSMT4" ShapeID="_x0000_i1034" DrawAspect="Content" ObjectID="_1803357893" r:id="rId27"/>
+          <o:OLEObject Type="Embed" ProgID="Equation.DSMT4" ShapeID="_x0000_i1034" DrawAspect="Content" ObjectID="_1803397103" r:id="rId27"/>
         </w:object>
       </w:r>
       <w:r>
@@ -1801,11 +1723,11 @@
         <w:rPr>
           <w:position w:val="-30"/>
         </w:rPr>
-        <w:object w:dxaOrig="4723" w:dyaOrig="645">
-          <v:shape id="_x0000_i1035" type="#_x0000_t75" style="width:236.1pt;height:32.25pt" o:ole="">
+        <w:object w:dxaOrig="4722" w:dyaOrig="645">
+          <v:shape id="_x0000_i1035" type="#_x0000_t75" style="width:236pt;height:32.5pt" o:ole="">
             <v:imagedata r:id="rId28" o:title=""/>
           </v:shape>
-          <o:OLEObject Type="Embed" ProgID="Equation.DSMT4" ShapeID="_x0000_i1035" DrawAspect="Content" ObjectID="_1803357894" r:id="rId29"/>
+          <o:OLEObject Type="Embed" ProgID="Equation.DSMT4" ShapeID="_x0000_i1035" DrawAspect="Content" ObjectID="_1803397104" r:id="rId29"/>
         </w:object>
       </w:r>
       <w:r>
@@ -1858,11 +1780,11 @@
         <w:rPr>
           <w:position w:val="-26"/>
         </w:rPr>
-        <w:object w:dxaOrig="3732" w:dyaOrig="622">
-          <v:shape id="_x0000_i1036" type="#_x0000_t75" style="width:186.55pt;height:31.3pt" o:ole="">
+        <w:object w:dxaOrig="3731" w:dyaOrig="626">
+          <v:shape id="_x0000_i1036" type="#_x0000_t75" style="width:186.5pt;height:31.5pt" o:ole="">
             <v:imagedata r:id="rId30" o:title=""/>
           </v:shape>
-          <o:OLEObject Type="Embed" ProgID="Equation.DSMT4" ShapeID="_x0000_i1036" DrawAspect="Content" ObjectID="_1803357895" r:id="rId31"/>
+          <o:OLEObject Type="Embed" ProgID="Equation.DSMT4" ShapeID="_x0000_i1036" DrawAspect="Content" ObjectID="_1803397105" r:id="rId31"/>
         </w:object>
       </w:r>
       <w:r>
@@ -1916,87 +1838,7 @@
           <w:sz w:val="20"/>
           <w:szCs w:val="20"/>
         </w:rPr>
-        <w:t xml:space="preserve">Here, TP represents the number of correctly predicted SARS-CoV-2 phosphorylation sites, while TN represents the number of correctly identified non-SARS-CoV-2 phosphorylation sites. FP represents the number of misidentified SARS-CoV-2 phosphorylation sites, FN represents the number of misidentified non-SARS-CoV-2, </w:t>
-      </w:r>
-      <w:proofErr w:type="spellStart"/>
-      <w:r>
-        <w:rPr>
-          <w:rFonts w:ascii="Times New Roman" w:hAnsi="Times New Roman" w:cs="Times New Roman"/>
-          <w:color w:val="000000"/>
-          <w:sz w:val="20"/>
-          <w:szCs w:val="20"/>
-        </w:rPr>
-        <w:t>TPRi</w:t>
-      </w:r>
-      <w:proofErr w:type="spellEnd"/>
-      <w:r>
-        <w:rPr>
-          <w:rFonts w:ascii="Times New Roman" w:hAnsi="Times New Roman" w:cs="Times New Roman"/>
-          <w:color w:val="000000"/>
-          <w:sz w:val="20"/>
-          <w:szCs w:val="20"/>
-        </w:rPr>
-        <w:t xml:space="preserve"> represents the true rate corresponding to the </w:t>
-      </w:r>
-      <w:proofErr w:type="spellStart"/>
-      <w:r>
-        <w:rPr>
-          <w:rFonts w:ascii="Times New Roman" w:hAnsi="Times New Roman" w:cs="Times New Roman"/>
-          <w:color w:val="000000"/>
-          <w:sz w:val="20"/>
-          <w:szCs w:val="20"/>
-        </w:rPr>
-        <w:t>ith</w:t>
-      </w:r>
-      <w:proofErr w:type="spellEnd"/>
-      <w:r>
-        <w:rPr>
-          <w:rFonts w:ascii="Times New Roman" w:hAnsi="Times New Roman" w:cs="Times New Roman"/>
-          <w:color w:val="000000"/>
-          <w:sz w:val="20"/>
-          <w:szCs w:val="20"/>
-        </w:rPr>
-        <w:t xml:space="preserve"> threshold, </w:t>
-      </w:r>
-      <w:proofErr w:type="spellStart"/>
-      <w:r>
-        <w:rPr>
-          <w:rFonts w:ascii="Times New Roman" w:hAnsi="Times New Roman" w:cs="Times New Roman"/>
-          <w:color w:val="000000"/>
-          <w:sz w:val="20"/>
-          <w:szCs w:val="20"/>
-        </w:rPr>
-        <w:t>FPRi</w:t>
-      </w:r>
-      <w:proofErr w:type="spellEnd"/>
-      <w:r>
-        <w:rPr>
-          <w:rFonts w:ascii="Times New Roman" w:hAnsi="Times New Roman" w:cs="Times New Roman"/>
-          <w:color w:val="000000"/>
-          <w:sz w:val="20"/>
-          <w:szCs w:val="20"/>
-        </w:rPr>
-        <w:t xml:space="preserve"> represents the false positive rate corresponding to the </w:t>
-      </w:r>
-      <w:proofErr w:type="spellStart"/>
-      <w:r>
-        <w:rPr>
-          <w:rFonts w:ascii="Times New Roman" w:hAnsi="Times New Roman" w:cs="Times New Roman"/>
-          <w:color w:val="000000"/>
-          <w:sz w:val="20"/>
-          <w:szCs w:val="20"/>
-        </w:rPr>
-        <w:t>ith</w:t>
-      </w:r>
-      <w:proofErr w:type="spellEnd"/>
-      <w:r>
-        <w:rPr>
-          <w:rFonts w:ascii="Times New Roman" w:hAnsi="Times New Roman" w:cs="Times New Roman"/>
-          <w:color w:val="000000"/>
-          <w:sz w:val="20"/>
-          <w:szCs w:val="20"/>
-        </w:rPr>
-        <w:t xml:space="preserve"> threshold, and n represents the total number of thresholds.</w:t>
+        <w:t>Here, TP represents the number of correctly predicted SARS-CoV-2 phosphorylation sites, while TN represents the number of correctly identified non-SARS-CoV-2 phosphorylation sites. FP represents the number of misidentified SARS-CoV-2 phosphorylation sites, FN represents the number of misidentified non-SARS-CoV-2, TPRi represents the true rate corresponding to the ith threshold, FPRi represents the false positive rate corresponding to the ith threshold, and n represents the total number of thresholds.</w:t>
       </w:r>
     </w:p>
     <w:p>
@@ -2064,75 +1906,7 @@
           <w:szCs w:val="20"/>
           <w:highlight w:val="yellow"/>
         </w:rPr>
-        <w:t xml:space="preserve">Optimizer. During the model fine-tuning training process, we refer to the fine-tuning strategies of large models such as BERT, </w:t>
-      </w:r>
-      <w:proofErr w:type="spellStart"/>
-      <w:r>
-        <w:rPr>
-          <w:rFonts w:ascii="Times New Roman" w:hAnsi="Times New Roman" w:cs="Times New Roman"/>
-          <w:color w:val="000000"/>
-          <w:sz w:val="20"/>
-          <w:szCs w:val="20"/>
-          <w:highlight w:val="yellow"/>
-        </w:rPr>
-        <w:t>RoBERTa</w:t>
-      </w:r>
-      <w:proofErr w:type="spellEnd"/>
-      <w:r>
-        <w:rPr>
-          <w:rFonts w:ascii="Times New Roman" w:hAnsi="Times New Roman" w:cs="Times New Roman"/>
-          <w:color w:val="000000"/>
-          <w:sz w:val="20"/>
-          <w:szCs w:val="20"/>
-          <w:highlight w:val="yellow"/>
-        </w:rPr>
-        <w:t xml:space="preserve">, etc., and use the </w:t>
-      </w:r>
-      <w:proofErr w:type="spellStart"/>
-      <w:r>
-        <w:rPr>
-          <w:rFonts w:ascii="Times New Roman" w:hAnsi="Times New Roman" w:cs="Times New Roman"/>
-          <w:color w:val="000000"/>
-          <w:sz w:val="20"/>
-          <w:szCs w:val="20"/>
-          <w:highlight w:val="yellow"/>
-        </w:rPr>
-        <w:t>AdamW</w:t>
-      </w:r>
-      <w:proofErr w:type="spellEnd"/>
-      <w:r>
-        <w:rPr>
-          <w:rFonts w:ascii="Times New Roman" w:hAnsi="Times New Roman" w:cs="Times New Roman"/>
-          <w:color w:val="000000"/>
-          <w:sz w:val="20"/>
-          <w:szCs w:val="20"/>
-          <w:highlight w:val="yellow"/>
-        </w:rPr>
-        <w:t xml:space="preserve"> </w:t>
-      </w:r>
-      <w:proofErr w:type="spellStart"/>
-      <w:proofErr w:type="gramStart"/>
-      <w:r>
-        <w:rPr>
-          <w:rFonts w:ascii="Times New Roman" w:hAnsi="Times New Roman" w:cs="Times New Roman"/>
-          <w:color w:val="000000"/>
-          <w:sz w:val="20"/>
-          <w:szCs w:val="20"/>
-          <w:highlight w:val="yellow"/>
-        </w:rPr>
-        <w:t>optimizer.AdamW</w:t>
-      </w:r>
-      <w:proofErr w:type="spellEnd"/>
-      <w:proofErr w:type="gramEnd"/>
-      <w:r>
-        <w:rPr>
-          <w:rFonts w:ascii="Times New Roman" w:hAnsi="Times New Roman" w:cs="Times New Roman"/>
-          <w:color w:val="000000"/>
-          <w:sz w:val="20"/>
-          <w:szCs w:val="20"/>
-          <w:highlight w:val="yellow"/>
-        </w:rPr>
-        <w:t xml:space="preserve"> introduces an independent control mechanism for weight decay on the basis of Adam, and its core idea is to decouple weight decay from the gradient updating process, so as to avoid the problems brought by the scaling of the learning rate in the traditional Adam.</w:t>
+        <w:t>Optimizer. During the model fine-tuning training process, we refer to the fine-tuning strategies of large models such as BERT, RoBERTa, etc., and use the AdamW optimizer.AdamW introduces an independent control mechanism for weight decay on the basis of Adam, and its core idea is to decouple weight decay from the gradient updating process, so as to avoid the problems brought by the scaling of the learning rate in the traditional Adam.</w:t>
       </w:r>
     </w:p>
     <w:p>
@@ -2147,27 +1921,15 @@
           <w:highlight w:val="yellow"/>
         </w:rPr>
       </w:pPr>
-      <w:proofErr w:type="spellStart"/>
-      <w:r>
-        <w:rPr>
-          <w:rFonts w:ascii="Times New Roman" w:hAnsi="Times New Roman" w:cs="Times New Roman"/>
-          <w:color w:val="000000"/>
-          <w:sz w:val="20"/>
-          <w:szCs w:val="20"/>
-          <w:highlight w:val="yellow"/>
-        </w:rPr>
-        <w:t>AdamW</w:t>
-      </w:r>
-      <w:proofErr w:type="spellEnd"/>
-      <w:r>
-        <w:rPr>
-          <w:rFonts w:ascii="Times New Roman" w:hAnsi="Times New Roman" w:cs="Times New Roman"/>
-          <w:color w:val="000000"/>
-          <w:sz w:val="20"/>
-          <w:szCs w:val="20"/>
-          <w:highlight w:val="yellow"/>
-        </w:rPr>
-        <w:t xml:space="preserve"> inherits Adam's momentum estimate:</w:t>
+      <w:r>
+        <w:rPr>
+          <w:rFonts w:ascii="Times New Roman" w:hAnsi="Times New Roman" w:cs="Times New Roman"/>
+          <w:color w:val="000000"/>
+          <w:sz w:val="20"/>
+          <w:szCs w:val="20"/>
+          <w:highlight w:val="yellow"/>
+        </w:rPr>
+        <w:t>AdamW inherits Adam's momentum estimate:</w:t>
       </w:r>
     </w:p>
     <w:p>
@@ -2188,11 +1950,11 @@
           <w:position w:val="-10"/>
           <w:highlight w:val="yellow"/>
         </w:rPr>
-        <w:object w:dxaOrig="1935" w:dyaOrig="300">
-          <v:shape id="_x0000_i1037" type="#_x0000_t75" style="width:96.8pt;height:14.95pt" o:ole="">
+        <w:object w:dxaOrig="1936" w:dyaOrig="299">
+          <v:shape id="_x0000_i1037" type="#_x0000_t75" style="width:97pt;height:15pt" o:ole="">
             <v:imagedata r:id="rId32" o:title=""/>
           </v:shape>
-          <o:OLEObject Type="Embed" ProgID="Equation.DSMT4" ShapeID="_x0000_i1037" DrawAspect="Content" ObjectID="_1803357896" r:id="rId33"/>
+          <o:OLEObject Type="Embed" ProgID="Equation.DSMT4" ShapeID="_x0000_i1037" DrawAspect="Content" ObjectID="_1803397106" r:id="rId33"/>
         </w:object>
       </w:r>
       <w:r>
@@ -2379,7 +2141,6 @@
         </w:rPr>
         <w:t xml:space="preserve">is the attenuation factor (usually set to 0.9), and </w:t>
       </w:r>
-      <w:proofErr w:type="spellStart"/>
       <w:r>
         <w:rPr>
           <w:rFonts w:ascii="Times New Roman" w:hAnsi="Times New Roman" w:cs="Times New Roman"/>
@@ -2403,7 +2164,6 @@
         </w:rPr>
         <w:t>t</w:t>
       </w:r>
-      <w:proofErr w:type="spellEnd"/>
       <w:r>
         <w:rPr>
           <w:rFonts w:ascii="Times New Roman" w:hAnsi="Times New Roman" w:cs="Times New Roman"/>
@@ -2427,27 +2187,15 @@
           <w:highlight w:val="yellow"/>
         </w:rPr>
       </w:pPr>
-      <w:proofErr w:type="spellStart"/>
-      <w:r>
-        <w:rPr>
-          <w:rFonts w:ascii="Times New Roman" w:hAnsi="Times New Roman" w:cs="Times New Roman"/>
-          <w:color w:val="000000"/>
-          <w:sz w:val="20"/>
-          <w:szCs w:val="20"/>
-          <w:highlight w:val="yellow"/>
-        </w:rPr>
-        <w:t>AdamW</w:t>
-      </w:r>
-      <w:proofErr w:type="spellEnd"/>
-      <w:r>
-        <w:rPr>
-          <w:rFonts w:ascii="Times New Roman" w:hAnsi="Times New Roman" w:cs="Times New Roman"/>
-          <w:color w:val="000000"/>
-          <w:sz w:val="20"/>
-          <w:szCs w:val="20"/>
-          <w:highlight w:val="yellow"/>
-        </w:rPr>
-        <w:t xml:space="preserve"> inherits Adam's variance estimates:</w:t>
+      <w:r>
+        <w:rPr>
+          <w:rFonts w:ascii="Times New Roman" w:hAnsi="Times New Roman" w:cs="Times New Roman"/>
+          <w:color w:val="000000"/>
+          <w:sz w:val="20"/>
+          <w:szCs w:val="20"/>
+          <w:highlight w:val="yellow"/>
+        </w:rPr>
+        <w:t>AdamW inherits Adam's variance estimates:</w:t>
       </w:r>
     </w:p>
     <w:p>
@@ -2468,11 +2216,11 @@
           <w:position w:val="-10"/>
           <w:highlight w:val="yellow"/>
         </w:rPr>
-        <w:object w:dxaOrig="1935" w:dyaOrig="346">
-          <v:shape id="_x0000_i1038" type="#_x0000_t75" style="width:96.8pt;height:17.3pt" o:ole="">
+        <w:object w:dxaOrig="1936" w:dyaOrig="346">
+          <v:shape id="_x0000_i1038" type="#_x0000_t75" style="width:97pt;height:17.5pt" o:ole="">
             <v:imagedata r:id="rId34" o:title=""/>
           </v:shape>
-          <o:OLEObject Type="Embed" ProgID="Equation.DSMT4" ShapeID="_x0000_i1038" DrawAspect="Content" ObjectID="_1803357897" r:id="rId35"/>
+          <o:OLEObject Type="Embed" ProgID="Equation.DSMT4" ShapeID="_x0000_i1038" DrawAspect="Content" ObjectID="_1803397107" r:id="rId35"/>
         </w:object>
       </w:r>
       <w:r>
@@ -2582,7 +2330,6 @@
         </w:rPr>
         <w:t xml:space="preserve">where </w:t>
       </w:r>
-      <w:proofErr w:type="spellStart"/>
       <w:r>
         <w:rPr>
           <w:rFonts w:ascii="Times New Roman" w:eastAsia="宋体" w:hAnsi="Times New Roman" w:cs="Times New Roman"/>
@@ -2606,7 +2353,6 @@
         </w:rPr>
         <w:t>t</w:t>
       </w:r>
-      <w:proofErr w:type="spellEnd"/>
       <w:r>
         <w:rPr>
           <w:rFonts w:ascii="Times New Roman" w:hAnsi="Times New Roman" w:cs="Times New Roman"/>
@@ -2674,27 +2420,15 @@
           <w:highlight w:val="yellow"/>
         </w:rPr>
       </w:pPr>
-      <w:proofErr w:type="spellStart"/>
-      <w:r>
-        <w:rPr>
-          <w:rFonts w:ascii="Times New Roman" w:hAnsi="Times New Roman" w:cs="Times New Roman"/>
-          <w:color w:val="000000"/>
-          <w:sz w:val="20"/>
-          <w:szCs w:val="20"/>
-          <w:highlight w:val="yellow"/>
-        </w:rPr>
-        <w:t>AdamW</w:t>
-      </w:r>
-      <w:proofErr w:type="spellEnd"/>
-      <w:r>
-        <w:rPr>
-          <w:rFonts w:ascii="Times New Roman" w:hAnsi="Times New Roman" w:cs="Times New Roman"/>
-          <w:color w:val="000000"/>
-          <w:sz w:val="20"/>
-          <w:szCs w:val="20"/>
-          <w:highlight w:val="yellow"/>
-        </w:rPr>
-        <w:t xml:space="preserve"> bias-corrected for momentum and variance:</w:t>
+      <w:r>
+        <w:rPr>
+          <w:rFonts w:ascii="Times New Roman" w:hAnsi="Times New Roman" w:cs="Times New Roman"/>
+          <w:color w:val="000000"/>
+          <w:sz w:val="20"/>
+          <w:szCs w:val="20"/>
+          <w:highlight w:val="yellow"/>
+        </w:rPr>
+        <w:t>AdamW bias-corrected for momentum and variance:</w:t>
       </w:r>
     </w:p>
     <w:p>
@@ -2715,11 +2449,11 @@
           <w:position w:val="-28"/>
           <w:highlight w:val="yellow"/>
         </w:rPr>
-        <w:object w:dxaOrig="979" w:dyaOrig="622">
-          <v:shape id="_x0000_i1039" type="#_x0000_t75" style="width:49.1pt;height:31.3pt" o:ole="">
+        <w:object w:dxaOrig="982" w:dyaOrig="626">
+          <v:shape id="_x0000_i1039" type="#_x0000_t75" style="width:49pt;height:31.5pt" o:ole="">
             <v:imagedata r:id="rId36" o:title=""/>
           </v:shape>
-          <o:OLEObject Type="Embed" ProgID="Equation.DSMT4" ShapeID="_x0000_i1039" DrawAspect="Content" ObjectID="_1803357898" r:id="rId37"/>
+          <o:OLEObject Type="Embed" ProgID="Equation.DSMT4" ShapeID="_x0000_i1039" DrawAspect="Content" ObjectID="_1803397108" r:id="rId37"/>
         </w:object>
       </w:r>
       <w:r>
@@ -2825,11 +2559,11 @@
           <w:position w:val="-28"/>
           <w:highlight w:val="yellow"/>
         </w:rPr>
-        <w:object w:dxaOrig="945" w:dyaOrig="622">
-          <v:shape id="_x0000_i1040" type="#_x0000_t75" style="width:47.2pt;height:31.3pt" o:ole="">
+        <w:object w:dxaOrig="944" w:dyaOrig="626">
+          <v:shape id="_x0000_i1040" type="#_x0000_t75" style="width:47pt;height:31.5pt" o:ole="">
             <v:imagedata r:id="rId38" o:title=""/>
           </v:shape>
-          <o:OLEObject Type="Embed" ProgID="Equation.DSMT4" ShapeID="_x0000_i1040" DrawAspect="Content" ObjectID="_1803357899" r:id="rId39"/>
+          <o:OLEObject Type="Embed" ProgID="Equation.DSMT4" ShapeID="_x0000_i1040" DrawAspect="Content" ObjectID="_1803397109" r:id="rId39"/>
         </w:object>
       </w:r>
       <w:r>
@@ -2929,27 +2663,15 @@
           <w:highlight w:val="yellow"/>
         </w:rPr>
       </w:pPr>
-      <w:proofErr w:type="spellStart"/>
-      <w:r>
-        <w:rPr>
-          <w:rFonts w:ascii="Times New Roman" w:hAnsi="Times New Roman" w:cs="Times New Roman"/>
-          <w:color w:val="000000"/>
-          <w:sz w:val="20"/>
-          <w:szCs w:val="20"/>
-          <w:highlight w:val="yellow"/>
-        </w:rPr>
-        <w:t>AdamW</w:t>
-      </w:r>
-      <w:proofErr w:type="spellEnd"/>
-      <w:r>
-        <w:rPr>
-          <w:rFonts w:ascii="Times New Roman" w:hAnsi="Times New Roman" w:cs="Times New Roman"/>
-          <w:color w:val="000000"/>
-          <w:sz w:val="20"/>
-          <w:szCs w:val="20"/>
-          <w:highlight w:val="yellow"/>
-        </w:rPr>
-        <w:t xml:space="preserve"> decouples the weight decay from the gradient update when updating the parameters:</w:t>
+      <w:r>
+        <w:rPr>
+          <w:rFonts w:ascii="Times New Roman" w:hAnsi="Times New Roman" w:cs="Times New Roman"/>
+          <w:color w:val="000000"/>
+          <w:sz w:val="20"/>
+          <w:szCs w:val="20"/>
+          <w:highlight w:val="yellow"/>
+        </w:rPr>
+        <w:t>AdamW decouples the weight decay from the gradient update when updating the parameters:</w:t>
       </w:r>
     </w:p>
     <w:p>
@@ -2970,11 +2692,11 @@
           <w:position w:val="-10"/>
           <w:highlight w:val="yellow"/>
         </w:rPr>
-        <w:object w:dxaOrig="1901" w:dyaOrig="300">
-          <v:shape id="_x0000_i1041" type="#_x0000_t75" style="width:94.9pt;height:14.95pt" o:ole="">
+        <w:object w:dxaOrig="1898" w:dyaOrig="299">
+          <v:shape id="_x0000_i1041" type="#_x0000_t75" style="width:95pt;height:15pt" o:ole="">
             <v:imagedata r:id="rId40" o:title=""/>
           </v:shape>
-          <o:OLEObject Type="Embed" ProgID="Equation.DSMT4" ShapeID="_x0000_i1041" DrawAspect="Content" ObjectID="_1803357900" r:id="rId41"/>
+          <o:OLEObject Type="Embed" ProgID="Equation.DSMT4" ShapeID="_x0000_i1041" DrawAspect="Content" ObjectID="_1803397110" r:id="rId41"/>
         </w:object>
       </w:r>
       <w:r>
@@ -3147,29 +2869,7 @@
           <w:szCs w:val="20"/>
           <w:highlight w:val="yellow"/>
         </w:rPr>
-        <w:t xml:space="preserve">The final update formula for </w:t>
-      </w:r>
-      <w:proofErr w:type="spellStart"/>
-      <w:r>
-        <w:rPr>
-          <w:rFonts w:ascii="Times New Roman" w:hAnsi="Times New Roman" w:cs="Times New Roman"/>
-          <w:color w:val="000000"/>
-          <w:sz w:val="20"/>
-          <w:szCs w:val="20"/>
-          <w:highlight w:val="yellow"/>
-        </w:rPr>
-        <w:t>AdamW</w:t>
-      </w:r>
-      <w:proofErr w:type="spellEnd"/>
-      <w:r>
-        <w:rPr>
-          <w:rFonts w:ascii="Times New Roman" w:hAnsi="Times New Roman" w:cs="Times New Roman"/>
-          <w:color w:val="000000"/>
-          <w:sz w:val="20"/>
-          <w:szCs w:val="20"/>
-          <w:highlight w:val="yellow"/>
-        </w:rPr>
-        <w:t xml:space="preserve"> can be expressed as:</w:t>
+        <w:t>The final update formula for AdamW can be expressed as:</w:t>
       </w:r>
     </w:p>
     <w:p>
@@ -3183,6 +2883,7 @@
         <w:rPr>
           <w:highlight w:val="yellow"/>
         </w:rPr>
+        <w:lastRenderedPageBreak/>
         <w:tab/>
       </w:r>
       <w:r>
@@ -3190,11 +2891,11 @@
           <w:position w:val="-30"/>
           <w:highlight w:val="yellow"/>
         </w:rPr>
-        <w:object w:dxaOrig="2442" w:dyaOrig="634">
-          <v:shape id="_x0000_i1042" type="#_x0000_t75" style="width:122.05pt;height:31.8pt" o:ole="">
+        <w:object w:dxaOrig="2441" w:dyaOrig="636">
+          <v:shape id="_x0000_i1042" type="#_x0000_t75" style="width:122pt;height:32pt" o:ole="">
             <v:imagedata r:id="rId42" o:title=""/>
           </v:shape>
-          <o:OLEObject Type="Embed" ProgID="Equation.DSMT4" ShapeID="_x0000_i1042" DrawAspect="Content" ObjectID="_1803357901" r:id="rId43"/>
+          <o:OLEObject Type="Embed" ProgID="Equation.DSMT4" ShapeID="_x0000_i1042" DrawAspect="Content" ObjectID="_1803397111" r:id="rId43"/>
         </w:object>
       </w:r>
       <w:r>
@@ -3346,52 +3047,7 @@
           <w:szCs w:val="20"/>
           <w:highlight w:val="yellow"/>
         </w:rPr>
-        <w:lastRenderedPageBreak/>
-        <w:t xml:space="preserve">The core improvement of </w:t>
-      </w:r>
-      <w:proofErr w:type="spellStart"/>
-      <w:r>
-        <w:rPr>
-          <w:rFonts w:ascii="Times New Roman" w:hAnsi="Times New Roman" w:cs="Times New Roman"/>
-          <w:color w:val="000000"/>
-          <w:sz w:val="20"/>
-          <w:szCs w:val="20"/>
-          <w:highlight w:val="yellow"/>
-        </w:rPr>
-        <w:t>AdamW</w:t>
-      </w:r>
-      <w:proofErr w:type="spellEnd"/>
-      <w:r>
-        <w:rPr>
-          <w:rFonts w:ascii="Times New Roman" w:hAnsi="Times New Roman" w:cs="Times New Roman"/>
-          <w:color w:val="000000"/>
-          <w:sz w:val="20"/>
-          <w:szCs w:val="20"/>
-          <w:highlight w:val="yellow"/>
-        </w:rPr>
-        <w:t xml:space="preserve"> is to decouple the weight decay from the gradient update and achieve better regularization by independently controlling the weight decay coefficient λ. This design allows </w:t>
-      </w:r>
-      <w:proofErr w:type="spellStart"/>
-      <w:r>
-        <w:rPr>
-          <w:rFonts w:ascii="Times New Roman" w:hAnsi="Times New Roman" w:cs="Times New Roman"/>
-          <w:color w:val="000000"/>
-          <w:sz w:val="20"/>
-          <w:szCs w:val="20"/>
-          <w:highlight w:val="yellow"/>
-        </w:rPr>
-        <w:t>AdamW</w:t>
-      </w:r>
-      <w:proofErr w:type="spellEnd"/>
-      <w:r>
-        <w:rPr>
-          <w:rFonts w:ascii="Times New Roman" w:hAnsi="Times New Roman" w:cs="Times New Roman"/>
-          <w:color w:val="000000"/>
-          <w:sz w:val="20"/>
-          <w:szCs w:val="20"/>
-          <w:highlight w:val="yellow"/>
-        </w:rPr>
-        <w:t xml:space="preserve"> to better balance the generalization ability and convergence speed of the model in practical applications.</w:t>
+        <w:t>The core improvement of AdamW is to decouple the weight decay from the gradient update and achieve better regularization by independently controlling the weight decay coefficient λ. This design allows AdamW to better balance the generalization ability and convergence speed of the model in practical applications.</w:t>
       </w:r>
     </w:p>
     <w:p>
@@ -3435,11 +3091,11 @@
           <w:position w:val="-10"/>
           <w:highlight w:val="yellow"/>
         </w:rPr>
-        <w:object w:dxaOrig="2915" w:dyaOrig="300">
-          <v:shape id="_x0000_i1043" type="#_x0000_t75" style="width:145.4pt;height:14.95pt" o:ole="">
+        <w:object w:dxaOrig="2908" w:dyaOrig="299">
+          <v:shape id="_x0000_i1043" type="#_x0000_t75" style="width:145.5pt;height:15pt" o:ole="">
             <v:imagedata r:id="rId44" o:title=""/>
           </v:shape>
-          <o:OLEObject Type="Embed" ProgID="Equation.DSMT4" ShapeID="_x0000_i1043" DrawAspect="Content" ObjectID="_1803357902" r:id="rId45"/>
+          <o:OLEObject Type="Embed" ProgID="Equation.DSMT4" ShapeID="_x0000_i1043" DrawAspect="Content" ObjectID="_1803397112" r:id="rId45"/>
         </w:object>
       </w:r>
       <w:r>
@@ -3717,29 +3373,7 @@
           <w:szCs w:val="20"/>
           <w:highlight w:val="yellow"/>
         </w:rPr>
-        <w:t xml:space="preserve">) are often included as adjustments in the calculation process. In addition, when optimizing the model parameters, the average loss of all samples is often used to assess the overall performance and ensure the stability of the training process. Compared to other loss functions such as mean square error (MSE), binary cross-entropy is more suitable for dealing with classification problems because it not only </w:t>
-      </w:r>
-      <w:proofErr w:type="gramStart"/>
-      <w:r>
-        <w:rPr>
-          <w:rFonts w:ascii="Times New Roman" w:hAnsi="Times New Roman" w:cs="Times New Roman"/>
-          <w:color w:val="000000"/>
-          <w:sz w:val="20"/>
-          <w:szCs w:val="20"/>
-          <w:highlight w:val="yellow"/>
-        </w:rPr>
-        <w:t>takes into account</w:t>
-      </w:r>
-      <w:proofErr w:type="gramEnd"/>
-      <w:r>
-        <w:rPr>
-          <w:rFonts w:ascii="Times New Roman" w:hAnsi="Times New Roman" w:cs="Times New Roman"/>
-          <w:color w:val="000000"/>
-          <w:sz w:val="20"/>
-          <w:szCs w:val="20"/>
-          <w:highlight w:val="yellow"/>
-        </w:rPr>
-        <w:t xml:space="preserve"> the differences between probability distributions, but also provides a more informative gradient in the optimization process. This property makes it ideal for dealing with binary classification tasks and can effectively improve the prediction accuracy of the model and accelerate the convergence speed.</w:t>
+        <w:t>) are often included as adjustments in the calculation process. In addition, when optimizing the model parameters, the average loss of all samples is often used to assess the overall performance and ensure the stability of the training process. Compared to other loss functions such as mean square error (MSE), binary cross-entropy is more suitable for dealing with classification problems because it not only takes into account the differences between probability distributions, but also provides a more informative gradient in the optimization process. This property makes it ideal for dealing with binary classification tasks and can effectively improve the prediction accuracy of the model and accelerate the convergence speed.</w:t>
       </w:r>
     </w:p>
     <w:p>
@@ -3784,11 +3418,11 @@
         <w:rPr>
           <w:position w:val="-26"/>
         </w:rPr>
-        <w:object w:dxaOrig="1336" w:dyaOrig="622">
-          <v:shape id="_x0000_i1044" type="#_x0000_t75" style="width:66.85pt;height:31.3pt" o:ole="">
+        <w:object w:dxaOrig="1337" w:dyaOrig="626">
+          <v:shape id="_x0000_i1044" type="#_x0000_t75" style="width:67pt;height:31.5pt" o:ole="">
             <v:imagedata r:id="rId46" o:title=""/>
           </v:shape>
-          <o:OLEObject Type="Embed" ProgID="Equation.DSMT4" ShapeID="_x0000_i1044" DrawAspect="Content" ObjectID="_1803357903" r:id="rId47"/>
+          <o:OLEObject Type="Embed" ProgID="Equation.DSMT4" ShapeID="_x0000_i1044" DrawAspect="Content" ObjectID="_1803397113" r:id="rId47"/>
         </w:object>
       </w:r>
       <w:r>
@@ -3844,7 +3478,6 @@
         </w:rPr>
         <w:t xml:space="preserve">Where </w:t>
       </w:r>
-      <w:proofErr w:type="spellStart"/>
       <w:r>
         <w:rPr>
           <w:rFonts w:ascii="Times New Roman" w:hAnsi="Times New Roman" w:cs="Times New Roman"/>
@@ -3866,7 +3499,6 @@
         </w:rPr>
         <w:t>t</w:t>
       </w:r>
-      <w:proofErr w:type="spellEnd"/>
       <w:r>
         <w:rPr>
           <w:rFonts w:ascii="Times New Roman" w:hAnsi="Times New Roman" w:cs="Times New Roman" w:hint="eastAsia"/>
@@ -3969,30 +3601,17 @@
           <w:sz w:val="20"/>
           <w:szCs w:val="20"/>
         </w:rPr>
-        <w:t>with a linear decay. The choice of this strategy is based on the ESM-2 model we adopted, whose built-in optimizer and training workflow are already designed to ensure model stability, thus eliminating the need for an additional warmup step.</w:t>
-      </w:r>
-    </w:p>
-    <w:p>
-      <w:pPr>
-        <w:widowControl/>
-        <w:jc w:val="left"/>
-        <w:rPr>
-          <w:rFonts w:ascii="Arial" w:hAnsi="Arial" w:cs="Arial"/>
-          <w:color w:val="004495"/>
-          <w:kern w:val="28"/>
-          <w:sz w:val="16"/>
-          <w:szCs w:val="16"/>
-        </w:rPr>
-      </w:pPr>
-      <w:r>
-        <w:rPr>
-          <w:rFonts w:ascii="Arial" w:hAnsi="Arial" w:cs="Arial"/>
-          <w:color w:val="004495"/>
-          <w:kern w:val="28"/>
-          <w:sz w:val="16"/>
-          <w:szCs w:val="16"/>
-        </w:rPr>
-        <w:br w:type="page"/>
+        <w:t xml:space="preserve">with a linear decay. The choice of this strategy is based on the ESM-2 model we adopted, whose built-in optimizer and training workflow are already designed to ensure </w:t>
+      </w:r>
+      <w:r>
+        <w:rPr>
+          <w:rFonts w:ascii="Times New Roman" w:hAnsi="Times New Roman" w:cs="Times New Roman"/>
+          <w:color w:val="000000"/>
+          <w:sz w:val="20"/>
+          <w:szCs w:val="20"/>
+        </w:rPr>
+        <w:lastRenderedPageBreak/>
+        <w:t>model stability, thus eliminating the need for an additional warmup step.</w:t>
       </w:r>
     </w:p>
     <w:p>
@@ -4017,7 +3636,6 @@
           <w:sz w:val="16"/>
           <w:szCs w:val="16"/>
         </w:rPr>
-        <w:lastRenderedPageBreak/>
         <w:t>A</w:t>
       </w:r>
       <w:r>
@@ -4108,7 +3726,6 @@
               </w:rPr>
             </w:pPr>
             <w:bookmarkStart w:id="1" w:name="_Hlk181189078"/>
-            <w:proofErr w:type="gramStart"/>
             <w:r>
               <w:rPr>
                 <w:rFonts w:ascii="Times New Roman" w:eastAsia="Times New Roman" w:hAnsi="Times New Roman" w:cs="Times New Roman"/>
@@ -4121,7 +3738,6 @@
               </w:rPr>
               <w:t>Algorithm :</w:t>
             </w:r>
-            <w:proofErr w:type="gramEnd"/>
             <w:r>
               <w:rPr>
                 <w:rFonts w:ascii="Times New Roman" w:eastAsia="Times New Roman" w:hAnsi="Times New Roman" w:cs="Times New Roman"/>
@@ -4234,7 +3850,6 @@
               </w:rPr>
               <w:t xml:space="preserve">, Learning rate </w:t>
             </w:r>
-            <w:proofErr w:type="spellStart"/>
             <w:r>
               <w:rPr>
                 <w:rFonts w:ascii="Times New Roman" w:eastAsia="Times New Roman" w:hAnsi="Times New Roman" w:cs="Times New Roman"/>
@@ -4245,9 +3860,18 @@
                 <w:szCs w:val="16"/>
                 <w:lang w:val="en-GB"/>
               </w:rPr>
-              <w:t>lr</w:t>
-            </w:r>
-            <w:proofErr w:type="spellEnd"/>
+              <w:t xml:space="preserve">lr </w:t>
+            </w:r>
+            <w:r>
+              <w:rPr>
+                <w:rFonts w:ascii="Times New Roman" w:eastAsia="Times New Roman" w:hAnsi="Times New Roman" w:cs="Times New Roman"/>
+                <w:bCs/>
+                <w:sz w:val="16"/>
+                <w:szCs w:val="16"/>
+                <w:lang w:val="en-GB"/>
+              </w:rPr>
+              <w:t xml:space="preserve">= 1e-5, Epoch </w:t>
+            </w:r>
             <w:r>
               <w:rPr>
                 <w:rFonts w:ascii="Times New Roman" w:eastAsia="Times New Roman" w:hAnsi="Times New Roman" w:cs="Times New Roman"/>
@@ -4258,7 +3882,7 @@
                 <w:szCs w:val="16"/>
                 <w:lang w:val="en-GB"/>
               </w:rPr>
-              <w:t xml:space="preserve"> </w:t>
+              <w:t xml:space="preserve">E </w:t>
             </w:r>
             <w:r>
               <w:rPr>
@@ -4268,51 +3892,7 @@
                 <w:szCs w:val="16"/>
                 <w:lang w:val="en-GB"/>
               </w:rPr>
-              <w:t xml:space="preserve">= 1e-5, Epoch </w:t>
-            </w:r>
-            <w:r>
-              <w:rPr>
-                <w:rFonts w:ascii="Times New Roman" w:eastAsia="Times New Roman" w:hAnsi="Times New Roman" w:cs="Times New Roman"/>
-                <w:b/>
-                <w:i/>
-                <w:iCs/>
-                <w:sz w:val="16"/>
-                <w:szCs w:val="16"/>
-                <w:lang w:val="en-GB"/>
-              </w:rPr>
-              <w:t xml:space="preserve">E </w:t>
-            </w:r>
-            <w:r>
-              <w:rPr>
-                <w:rFonts w:ascii="Times New Roman" w:eastAsia="Times New Roman" w:hAnsi="Times New Roman" w:cs="Times New Roman"/>
-                <w:bCs/>
-                <w:sz w:val="16"/>
-                <w:szCs w:val="16"/>
-                <w:lang w:val="en-GB"/>
-              </w:rPr>
-              <w:t xml:space="preserve">= 4, </w:t>
-            </w:r>
-            <w:proofErr w:type="spellStart"/>
-            <w:r>
-              <w:rPr>
-                <w:rFonts w:ascii="Times New Roman" w:eastAsia="Times New Roman" w:hAnsi="Times New Roman" w:cs="Times New Roman"/>
-                <w:bCs/>
-                <w:sz w:val="16"/>
-                <w:szCs w:val="16"/>
-                <w:lang w:val="en-GB"/>
-              </w:rPr>
-              <w:t>Batcg</w:t>
-            </w:r>
-            <w:proofErr w:type="spellEnd"/>
-            <w:r>
-              <w:rPr>
-                <w:rFonts w:ascii="Times New Roman" w:eastAsia="Times New Roman" w:hAnsi="Times New Roman" w:cs="Times New Roman"/>
-                <w:bCs/>
-                <w:sz w:val="16"/>
-                <w:szCs w:val="16"/>
-                <w:lang w:val="en-GB"/>
-              </w:rPr>
-              <w:t xml:space="preserve"> size </w:t>
+              <w:t xml:space="preserve">= 4, Batcg size </w:t>
             </w:r>
             <w:r>
               <w:rPr>
@@ -4599,7 +4179,6 @@
               </w:rPr>
               <w:t xml:space="preserve">Set the learning rate </w:t>
             </w:r>
-            <w:proofErr w:type="spellStart"/>
             <w:r>
               <w:rPr>
                 <w:rFonts w:ascii="Times New Roman" w:eastAsia="宋体" w:hAnsi="Times New Roman" w:cs="Times New Roman"/>
@@ -4609,19 +4188,7 @@
                 <w:sz w:val="16"/>
                 <w:szCs w:val="16"/>
               </w:rPr>
-              <w:t>lr</w:t>
-            </w:r>
-            <w:proofErr w:type="spellEnd"/>
-            <w:r>
-              <w:rPr>
-                <w:rFonts w:ascii="Times New Roman" w:eastAsia="宋体" w:hAnsi="Times New Roman" w:cs="Times New Roman"/>
-                <w:b/>
-                <w:i/>
-                <w:iCs/>
-                <w:sz w:val="16"/>
-                <w:szCs w:val="16"/>
-              </w:rPr>
-              <w:t xml:space="preserve"> </w:t>
+              <w:t xml:space="preserve">lr </w:t>
             </w:r>
             <w:r>
               <w:rPr>
@@ -5090,7 +4657,6 @@
               </w:rPr>
               <w:t xml:space="preserve"> each protein sequence </w:t>
             </w:r>
-            <w:proofErr w:type="spellStart"/>
             <w:r>
               <w:rPr>
                 <w:rFonts w:ascii="Times New Roman" w:eastAsia="Times New Roman" w:hAnsi="Times New Roman" w:cs="Times New Roman"/>
@@ -5116,7 +4682,6 @@
               </w:rPr>
               <w:t>i</w:t>
             </w:r>
-            <w:proofErr w:type="spellEnd"/>
             <w:r>
               <w:rPr>
                 <w:rFonts w:ascii="宋体" w:eastAsia="宋体" w:hAnsi="宋体" w:cs="宋体" w:hint="eastAsia"/>
@@ -5185,19 +4750,8 @@
                 <w:szCs w:val="16"/>
                 <w:highlight w:val="yellow"/>
               </w:rPr>
-              <w:t xml:space="preserve">the optimizer </w:t>
-            </w:r>
-            <w:proofErr w:type="spellStart"/>
-            <w:r>
-              <w:rPr>
-                <w:rFonts w:ascii="Times New Roman" w:hAnsi="Times New Roman" w:cs="Times New Roman"/>
-                <w:sz w:val="16"/>
-                <w:szCs w:val="16"/>
-                <w:highlight w:val="yellow"/>
-              </w:rPr>
-              <w:t>AdamW</w:t>
-            </w:r>
-            <w:proofErr w:type="spellEnd"/>
+              <w:t>the optimizer AdamW</w:t>
+            </w:r>
           </w:p>
           <w:p>
             <w:pPr>
@@ -5489,7 +5043,6 @@
               </w:rPr>
               <w:t xml:space="preserve"> batch </w:t>
             </w:r>
-            <w:proofErr w:type="spellStart"/>
             <w:r>
               <w:rPr>
                 <w:rFonts w:ascii="Times New Roman" w:eastAsia="Times New Roman" w:hAnsi="Times New Roman" w:cs="Times New Roman"/>
@@ -5515,7 +5068,6 @@
               </w:rPr>
               <w:t>j</w:t>
             </w:r>
-            <w:proofErr w:type="spellEnd"/>
             <w:r>
               <w:rPr>
                 <w:rFonts w:ascii="Times New Roman" w:eastAsia="Times New Roman" w:hAnsi="Times New Roman" w:cs="Times New Roman"/>
@@ -5766,7 +5318,6 @@
               </w:rPr>
               <w:t xml:space="preserve"> j</w:t>
             </w:r>
-            <w:proofErr w:type="gramStart"/>
             <w:r>
               <w:rPr>
                 <w:rFonts w:ascii="Times New Roman" w:eastAsia="Times New Roman" w:hAnsi="Times New Roman" w:cs="Times New Roman"/>
@@ -5802,7 +5353,6 @@
               </w:rPr>
               <w:t>/</w:t>
             </w:r>
-            <w:proofErr w:type="gramEnd"/>
             <w:r>
               <w:rPr>
                 <w:rFonts w:ascii="Times New Roman" w:eastAsia="Times New Roman" w:hAnsi="Times New Roman" w:cs="Times New Roman"/>
@@ -5867,7 +5417,6 @@
               </w:rPr>
               <w:t xml:space="preserve">        Compute loss </w:t>
             </w:r>
-            <w:proofErr w:type="gramStart"/>
             <w:r>
               <w:rPr>
                 <w:rFonts w:ascii="Times New Roman" w:eastAsia="Times New Roman" w:hAnsi="Times New Roman" w:cs="Times New Roman"/>
@@ -5890,7 +5439,6 @@
               </w:rPr>
               <w:t>(</w:t>
             </w:r>
-            <w:proofErr w:type="gramEnd"/>
             <w:r>
               <w:rPr>
                 <w:rFonts w:ascii="Times New Roman" w:eastAsia="Times New Roman" w:hAnsi="Times New Roman" w:cs="Times New Roman"/>
@@ -6093,7 +5641,6 @@
               </w:rPr>
               <w:t xml:space="preserve">Backpropagate the loss and update model parameters with </w:t>
             </w:r>
-            <w:proofErr w:type="spellStart"/>
             <w:r>
               <w:rPr>
                 <w:rFonts w:ascii="Times New Roman" w:eastAsia="Times New Roman" w:hAnsi="Times New Roman" w:cs="Times New Roman"/>
@@ -6104,20 +5651,7 @@
                 <w:sz w:val="16"/>
                 <w:szCs w:val="16"/>
               </w:rPr>
-              <w:t>lr</w:t>
-            </w:r>
-            <w:proofErr w:type="spellEnd"/>
-            <w:r>
-              <w:rPr>
-                <w:rFonts w:ascii="Times New Roman" w:eastAsia="Times New Roman" w:hAnsi="Times New Roman" w:cs="Times New Roman"/>
-                <w:b/>
-                <w:bCs/>
-                <w:i/>
-                <w:iCs/>
-                <w:sz w:val="16"/>
-                <w:szCs w:val="16"/>
-              </w:rPr>
-              <w:t xml:space="preserve"> </w:t>
+              <w:t xml:space="preserve">lr </w:t>
             </w:r>
             <w:r>
               <w:rPr>
@@ -6266,7 +5800,6 @@
               </w:rPr>
               <w:t xml:space="preserve"> each protein sequence </w:t>
             </w:r>
-            <w:proofErr w:type="spellStart"/>
             <w:r>
               <w:rPr>
                 <w:rFonts w:ascii="Times New Roman" w:eastAsia="Times New Roman" w:hAnsi="Times New Roman" w:cs="Times New Roman"/>
@@ -6290,21 +5823,7 @@
                 <w:szCs w:val="16"/>
                 <w:vertAlign w:val="subscript"/>
               </w:rPr>
-              <w:t>i</w:t>
-            </w:r>
-            <w:proofErr w:type="spellEnd"/>
-            <w:r>
-              <w:rPr>
-                <w:rFonts w:ascii="Times New Roman" w:eastAsia="Times New Roman" w:hAnsi="Times New Roman" w:cs="Times New Roman"/>
-                <w:b/>
-                <w:bCs/>
-                <w:i/>
-                <w:iCs/>
-                <w:sz w:val="16"/>
-                <w:szCs w:val="16"/>
-                <w:vertAlign w:val="subscript"/>
-              </w:rPr>
-              <w:t xml:space="preserve"> </w:t>
+              <w:t xml:space="preserve">i </w:t>
             </w:r>
             <w:r>
               <w:rPr>
@@ -6414,7 +5933,6 @@
               </w:rPr>
               <w:t xml:space="preserve"> </w:t>
             </w:r>
-            <w:proofErr w:type="spellStart"/>
             <w:r>
               <w:rPr>
                 <w:rFonts w:ascii="Times New Roman" w:eastAsia="宋体" w:hAnsi="Times New Roman" w:cs="Times New Roman"/>
@@ -6438,7 +5956,6 @@
               </w:rPr>
               <w:t>i</w:t>
             </w:r>
-            <w:proofErr w:type="spellEnd"/>
             <w:r>
               <w:rPr>
                 <w:rFonts w:ascii="Times New Roman" w:eastAsia="宋体" w:hAnsi="Times New Roman" w:cs="Times New Roman"/>
@@ -6697,11 +6214,11 @@
           <w:rFonts w:eastAsiaTheme="minorEastAsia"/>
           <w:color w:val="000000"/>
         </w:rPr>
-        <w:object w:dxaOrig="1544" w:dyaOrig="300">
-          <v:shape id="_x0000_i1045" type="#_x0000_t75" style="width:77.15pt;height:14.95pt" o:ole="">
+        <w:object w:dxaOrig="1543" w:dyaOrig="299">
+          <v:shape id="_x0000_i1045" type="#_x0000_t75" style="width:77pt;height:15pt" o:ole="">
             <v:imagedata r:id="rId48" o:title=""/>
           </v:shape>
-          <o:OLEObject Type="Embed" ProgID="Equation.DSMT4" ShapeID="_x0000_i1045" DrawAspect="Content" ObjectID="_1803357904" r:id="rId49"/>
+          <o:OLEObject Type="Embed" ProgID="Equation.DSMT4" ShapeID="_x0000_i1045" DrawAspect="Content" ObjectID="_1803397114" r:id="rId49"/>
         </w:object>
       </w:r>
       <w:r>
@@ -6906,11 +6423,11 @@
           <w:sz w:val="20"/>
           <w:szCs w:val="20"/>
         </w:rPr>
-        <w:object w:dxaOrig="2039" w:dyaOrig="541">
-          <v:shape id="_x0000_i1046" type="#_x0000_t75" style="width:101.9pt;height:27.1pt" o:ole="">
+        <w:object w:dxaOrig="2038" w:dyaOrig="542">
+          <v:shape id="_x0000_i1046" type="#_x0000_t75" style="width:102pt;height:27pt" o:ole="">
             <v:imagedata r:id="rId50" o:title=""/>
           </v:shape>
-          <o:OLEObject Type="Embed" ProgID="Equation.DSMT4" ShapeID="_x0000_i1046" DrawAspect="Content" ObjectID="_1803357905" r:id="rId51"/>
+          <o:OLEObject Type="Embed" ProgID="Equation.DSMT4" ShapeID="_x0000_i1046" DrawAspect="Content" ObjectID="_1803397115" r:id="rId51"/>
         </w:object>
       </w:r>
       <w:r>
@@ -6929,11 +6446,11 @@
           <w:sz w:val="20"/>
           <w:szCs w:val="20"/>
         </w:rPr>
-        <w:object w:dxaOrig="1233" w:dyaOrig="300">
-          <v:shape id="_x0000_i1047" type="#_x0000_t75" style="width:61.7pt;height:14.95pt" o:ole="">
+        <w:object w:dxaOrig="1234" w:dyaOrig="299">
+          <v:shape id="_x0000_i1047" type="#_x0000_t75" style="width:61.5pt;height:15pt" o:ole="">
             <v:imagedata r:id="rId52" o:title=""/>
           </v:shape>
-          <o:OLEObject Type="Embed" ProgID="Equation.DSMT4" ShapeID="_x0000_i1047" DrawAspect="Content" ObjectID="_1803357906" r:id="rId53"/>
+          <o:OLEObject Type="Embed" ProgID="Equation.DSMT4" ShapeID="_x0000_i1047" DrawAspect="Content" ObjectID="_1803397116" r:id="rId53"/>
         </w:object>
       </w:r>
       <w:r>
@@ -6957,7 +6474,6 @@
           <w:szCs w:val="20"/>
         </w:rPr>
       </w:pPr>
-      <w:proofErr w:type="spellStart"/>
       <w:r>
         <w:rPr>
           <w:rFonts w:ascii="Times New Roman" w:hAnsi="Times New Roman" w:cs="Times New Roman"/>
@@ -6966,57 +6482,7 @@
           <w:szCs w:val="20"/>
         </w:rPr>
         <w:lastRenderedPageBreak/>
-        <w:t>XGBoost</w:t>
-      </w:r>
-      <w:proofErr w:type="spellEnd"/>
-      <w:r>
-        <w:rPr>
-          <w:rFonts w:ascii="Times New Roman" w:hAnsi="Times New Roman" w:cs="Times New Roman"/>
-          <w:color w:val="000000"/>
-          <w:sz w:val="20"/>
-          <w:szCs w:val="20"/>
-        </w:rPr>
-        <w:t xml:space="preserve"> (</w:t>
-      </w:r>
-      <w:proofErr w:type="spellStart"/>
-      <w:r>
-        <w:rPr>
-          <w:rFonts w:ascii="Times New Roman" w:hAnsi="Times New Roman" w:cs="Times New Roman"/>
-          <w:color w:val="000000"/>
-          <w:sz w:val="20"/>
-          <w:szCs w:val="20"/>
-        </w:rPr>
-        <w:t>eXtreme</w:t>
-      </w:r>
-      <w:proofErr w:type="spellEnd"/>
-      <w:r>
-        <w:rPr>
-          <w:rFonts w:ascii="Times New Roman" w:hAnsi="Times New Roman" w:cs="Times New Roman"/>
-          <w:color w:val="000000"/>
-          <w:sz w:val="20"/>
-          <w:szCs w:val="20"/>
-        </w:rPr>
-        <w:t xml:space="preserve"> Gradient Boosting) is an efficient machine learning algorithm based on Gradient Boosting. Its core mechanism is to gradually build decision trees to fit the prediction errors of the previous round’s model and use gradient descent to minimize the loss function, thereby continuously improving the predictive accuracy of the model. The predictive value of </w:t>
-      </w:r>
-      <w:proofErr w:type="spellStart"/>
-      <w:r>
-        <w:rPr>
-          <w:rFonts w:ascii="Times New Roman" w:hAnsi="Times New Roman" w:cs="Times New Roman"/>
-          <w:color w:val="000000"/>
-          <w:sz w:val="20"/>
-          <w:szCs w:val="20"/>
-        </w:rPr>
-        <w:t>XGBoost</w:t>
-      </w:r>
-      <w:proofErr w:type="spellEnd"/>
-      <w:r>
-        <w:rPr>
-          <w:rFonts w:ascii="Times New Roman" w:hAnsi="Times New Roman" w:cs="Times New Roman"/>
-          <w:color w:val="000000"/>
-          <w:sz w:val="20"/>
-          <w:szCs w:val="20"/>
-        </w:rPr>
-        <w:t xml:space="preserve"> can be represented as:</w:t>
+        <w:t>XGBoost (eXtreme Gradient Boosting) is an efficient machine learning algorithm based on Gradient Boosting. Its core mechanism is to gradually build decision trees to fit the prediction errors of the previous round’s model and use gradient descent to minimize the loss function, thereby continuously improving the predictive accuracy of the model. The predictive value of XGBoost can be represented as:</w:t>
       </w:r>
     </w:p>
     <w:p>
@@ -7039,11 +6505,11 @@
           <w:rFonts w:eastAsiaTheme="minorEastAsia"/>
           <w:color w:val="000000"/>
         </w:rPr>
-        <w:object w:dxaOrig="1152" w:dyaOrig="541">
-          <v:shape id="_x0000_i1048" type="#_x0000_t75" style="width:57.5pt;height:27.1pt" o:ole="">
+        <w:object w:dxaOrig="1150" w:dyaOrig="542">
+          <v:shape id="_x0000_i1048" type="#_x0000_t75" style="width:57.5pt;height:27pt" o:ole="">
             <v:imagedata r:id="rId54" o:title=""/>
           </v:shape>
-          <o:OLEObject Type="Embed" ProgID="Equation.DSMT4" ShapeID="_x0000_i1048" DrawAspect="Content" ObjectID="_1803357907" r:id="rId55"/>
+          <o:OLEObject Type="Embed" ProgID="Equation.DSMT4" ShapeID="_x0000_i1048" DrawAspect="Content" ObjectID="_1803397117" r:id="rId55"/>
         </w:object>
       </w:r>
       <w:r>
@@ -7172,11 +6638,11 @@
           <w:sz w:val="20"/>
           <w:szCs w:val="20"/>
         </w:rPr>
-        <w:object w:dxaOrig="207" w:dyaOrig="300">
-          <v:shape id="_x0000_i1049" type="#_x0000_t75" style="width:10.3pt;height:14.95pt" o:ole="">
+        <w:object w:dxaOrig="206" w:dyaOrig="299">
+          <v:shape id="_x0000_i1049" type="#_x0000_t75" style="width:10.5pt;height:15pt" o:ole="">
             <v:imagedata r:id="rId56" o:title=""/>
           </v:shape>
-          <o:OLEObject Type="Embed" ProgID="Equation.DSMT4" ShapeID="_x0000_i1049" DrawAspect="Content" ObjectID="_1803357908" r:id="rId57"/>
+          <o:OLEObject Type="Embed" ProgID="Equation.DSMT4" ShapeID="_x0000_i1049" DrawAspect="Content" ObjectID="_1803397118" r:id="rId57"/>
         </w:object>
       </w:r>
       <w:r>
@@ -7188,7 +6654,6 @@
         </w:rPr>
         <w:t xml:space="preserve">is the prediction of the </w:t>
       </w:r>
-      <w:proofErr w:type="spellStart"/>
       <w:r>
         <w:rPr>
           <w:rFonts w:ascii="Times New Roman" w:hAnsi="Times New Roman" w:cs="Times New Roman"/>
@@ -7210,7 +6675,6 @@
         </w:rPr>
         <w:t>th</w:t>
       </w:r>
-      <w:proofErr w:type="spellEnd"/>
       <w:r>
         <w:rPr>
           <w:rFonts w:ascii="Times New Roman" w:hAnsi="Times New Roman" w:cs="Times New Roman"/>
@@ -7227,11 +6691,11 @@
           <w:sz w:val="20"/>
           <w:szCs w:val="20"/>
         </w:rPr>
-        <w:object w:dxaOrig="576" w:dyaOrig="300">
-          <v:shape id="_x0000_i1050" type="#_x0000_t75" style="width:28.5pt;height:14.95pt" o:ole="">
+        <w:object w:dxaOrig="570" w:dyaOrig="299">
+          <v:shape id="_x0000_i1050" type="#_x0000_t75" style="width:28.5pt;height:15pt" o:ole="">
             <v:imagedata r:id="rId58" o:title=""/>
           </v:shape>
-          <o:OLEObject Type="Embed" ProgID="Equation.DSMT4" ShapeID="_x0000_i1050" DrawAspect="Content" ObjectID="_1803357909" r:id="rId59"/>
+          <o:OLEObject Type="Embed" ProgID="Equation.DSMT4" ShapeID="_x0000_i1050" DrawAspect="Content" ObjectID="_1803397119" r:id="rId59"/>
         </w:object>
       </w:r>
       <w:r>
@@ -7302,27 +6766,7 @@
           <w:sz w:val="20"/>
           <w:szCs w:val="20"/>
         </w:rPr>
-        <w:t xml:space="preserve">In order to evaluate the predictive performance of the model in the binary classification task, </w:t>
-      </w:r>
-      <w:proofErr w:type="spellStart"/>
-      <w:r>
-        <w:rPr>
-          <w:rFonts w:ascii="Times New Roman" w:hAnsi="Times New Roman" w:cs="Times New Roman"/>
-          <w:color w:val="000000"/>
-          <w:sz w:val="20"/>
-          <w:szCs w:val="20"/>
-        </w:rPr>
-        <w:t>XGBoost</w:t>
-      </w:r>
-      <w:proofErr w:type="spellEnd"/>
-      <w:r>
-        <w:rPr>
-          <w:rFonts w:ascii="Times New Roman" w:hAnsi="Times New Roman" w:cs="Times New Roman"/>
-          <w:color w:val="000000"/>
-          <w:sz w:val="20"/>
-          <w:szCs w:val="20"/>
-        </w:rPr>
-        <w:t xml:space="preserve"> usually uses the logarithmic loss function as its core index.</w:t>
+        <w:t>In order to evaluate the predictive performance of the model in the binary classification task, XGBoost usually uses the logarithmic loss function as its core index.</w:t>
       </w:r>
     </w:p>
     <w:p>
@@ -7415,39 +6859,7 @@
           <w:rFonts w:ascii="Times New Roman" w:eastAsia="宋体" w:hAnsi="Times New Roman" w:cs="Times New Roman"/>
           <w:sz w:val="20"/>
         </w:rPr>
-        <w:t xml:space="preserve">The remarkable performance of ESM-2 on the S/T and Y sites indicates its powerful feature representation capability. As a deep learning model based on protein language model, ESM-2 captures the complex semantic relationships within protein sequences through large-scale pre-training, giving it a significant advantage in identifying protein functional regions. Its multi-layered structure design allows for the extraction of higher-level features layer by layer, particularly with the features extracted at layer 33 can effectively reflect the biological characteristics of phosphorylation sites. Compared with models designed for natural language, such as BERT and </w:t>
-      </w:r>
-      <w:proofErr w:type="spellStart"/>
-      <w:r>
-        <w:rPr>
-          <w:rFonts w:ascii="Times New Roman" w:eastAsia="宋体" w:hAnsi="Times New Roman" w:cs="Times New Roman"/>
-          <w:sz w:val="20"/>
-        </w:rPr>
-        <w:t>RoBERTa</w:t>
-      </w:r>
-      <w:proofErr w:type="spellEnd"/>
-      <w:r>
-        <w:rPr>
-          <w:rFonts w:ascii="Times New Roman" w:eastAsia="宋体" w:hAnsi="Times New Roman" w:cs="Times New Roman"/>
-          <w:sz w:val="20"/>
-        </w:rPr>
-        <w:t xml:space="preserve">, ESM-2 is specifically designed for protein sequences, thus exhibiting stronger feature extraction capabilities in biological tasks. Especially at the S/T sites, all five indicators (0.8162, 0.8468, 0.7859, 0.6343, and 0.8865) are significantly better than other models, showcasing its robust recognition ability for this dataset. Although BERT and </w:t>
-      </w:r>
-      <w:proofErr w:type="spellStart"/>
-      <w:r>
-        <w:rPr>
-          <w:rFonts w:ascii="Times New Roman" w:eastAsia="宋体" w:hAnsi="Times New Roman" w:cs="Times New Roman"/>
-          <w:sz w:val="20"/>
-        </w:rPr>
-        <w:t>RoBERTa</w:t>
-      </w:r>
-      <w:proofErr w:type="spellEnd"/>
-      <w:r>
-        <w:rPr>
-          <w:rFonts w:ascii="Times New Roman" w:eastAsia="宋体" w:hAnsi="Times New Roman" w:cs="Times New Roman"/>
-          <w:sz w:val="20"/>
-        </w:rPr>
-        <w:t xml:space="preserve"> have been</w:t>
+        <w:t>The remarkable performance of ESM-2 on the S/T and Y sites indicates its powerful feature representation capability. As a deep learning model based on protein language model, ESM-2 captures the complex semantic relationships within protein sequences through large-scale pre-training, giving it a significant advantage in identifying protein functional regions. Its multi-layered structure design allows for the extraction of higher-level features layer by layer, particularly with the features extracted at layer 33 can effectively reflect the biological characteristics of phosphorylation sites. Compared with models designed for natural language, such as BERT and RoBERTa, ESM-2 is specifically designed for protein sequences, thus exhibiting stronger feature extraction capabilities in biological tasks. Especially at the S/T sites, all five indicators (0.8162, 0.8468, 0.7859, 0.6343, and 0.8865) are significantly better than other models, showcasing its robust recognition ability for this dataset. Although BERT and RoBERTa have been</w:t>
       </w:r>
       <w:r>
         <w:rPr>
@@ -7461,55 +6873,7 @@
           <w:rFonts w:ascii="Times New Roman" w:eastAsia="宋体" w:hAnsi="Times New Roman" w:cs="Times New Roman"/>
           <w:sz w:val="20"/>
         </w:rPr>
-        <w:t xml:space="preserve">adjusted for processing protein sequences, their initial designs, primarily aimed at natural language, result in inferior performance compared to ESM-2 when dealing with the complexity of protein sequences. </w:t>
-      </w:r>
-      <w:proofErr w:type="spellStart"/>
-      <w:r>
-        <w:rPr>
-          <w:rFonts w:ascii="Times New Roman" w:eastAsia="宋体" w:hAnsi="Times New Roman" w:cs="Times New Roman"/>
-          <w:sz w:val="20"/>
-        </w:rPr>
-        <w:t>XLNet</w:t>
-      </w:r>
-      <w:proofErr w:type="spellEnd"/>
-      <w:r>
-        <w:rPr>
-          <w:rFonts w:ascii="Times New Roman" w:eastAsia="宋体" w:hAnsi="Times New Roman" w:cs="Times New Roman"/>
-          <w:sz w:val="20"/>
-        </w:rPr>
-        <w:t xml:space="preserve">, despite slightly outperforming ESM-2 in certain indicators (such as the Sn index at the Y site), ESM-2 significantly outperforms </w:t>
-      </w:r>
-      <w:proofErr w:type="spellStart"/>
-      <w:r>
-        <w:rPr>
-          <w:rFonts w:ascii="Times New Roman" w:eastAsia="宋体" w:hAnsi="Times New Roman" w:cs="Times New Roman"/>
-          <w:sz w:val="20"/>
-        </w:rPr>
-        <w:t>XLNet</w:t>
-      </w:r>
-      <w:proofErr w:type="spellEnd"/>
-      <w:r>
-        <w:rPr>
-          <w:rFonts w:ascii="Times New Roman" w:eastAsia="宋体" w:hAnsi="Times New Roman" w:cs="Times New Roman"/>
-          <w:sz w:val="20"/>
-        </w:rPr>
-        <w:t xml:space="preserve"> on other key indicators, especially MCC (0.5784 vs 0.2985). This indicates that although </w:t>
-      </w:r>
-      <w:proofErr w:type="spellStart"/>
-      <w:r>
-        <w:rPr>
-          <w:rFonts w:ascii="Times New Roman" w:eastAsia="宋体" w:hAnsi="Times New Roman" w:cs="Times New Roman"/>
-          <w:sz w:val="20"/>
-        </w:rPr>
-        <w:t>XLNet</w:t>
-      </w:r>
-      <w:proofErr w:type="spellEnd"/>
-      <w:r>
-        <w:rPr>
-          <w:rFonts w:ascii="Times New Roman" w:eastAsia="宋体" w:hAnsi="Times New Roman" w:cs="Times New Roman"/>
-          <w:sz w:val="20"/>
-        </w:rPr>
-        <w:t xml:space="preserve"> captures some local information through bidirectional encoding, it still falls short of ESM-2 in overall feature extraction and accuracy in protein function prediction.</w:t>
+        <w:t>adjusted for processing protein sequences, their initial designs, primarily aimed at natural language, result in inferior performance compared to ESM-2 when dealing with the complexity of protein sequences. XLNet, despite slightly outperforming ESM-2 in certain indicators (such as the Sn index at the Y site), ESM-2 significantly outperforms XLNet on other key indicators, especially MCC (0.5784 vs 0.2985). This indicates that although XLNet captures some local information through bidirectional encoding, it still falls short of ESM-2 in overall feature extraction and accuracy in protein function prediction.</w:t>
       </w:r>
     </w:p>
     <w:p>
@@ -7565,29 +6929,7 @@
           <w:szCs w:val="20"/>
           <w:highlight w:val="yellow"/>
         </w:rPr>
-        <w:t xml:space="preserve">Figure </w:t>
-      </w:r>
-      <w:bookmarkStart w:id="2" w:name="_GoBack"/>
-      <w:r>
-        <w:rPr>
-          <w:rFonts w:ascii="Arial" w:eastAsia="宋体" w:hAnsi="Arial" w:cs="Arial"/>
-          <w:color w:val="2E74B5" w:themeColor="accent5" w:themeShade="BF"/>
-          <w:sz w:val="20"/>
-          <w:szCs w:val="20"/>
-          <w:highlight w:val="yellow"/>
-        </w:rPr>
-        <w:t>3</w:t>
-      </w:r>
-      <w:bookmarkEnd w:id="2"/>
-      <w:r>
-        <w:rPr>
-          <w:rFonts w:ascii="Arial" w:eastAsia="宋体" w:hAnsi="Arial" w:cs="Arial"/>
-          <w:color w:val="2E74B5" w:themeColor="accent5" w:themeShade="BF"/>
-          <w:sz w:val="20"/>
-          <w:szCs w:val="20"/>
-          <w:highlight w:val="yellow"/>
-        </w:rPr>
-        <w:t>(</w:t>
+        <w:t>Figure 3(</w:t>
       </w:r>
       <w:r>
         <w:rPr>
@@ -7675,109 +7017,74 @@
           <w:szCs w:val="20"/>
           <w:highlight w:val="yellow"/>
         </w:rPr>
-        <w:t xml:space="preserve">In this study, we chose SVM and XGB as the integrated machine learning models, mainly considering the excellent generalization ability demonstrated by SVM in dealing with high-dimensional data, which is good at finding the optimal classification boundaries, and thus excels in accuracy and robustness. And XGB, as an efficient integrated learning method, continuously optimizes the predictive ability of the model through multiple rounds of iteration and gradient descent strategy, which can effectively capture complex patterns in data and excels in handling nonlinear relationships. In contrast, other common machine learning models such as MLP can deal with nonlinear problems, but are prone to overfitting and complicated training process on small sample datasets; Logistic Regression, as a linear model, works well in dealing with linear problems, but is slightly inferior to SVM and XGB in nonlinear problems; RFC, although it has strong predictive ability, has limited tuning space and is not as good as SVM and XGB; and RFC, although it has strong predictive ability, is not as good as SVM and XGB. However, its tuning space is limited and it is not as good as XGB in terms of careful optimization </w:t>
-      </w:r>
-      <w:proofErr w:type="spellStart"/>
-      <w:proofErr w:type="gramStart"/>
-      <w:r>
-        <w:rPr>
-          <w:rFonts w:ascii="Times New Roman" w:eastAsia="宋体" w:hAnsi="Times New Roman" w:cs="Times New Roman"/>
-          <w:sz w:val="20"/>
-          <w:szCs w:val="20"/>
-          <w:highlight w:val="yellow"/>
-        </w:rPr>
-        <w:t>error.Therefore</w:t>
-      </w:r>
-      <w:proofErr w:type="spellEnd"/>
-      <w:proofErr w:type="gramEnd"/>
-      <w:r>
-        <w:rPr>
-          <w:rFonts w:ascii="Times New Roman" w:eastAsia="宋体" w:hAnsi="Times New Roman" w:cs="Times New Roman"/>
-          <w:sz w:val="20"/>
-          <w:szCs w:val="20"/>
-          <w:highlight w:val="yellow"/>
-        </w:rPr>
-        <w:t xml:space="preserve">, SVM and XGB can provide better performance and results in this task. As shown in </w:t>
-      </w:r>
-      <w:bookmarkStart w:id="3" w:name="_Hlk192170736"/>
-      <w:r>
-        <w:rPr>
-          <w:rFonts w:ascii="Arial" w:eastAsia="宋体" w:hAnsi="Arial" w:cs="Arial"/>
-          <w:color w:val="2E74B5" w:themeColor="accent5" w:themeShade="BF"/>
-          <w:sz w:val="20"/>
-          <w:szCs w:val="20"/>
-          <w:highlight w:val="yellow"/>
-        </w:rPr>
-        <w:t>Fig. 4</w:t>
-      </w:r>
-      <w:r>
-        <w:rPr>
-          <w:rFonts w:ascii="Times New Roman" w:eastAsia="宋体" w:hAnsi="Times New Roman" w:cs="Times New Roman"/>
-          <w:sz w:val="20"/>
-          <w:szCs w:val="20"/>
-          <w:highlight w:val="yellow"/>
-        </w:rPr>
-        <w:t xml:space="preserve"> and </w:t>
-      </w:r>
+        <w:t xml:space="preserve">In this study, we selected SVM and XGB as the integrated machine learning models, mainly considering the excellent generalization ability demonstrated by SVM in dealing with high-dimensional data. It excels at finding optimal classification boundaries, thus performing exceptionally well in terms of accuracy and robustness. As an efficient ensemble learning method, XGB continuously optimizes the predictive ability of the model through multiple iteration and gradient descent strategy, which can effectively capture complex patterns in data and excels in handling nonlinear relationships. In comparison, other common machine learning models such as MLP can deal with nonlinear problems, but are prone to overfitting on small sample datasets and have a more complex training process. Logistic Regression, as a linear model, performs well in dealing with linear problems, but is slightly inferior to SVM and XGB in nonlinear problems. Although RFC possesses strong predictive power, its limited parameter tuning space makes it less effective than XGB in fine-tuning errors. Therefore, in this task, SVM and XGB provide better performance and results. As shown in </w:t>
+      </w:r>
+      <w:bookmarkStart w:id="2" w:name="_Hlk192170736"/>
+      <w:r>
+        <w:rPr>
+          <w:rFonts w:ascii="Times New Roman" w:eastAsia="宋体" w:hAnsi="Times New Roman" w:cs="Times New Roman"/>
+          <w:sz w:val="20"/>
+          <w:szCs w:val="20"/>
+          <w:highlight w:val="yellow"/>
+        </w:rPr>
+        <w:t xml:space="preserve">Fig. 4 and </w:t>
+      </w:r>
+      <w:bookmarkEnd w:id="2"/>
+      <w:r>
+        <w:rPr>
+          <w:rFonts w:ascii="Times New Roman" w:eastAsia="宋体" w:hAnsi="Times New Roman" w:cs="Times New Roman"/>
+          <w:sz w:val="20"/>
+          <w:szCs w:val="20"/>
+          <w:highlight w:val="yellow"/>
+        </w:rPr>
+        <w:t xml:space="preserve">TABLE </w:t>
+      </w:r>
+      <w:r>
+        <w:rPr>
+          <w:rFonts w:ascii="Times New Roman" w:eastAsia="宋体" w:hAnsi="Times New Roman" w:cs="Times New Roman" w:hint="eastAsia"/>
+          <w:sz w:val="20"/>
+          <w:szCs w:val="20"/>
+          <w:highlight w:val="yellow"/>
+        </w:rPr>
+        <w:t>Ⅲ</w:t>
+      </w:r>
+      <w:r>
+        <w:rPr>
+          <w:rFonts w:ascii="Times New Roman" w:eastAsia="宋体" w:hAnsi="Times New Roman" w:cs="Times New Roman"/>
+          <w:sz w:val="20"/>
+          <w:szCs w:val="20"/>
+          <w:highlight w:val="yellow"/>
+        </w:rPr>
+        <w:t>, SVM and XGB exhibit similar performances across various metrics and outperform other models at the S/T sites. The experimental results indicate that SVM and XGB can balance various performance metrics well, especially excelling in AUC and accuracy, demonstrating their strong ability to distinguish between positive and negative samples.  Compared to MLP, Logistic Regression (LR), and Random Forest (RFC), which have relatively close performances but are slightly inferior to SVM and XGB, MLP has an AUC of 0.8444. Despite good sensitivity and specificity (0.7961 and 0.7794, respectively), its MCC and accuracy are lower (0.5756 and 0.7878, respectively), indicating potential overfitting issues, especially on more complex datasets. LR has an AUC of 0.8662; although it performs well in terms of accuracy and specificity (0.8123 and 0.8</w:t>
+      </w:r>
+      <w:r>
+        <w:rPr>
+          <w:rFonts w:ascii="Times New Roman" w:eastAsia="宋体" w:hAnsi="Times New Roman" w:cs="Times New Roman"/>
+          <w:sz w:val="20"/>
+          <w:szCs w:val="20"/>
+          <w:highlight w:val="yellow"/>
+        </w:rPr>
+        <w:t xml:space="preserve">239, respectively), its MCC is </w:t>
+      </w:r>
+      <w:r>
+        <w:rPr>
+          <w:rFonts w:ascii="Times New Roman" w:eastAsia="宋体" w:hAnsi="Times New Roman" w:cs="Times New Roman"/>
+          <w:sz w:val="20"/>
+          <w:szCs w:val="20"/>
+          <w:highlight w:val="yellow"/>
+        </w:rPr>
+        <w:t>0.6248, suggesting possible deficiencies in handling data balance. RFC performs slightly better than the LR in terms of accuracy, sensitivity and AUC, but its MCC is 0.6347, which is still lower than that of SVM and XGB, suggesting that it is slightly inferior to capture complex patterns. For the Y sites, XGB perform</w:t>
+      </w:r>
+      <w:bookmarkStart w:id="3" w:name="_GoBack"/>
       <w:bookmarkEnd w:id="3"/>
       <w:r>
         <w:rPr>
-          <w:rFonts w:ascii="Arial" w:eastAsia="宋体" w:hAnsi="Arial" w:cs="Arial"/>
-          <w:color w:val="2E74B5" w:themeColor="accent5" w:themeShade="BF"/>
-          <w:sz w:val="20"/>
-          <w:szCs w:val="20"/>
-          <w:highlight w:val="yellow"/>
-        </w:rPr>
-        <w:t>TABLE</w:t>
-      </w:r>
-      <w:r>
-        <w:rPr>
-          <w:rFonts w:ascii="Arial" w:eastAsia="宋体" w:hAnsi="Arial" w:cs="Arial"/>
-          <w:color w:val="2E74B5" w:themeColor="accent5" w:themeShade="BF"/>
-          <w:sz w:val="20"/>
-          <w:szCs w:val="20"/>
-          <w:highlight w:val="yellow"/>
-        </w:rPr>
-        <w:t xml:space="preserve"> </w:t>
-      </w:r>
-      <w:r>
-        <w:rPr>
-          <w:rFonts w:ascii="微软雅黑" w:eastAsia="微软雅黑" w:hAnsi="微软雅黑" w:cs="微软雅黑" w:hint="eastAsia"/>
-          <w:color w:val="2E74B5" w:themeColor="accent5" w:themeShade="BF"/>
-          <w:sz w:val="20"/>
-          <w:szCs w:val="20"/>
-          <w:highlight w:val="yellow"/>
-        </w:rPr>
-        <w:t>Ⅲ</w:t>
-      </w:r>
-      <w:r>
-        <w:rPr>
-          <w:rFonts w:ascii="Times New Roman" w:eastAsia="宋体" w:hAnsi="Times New Roman" w:cs="Times New Roman"/>
-          <w:sz w:val="20"/>
-          <w:szCs w:val="20"/>
-          <w:highlight w:val="yellow"/>
-        </w:rPr>
-        <w:t xml:space="preserve">, SVM and XGB perform similarly and better than the other models in all the metrics at the S/T locus. The experimental results show that SVM and XGB are able to better balance the performance indicators when dealing with this task, especially in AUC and accuracy, indicating that these two models have a strong ability to distinguish between positive and negative samples. In comparison, the performance of MLP, Logistic Regression (LR) and Random Forest (RFC) are closer but slightly inferior to SVM and XGB.MLP has an AUC of 0.8444, and although it performs better in terms of sensitivity and specificity (0.7961 and 0.7794, respectively), it has a lower MCC and accuracy, which are respectively 0.5756 and 0.7878, indicating that the MLP may have some overfitting problems when processing this task, especially on more complex </w:t>
-      </w:r>
-      <w:proofErr w:type="spellStart"/>
-      <w:r>
-        <w:rPr>
-          <w:rFonts w:ascii="Times New Roman" w:eastAsia="宋体" w:hAnsi="Times New Roman" w:cs="Times New Roman"/>
-          <w:sz w:val="20"/>
-          <w:szCs w:val="20"/>
-          <w:highlight w:val="yellow"/>
-        </w:rPr>
-        <w:t>datasets.The</w:t>
-      </w:r>
-      <w:proofErr w:type="spellEnd"/>
-      <w:r>
-        <w:rPr>
-          <w:rFonts w:ascii="Times New Roman" w:eastAsia="宋体" w:hAnsi="Times New Roman" w:cs="Times New Roman"/>
-          <w:sz w:val="20"/>
-          <w:szCs w:val="20"/>
-          <w:highlight w:val="yellow"/>
-        </w:rPr>
-        <w:t xml:space="preserve"> AUC of LR is 0.8662, and although it performs well in terms of accuracy and specificity (0.8123 and 0.8239, respectively), it has an MCC of 0.6248, and its lower MCC may indicate a The RFC performs slightly better than the LR in terms of accuracy, sensitivity and AUC, but its MCC is 0.6347, which is still lower than that of the SVM and the XGB, suggesting that it is slightly inferior to the SVM and the XGB in capturing complex patterns. For the Y locus, XGB performs well and is obviously superior to other models. The experimental results show that XGB not only has the highest accuracy and sensitivity, but also performs better in MCC and AUC, especially the </w:t>
+          <w:rFonts w:ascii="Times New Roman" w:eastAsia="宋体" w:hAnsi="Times New Roman" w:cs="Times New Roman"/>
+          <w:sz w:val="20"/>
+          <w:szCs w:val="20"/>
+          <w:highlight w:val="yellow"/>
+        </w:rPr>
+        <w:t xml:space="preserve">s well and is obviously superior to other models. The experimental results show that XGB not only has the highest accuracy and sensitivity, but also performs better in MCC and AUC, especially in sensitivity, which demonstrates the strong recognition ability of positive samples. This is particularly effective in classification tasks, especially when dealing with unbalanced data. Although MLP has acceptable accuracy and AUC, its lower sensitivity and MCC indicate deficiencies in classification balance and positive sample recognition. </w:t>
       </w:r>
       <w:r>
         <w:rPr>
@@ -7787,90 +7094,8 @@
           <w:highlight w:val="yellow"/>
         </w:rPr>
         <w:lastRenderedPageBreak/>
-        <w:t xml:space="preserve">sensitivity, which demonstrates the strong recognition ability of positive samples, and is effective in the classification task, especially when dealing with unbalanced </w:t>
-      </w:r>
-      <w:proofErr w:type="spellStart"/>
-      <w:r>
-        <w:rPr>
-          <w:rFonts w:ascii="Times New Roman" w:eastAsia="宋体" w:hAnsi="Times New Roman" w:cs="Times New Roman"/>
-          <w:sz w:val="20"/>
-          <w:szCs w:val="20"/>
-          <w:highlight w:val="yellow"/>
-        </w:rPr>
-        <w:t>data.Although</w:t>
-      </w:r>
-      <w:proofErr w:type="spellEnd"/>
-      <w:r>
-        <w:rPr>
-          <w:rFonts w:ascii="Times New Roman" w:eastAsia="宋体" w:hAnsi="Times New Roman" w:cs="Times New Roman"/>
-          <w:sz w:val="20"/>
-          <w:szCs w:val="20"/>
-          <w:highlight w:val="yellow"/>
-        </w:rPr>
-        <w:t xml:space="preserve"> the accuracy and AUC of MLP are still good, the sensitivity and MCC are low, and there are deficiencies in the classification balance, and the positive samples are poorly recognized. ability is poor. Although the AUC of LR is higher, its sensitivity and accuracy are slightly lower than that of XGB, and the MCC is not as good as that of XGB, which indicates that it may be slightly weaker in distinguishing negative samples. </w:t>
-      </w:r>
-      <w:proofErr w:type="spellStart"/>
-      <w:r>
-        <w:rPr>
-          <w:rFonts w:ascii="Times New Roman" w:eastAsia="宋体" w:hAnsi="Times New Roman" w:cs="Times New Roman"/>
-          <w:sz w:val="20"/>
-          <w:szCs w:val="20"/>
-          <w:highlight w:val="yellow"/>
-        </w:rPr>
-        <w:t>rfc</w:t>
-      </w:r>
-      <w:proofErr w:type="spellEnd"/>
-      <w:r>
-        <w:rPr>
-          <w:rFonts w:ascii="Times New Roman" w:eastAsia="宋体" w:hAnsi="Times New Roman" w:cs="Times New Roman"/>
-          <w:sz w:val="20"/>
-          <w:szCs w:val="20"/>
-          <w:highlight w:val="yellow"/>
-        </w:rPr>
-        <w:t xml:space="preserve"> performs better in all aspects, but its </w:t>
-      </w:r>
-      <w:proofErr w:type="spellStart"/>
-      <w:r>
-        <w:rPr>
-          <w:rFonts w:ascii="Times New Roman" w:eastAsia="宋体" w:hAnsi="Times New Roman" w:cs="Times New Roman"/>
-          <w:sz w:val="20"/>
-          <w:szCs w:val="20"/>
-          <w:highlight w:val="yellow"/>
-        </w:rPr>
-        <w:t>sn</w:t>
-      </w:r>
-      <w:proofErr w:type="spellEnd"/>
-      <w:r>
-        <w:rPr>
-          <w:rFonts w:ascii="Times New Roman" w:eastAsia="宋体" w:hAnsi="Times New Roman" w:cs="Times New Roman"/>
-          <w:sz w:val="20"/>
-          <w:szCs w:val="20"/>
-          <w:highlight w:val="yellow"/>
-        </w:rPr>
-        <w:t xml:space="preserve"> and AUC are slightly weaker than that of XGB, and the comprehensive performance is slightly weaker than XGB, and its ability of recognizing positive samples is slightly lacking.</w:t>
-      </w:r>
-    </w:p>
-    <w:p>
-      <w:pPr>
-        <w:spacing w:line="252" w:lineRule="auto"/>
-        <w:rPr>
-          <w:rFonts w:ascii="Times New Roman" w:eastAsia="宋体" w:hAnsi="Times New Roman" w:cs="Times New Roman"/>
-          <w:sz w:val="20"/>
-          <w:szCs w:val="20"/>
-          <w:highlight w:val="yellow"/>
-        </w:rPr>
-      </w:pPr>
-    </w:p>
-    <w:p>
-      <w:pPr>
-        <w:spacing w:line="252" w:lineRule="auto"/>
-        <w:rPr>
-          <w:rFonts w:ascii="Times New Roman" w:hAnsi="Times New Roman" w:cs="Times New Roman"/>
-          <w:color w:val="000000"/>
-          <w:sz w:val="20"/>
-          <w:szCs w:val="20"/>
-        </w:rPr>
-      </w:pPr>
+        <w:t>While LR has a higher AUC, its sensitivity and accuracy are slightly lower than XGB's, and its MCC is also inferior, suggesting it might be slightly weaker in distinguishing negative samples. RFC performs well overall, but its sensitivity and AUC are slightly inferior to XGB, making its positive sample recognition capability somewhat lacking.</w:t>
+      </w:r>
     </w:p>
     <w:sectPr>
       <w:pgSz w:w="11906" w:h="16838"/>
@@ -7883,7 +7108,7 @@
 </file>
 
 <file path=word/endnotes.xml><?xml version="1.0" encoding="utf-8"?>
-<w:endnotes xmlns:wpc="http://schemas.microsoft.com/office/word/2010/wordprocessingCanvas" xmlns:cx="http://schemas.microsoft.com/office/drawing/2014/chartex" xmlns:cx1="http://schemas.microsoft.com/office/drawing/2015/9/8/chartex" xmlns:cx2="http://schemas.microsoft.com/office/drawing/2015/10/21/chartex" xmlns:cx3="http://schemas.microsoft.com/office/drawing/2016/5/9/chartex" xmlns:cx4="http://schemas.microsoft.com/office/drawing/2016/5/10/chartex" xmlns:cx5="http://schemas.microsoft.com/office/drawing/2016/5/11/chartex" xmlns:cx6="http://schemas.microsoft.com/office/drawing/2016/5/12/chartex" xmlns:cx7="http://schemas.microsoft.com/office/drawing/2016/5/13/chartex" xmlns:cx8="http://schemas.microsoft.com/office/drawing/2016/5/14/chartex" xmlns:mc="http://schemas.openxmlformats.org/markup-compatibility/2006" xmlns:aink="http://schemas.microsoft.com/office/drawing/2016/ink" xmlns:am3d="http://schemas.microsoft.com/office/drawing/2017/model3d" xmlns:o="urn:schemas-microsoft-com:office:office" xmlns:r="http://schemas.openxmlformats.org/officeDocument/2006/relationships" xmlns:m="http://schemas.openxmlformats.org/officeDocument/2006/math" xmlns:v="urn:schemas-microsoft-com:vml" xmlns:wp14="http://schemas.microsoft.com/office/word/2010/wordprocessingDrawing" xmlns:wp="http://schemas.openxmlformats.org/drawingml/2006/wordprocessingDrawing" xmlns:w10="urn:schemas-microsoft-com:office:word" xmlns:w="http://schemas.openxmlformats.org/wordprocessingml/2006/main" xmlns:w14="http://schemas.microsoft.com/office/word/2010/wordml" xmlns:w15="http://schemas.microsoft.com/office/word/2012/wordml" xmlns:w16cid="http://schemas.microsoft.com/office/word/2016/wordml/cid" xmlns:w16se="http://schemas.microsoft.com/office/word/2015/wordml/symex" xmlns:wpg="http://schemas.microsoft.com/office/word/2010/wordprocessingGroup" xmlns:wpi="http://schemas.microsoft.com/office/word/2010/wordprocessingInk" xmlns:wne="http://schemas.microsoft.com/office/word/2006/wordml" xmlns:wps="http://schemas.microsoft.com/office/word/2010/wordprocessingShape" mc:Ignorable="w14 w15 w16se w16cid wp14">
+<w:endnotes xmlns:wpc="http://schemas.microsoft.com/office/word/2010/wordprocessingCanvas" xmlns:cx="http://schemas.microsoft.com/office/drawing/2014/chartex" xmlns:cx1="http://schemas.microsoft.com/office/drawing/2015/9/8/chartex" xmlns:mc="http://schemas.openxmlformats.org/markup-compatibility/2006" xmlns:o="urn:schemas-microsoft-com:office:office" xmlns:r="http://schemas.openxmlformats.org/officeDocument/2006/relationships" xmlns:m="http://schemas.openxmlformats.org/officeDocument/2006/math" xmlns:v="urn:schemas-microsoft-com:vml" xmlns:wp14="http://schemas.microsoft.com/office/word/2010/wordprocessingDrawing" xmlns:wp="http://schemas.openxmlformats.org/drawingml/2006/wordprocessingDrawing" xmlns:w10="urn:schemas-microsoft-com:office:word" xmlns:w="http://schemas.openxmlformats.org/wordprocessingml/2006/main" xmlns:w14="http://schemas.microsoft.com/office/word/2010/wordml" xmlns:w15="http://schemas.microsoft.com/office/word/2012/wordml" xmlns:w16se="http://schemas.microsoft.com/office/word/2015/wordml/symex" xmlns:wpg="http://schemas.microsoft.com/office/word/2010/wordprocessingGroup" xmlns:wpi="http://schemas.microsoft.com/office/word/2010/wordprocessingInk" xmlns:wne="http://schemas.microsoft.com/office/word/2006/wordml" xmlns:wps="http://schemas.microsoft.com/office/word/2010/wordprocessingShape" mc:Ignorable="w14 w15 w16se wp14">
   <w:endnote w:type="separator" w:id="-1">
     <w:p>
       <w:r>
@@ -7902,7 +7127,7 @@
 </file>
 
 <file path=word/footnotes.xml><?xml version="1.0" encoding="utf-8"?>
-<w:footnotes xmlns:wpc="http://schemas.microsoft.com/office/word/2010/wordprocessingCanvas" xmlns:cx="http://schemas.microsoft.com/office/drawing/2014/chartex" xmlns:cx1="http://schemas.microsoft.com/office/drawing/2015/9/8/chartex" xmlns:cx2="http://schemas.microsoft.com/office/drawing/2015/10/21/chartex" xmlns:cx3="http://schemas.microsoft.com/office/drawing/2016/5/9/chartex" xmlns:cx4="http://schemas.microsoft.com/office/drawing/2016/5/10/chartex" xmlns:cx5="http://schemas.microsoft.com/office/drawing/2016/5/11/chartex" xmlns:cx6="http://schemas.microsoft.com/office/drawing/2016/5/12/chartex" xmlns:cx7="http://schemas.microsoft.com/office/drawing/2016/5/13/chartex" xmlns:cx8="http://schemas.microsoft.com/office/drawing/2016/5/14/chartex" xmlns:mc="http://schemas.openxmlformats.org/markup-compatibility/2006" xmlns:aink="http://schemas.microsoft.com/office/drawing/2016/ink" xmlns:am3d="http://schemas.microsoft.com/office/drawing/2017/model3d" xmlns:o="urn:schemas-microsoft-com:office:office" xmlns:r="http://schemas.openxmlformats.org/officeDocument/2006/relationships" xmlns:m="http://schemas.openxmlformats.org/officeDocument/2006/math" xmlns:v="urn:schemas-microsoft-com:vml" xmlns:wp14="http://schemas.microsoft.com/office/word/2010/wordprocessingDrawing" xmlns:wp="http://schemas.openxmlformats.org/drawingml/2006/wordprocessingDrawing" xmlns:w10="urn:schemas-microsoft-com:office:word" xmlns:w="http://schemas.openxmlformats.org/wordprocessingml/2006/main" xmlns:w14="http://schemas.microsoft.com/office/word/2010/wordml" xmlns:w15="http://schemas.microsoft.com/office/word/2012/wordml" xmlns:w16cid="http://schemas.microsoft.com/office/word/2016/wordml/cid" xmlns:w16se="http://schemas.microsoft.com/office/word/2015/wordml/symex" xmlns:wpg="http://schemas.microsoft.com/office/word/2010/wordprocessingGroup" xmlns:wpi="http://schemas.microsoft.com/office/word/2010/wordprocessingInk" xmlns:wne="http://schemas.microsoft.com/office/word/2006/wordml" xmlns:wps="http://schemas.microsoft.com/office/word/2010/wordprocessingShape" mc:Ignorable="w14 w15 w16se w16cid wp14">
+<w:footnotes xmlns:wpc="http://schemas.microsoft.com/office/word/2010/wordprocessingCanvas" xmlns:cx="http://schemas.microsoft.com/office/drawing/2014/chartex" xmlns:cx1="http://schemas.microsoft.com/office/drawing/2015/9/8/chartex" xmlns:mc="http://schemas.openxmlformats.org/markup-compatibility/2006" xmlns:o="urn:schemas-microsoft-com:office:office" xmlns:r="http://schemas.openxmlformats.org/officeDocument/2006/relationships" xmlns:m="http://schemas.openxmlformats.org/officeDocument/2006/math" xmlns:v="urn:schemas-microsoft-com:vml" xmlns:wp14="http://schemas.microsoft.com/office/word/2010/wordprocessingDrawing" xmlns:wp="http://schemas.openxmlformats.org/drawingml/2006/wordprocessingDrawing" xmlns:w10="urn:schemas-microsoft-com:office:word" xmlns:w="http://schemas.openxmlformats.org/wordprocessingml/2006/main" xmlns:w14="http://schemas.microsoft.com/office/word/2010/wordml" xmlns:w15="http://schemas.microsoft.com/office/word/2012/wordml" xmlns:w16se="http://schemas.microsoft.com/office/word/2015/wordml/symex" xmlns:wpg="http://schemas.microsoft.com/office/word/2010/wordprocessingGroup" xmlns:wpi="http://schemas.microsoft.com/office/word/2010/wordprocessingInk" xmlns:wne="http://schemas.microsoft.com/office/word/2006/wordml" xmlns:wps="http://schemas.microsoft.com/office/word/2010/wordprocessingShape" mc:Ignorable="w14 w15 w16se wp14">
   <w:footnote w:type="separator" w:id="-1">
     <w:p>
       <w:r>
@@ -7921,7 +7146,7 @@
 </file>
 
 <file path=word/numbering.xml><?xml version="1.0" encoding="utf-8"?>
-<w:numbering xmlns:wpc="http://schemas.microsoft.com/office/word/2010/wordprocessingCanvas" xmlns:cx="http://schemas.microsoft.com/office/drawing/2014/chartex" xmlns:cx1="http://schemas.microsoft.com/office/drawing/2015/9/8/chartex" xmlns:cx2="http://schemas.microsoft.com/office/drawing/2015/10/21/chartex" xmlns:cx3="http://schemas.microsoft.com/office/drawing/2016/5/9/chartex" xmlns:cx4="http://schemas.microsoft.com/office/drawing/2016/5/10/chartex" xmlns:cx5="http://schemas.microsoft.com/office/drawing/2016/5/11/chartex" xmlns:cx6="http://schemas.microsoft.com/office/drawing/2016/5/12/chartex" xmlns:cx7="http://schemas.microsoft.com/office/drawing/2016/5/13/chartex" xmlns:cx8="http://schemas.microsoft.com/office/drawing/2016/5/14/chartex" xmlns:mc="http://schemas.openxmlformats.org/markup-compatibility/2006" xmlns:aink="http://schemas.microsoft.com/office/drawing/2016/ink" xmlns:am3d="http://schemas.microsoft.com/office/drawing/2017/model3d" xmlns:o="urn:schemas-microsoft-com:office:office" xmlns:r="http://schemas.openxmlformats.org/officeDocument/2006/relationships" xmlns:m="http://schemas.openxmlformats.org/officeDocument/2006/math" xmlns:v="urn:schemas-microsoft-com:vml" xmlns:wp14="http://schemas.microsoft.com/office/word/2010/wordprocessingDrawing" xmlns:wp="http://schemas.openxmlformats.org/drawingml/2006/wordprocessingDrawing" xmlns:w10="urn:schemas-microsoft-com:office:word" xmlns:w="http://schemas.openxmlformats.org/wordprocessingml/2006/main" xmlns:w14="http://schemas.microsoft.com/office/word/2010/wordml" xmlns:w15="http://schemas.microsoft.com/office/word/2012/wordml" xmlns:w16cid="http://schemas.microsoft.com/office/word/2016/wordml/cid" xmlns:w16se="http://schemas.microsoft.com/office/word/2015/wordml/symex" xmlns:wpg="http://schemas.microsoft.com/office/word/2010/wordprocessingGroup" xmlns:wpi="http://schemas.microsoft.com/office/word/2010/wordprocessingInk" xmlns:wne="http://schemas.microsoft.com/office/word/2006/wordml" xmlns:wps="http://schemas.microsoft.com/office/word/2010/wordprocessingShape" mc:Ignorable="w14 w15 w16se w16cid wp14">
+<w:numbering xmlns:wpc="http://schemas.microsoft.com/office/word/2010/wordprocessingCanvas" xmlns:cx="http://schemas.microsoft.com/office/drawing/2014/chartex" xmlns:cx1="http://schemas.microsoft.com/office/drawing/2015/9/8/chartex" xmlns:mc="http://schemas.openxmlformats.org/markup-compatibility/2006" xmlns:o="urn:schemas-microsoft-com:office:office" xmlns:r="http://schemas.openxmlformats.org/officeDocument/2006/relationships" xmlns:m="http://schemas.openxmlformats.org/officeDocument/2006/math" xmlns:v="urn:schemas-microsoft-com:vml" xmlns:wp14="http://schemas.microsoft.com/office/word/2010/wordprocessingDrawing" xmlns:wp="http://schemas.openxmlformats.org/drawingml/2006/wordprocessingDrawing" xmlns:w10="urn:schemas-microsoft-com:office:word" xmlns:w="http://schemas.openxmlformats.org/wordprocessingml/2006/main" xmlns:w14="http://schemas.microsoft.com/office/word/2010/wordml" xmlns:w15="http://schemas.microsoft.com/office/word/2012/wordml" xmlns:w16se="http://schemas.microsoft.com/office/word/2015/wordml/symex" xmlns:wpg="http://schemas.microsoft.com/office/word/2010/wordprocessingGroup" xmlns:wpi="http://schemas.microsoft.com/office/word/2010/wordprocessingInk" xmlns:wne="http://schemas.microsoft.com/office/word/2006/wordml" xmlns:wps="http://schemas.microsoft.com/office/word/2010/wordprocessingShape" mc:Ignorable="w14 w15 w16se wp14">
   <w:abstractNum w:abstractNumId="0" w15:restartNumberingAfterBreak="0">
     <w:nsid w:val="54601FB2"/>
     <w:multiLevelType w:val="multilevel"/>
@@ -8018,7 +7243,7 @@
 </file>
 
 <file path=word/styles.xml><?xml version="1.0" encoding="utf-8"?>
-<w:styles xmlns:mc="http://schemas.openxmlformats.org/markup-compatibility/2006" xmlns:r="http://schemas.openxmlformats.org/officeDocument/2006/relationships" xmlns:w="http://schemas.openxmlformats.org/wordprocessingml/2006/main" xmlns:w14="http://schemas.microsoft.com/office/word/2010/wordml" xmlns:w15="http://schemas.microsoft.com/office/word/2012/wordml" xmlns:w16cid="http://schemas.microsoft.com/office/word/2016/wordml/cid" xmlns:w16se="http://schemas.microsoft.com/office/word/2015/wordml/symex" mc:Ignorable="w14 w15 w16se w16cid">
+<w:styles xmlns:mc="http://schemas.openxmlformats.org/markup-compatibility/2006" xmlns:r="http://schemas.openxmlformats.org/officeDocument/2006/relationships" xmlns:w="http://schemas.openxmlformats.org/wordprocessingml/2006/main" xmlns:w14="http://schemas.microsoft.com/office/word/2010/wordml" xmlns:w15="http://schemas.microsoft.com/office/word/2012/wordml" xmlns:w16se="http://schemas.microsoft.com/office/word/2015/wordml/symex" mc:Ignorable="w14 w15 w16se">
   <w:docDefaults>
     <w:rPrDefault>
       <w:rPr>
@@ -8028,7 +7253,7 @@
     </w:rPrDefault>
     <w:pPrDefault/>
   </w:docDefaults>
-  <w:latentStyles w:defLockedState="0" w:defUIPriority="99" w:defSemiHidden="0" w:defUnhideWhenUsed="0" w:defQFormat="0" w:count="375">
+  <w:latentStyles w:defLockedState="0" w:defUIPriority="99" w:defSemiHidden="0" w:defUnhideWhenUsed="0" w:defQFormat="0" w:count="371">
     <w:lsdException w:name="Normal" w:uiPriority="0" w:qFormat="1"/>
     <w:lsdException w:name="heading 1" w:uiPriority="9" w:qFormat="1"/>
     <w:lsdException w:name="heading 2" w:uiPriority="9" w:unhideWhenUsed="1" w:qFormat="1"/>
@@ -8396,10 +7621,6 @@
     <w:lsdException w:name="List Table 5 Dark Accent 6" w:uiPriority="50"/>
     <w:lsdException w:name="List Table 6 Colorful Accent 6" w:uiPriority="51"/>
     <w:lsdException w:name="List Table 7 Colorful Accent 6" w:uiPriority="52"/>
-    <w:lsdException w:name="Mention" w:semiHidden="1" w:unhideWhenUsed="1"/>
-    <w:lsdException w:name="Smart Hyperlink" w:semiHidden="1" w:unhideWhenUsed="1"/>
-    <w:lsdException w:name="Hashtag" w:semiHidden="1" w:unhideWhenUsed="1"/>
-    <w:lsdException w:name="Unresolved Mention" w:semiHidden="1" w:unhideWhenUsed="1"/>
   </w:latentStyles>
   <w:style w:type="paragraph" w:default="1" w:styleId="a">
     <w:name w:val="Normal"/>
@@ -8921,7 +8142,7 @@
 </file>
 
 <file path=customXml/itemProps1.xml><?xml version="1.0" encoding="utf-8"?>
-<ds:datastoreItem xmlns:ds="http://schemas.openxmlformats.org/officeDocument/2006/customXml" ds:itemID="{5FE9AF33-71A4-4735-9C48-A2D7FA12715E}">
+<ds:datastoreItem xmlns:ds="http://schemas.openxmlformats.org/officeDocument/2006/customXml" ds:itemID="{2C35632D-C980-4368-A355-32B8DD4A2207}">
   <ds:schemaRefs>
     <ds:schemaRef ds:uri="http://schemas.openxmlformats.org/officeDocument/2006/bibliography"/>
   </ds:schemaRefs>

--- a/Attachment.docx
+++ b/Attachment.docx
@@ -172,33 +172,17 @@
           <w:sz w:val="20"/>
           <w:szCs w:val="20"/>
         </w:rPr>
-        <w:t xml:space="preserve">however, our understanding of their structure remains limited to a small fraction. If the structure and function of proteins can be predicted through amino acid sequences, it would significantly enhance the efficiency of biochemical research and promote the development of protein design technology. </w:t>
-      </w:r>
-      <w:r>
-        <w:rPr>
-          <w:rFonts w:ascii="Times New Roman" w:eastAsia="宋体" w:hAnsi="Times New Roman" w:cs="Times New Roman"/>
-          <w:sz w:val="20"/>
-          <w:szCs w:val="20"/>
-          <w:highlight w:val="yellow"/>
-        </w:rPr>
-        <w:t>Language models, such as those used in natural language processing (NLP), are types of neural networks that can predict the next character or word based on existing text</w:t>
-      </w:r>
-      <w:r>
-        <w:rPr>
-          <w:rFonts w:ascii="Times New Roman" w:eastAsia="宋体" w:hAnsi="Times New Roman" w:cs="Times New Roman"/>
-          <w:sz w:val="20"/>
-          <w:szCs w:val="20"/>
-        </w:rPr>
-        <w:t xml:space="preserve">, learning statistical patterns in language to generate new sequences that conform to these patterns. Such models include convolutional neural networks and Transformer-based models, widely used in the field of natural language processing. </w:t>
-      </w:r>
-      <w:r>
-        <w:rPr>
-          <w:rFonts w:ascii="Times New Roman" w:eastAsia="宋体" w:hAnsi="Times New Roman" w:cs="Times New Roman"/>
-          <w:sz w:val="20"/>
-          <w:szCs w:val="20"/>
-          <w:highlight w:val="yellow"/>
-        </w:rPr>
-        <w:t>Protein language models (PLMs) extend the concept of language models into the field of biochemistry. By taking protein sequences as input, PLMs learn inherent biochemical properties, secondary and tertiary structures, and functional patterns. This enables them to predict protein structures, infer functions, and generate novel sequences. Interestingly, unlike natural language processing, which deals with vast vocabularies of words and characters, protein sequences are composed of only 20 amino acids. This limited 'vocabulary' allows us to treat amino acids as characters, making protein sequence analysis analogous to character-level processing in NLP.</w:t>
+        <w:t>however, our understanding of their structure remains limited to a small fraction. If the structure and function of proteins can be predicted through amino acid sequences, it would significantly enhance the efficiency of biochemical research and promote the development of protein design technology. Language models, such as those used in natural language processing (NLP), are types of n</w:t>
+      </w:r>
+      <w:bookmarkStart w:id="0" w:name="_GoBack"/>
+      <w:bookmarkEnd w:id="0"/>
+      <w:r>
+        <w:rPr>
+          <w:rFonts w:ascii="Times New Roman" w:eastAsia="宋体" w:hAnsi="Times New Roman" w:cs="Times New Roman"/>
+          <w:sz w:val="20"/>
+          <w:szCs w:val="20"/>
+        </w:rPr>
+        <w:t>eural networks that can predict the next character or word based on existing text, learning statistical patterns in language to generate new sequences that conform to these patterns. Such models include convolutional neural networks and Transformer-based models, widely used in the field of natural language processing. Protein language models (PLMs) extend the concept of language models into the field of biochemistry. By taking protein sequences as input, PLMs learn inherent biochemical properties, secondary and tertiary structures, and functional patterns. This enables them to predict protein structures, infer functions, and generate novel sequences. Interestingly, unlike natural language processing, which deals with vast vocabularies of words and characters, protein sequences are composed of only 20 amino acids. This limited 'vocabulary' allows us to treat amino acids as characters, making protein sequence analysis analogous to character-level processing in NLP.</w:t>
       </w:r>
     </w:p>
     <w:p>
@@ -437,7 +421,7 @@
           <v:shape id="_x0000_i1025" type="#_x0000_t75" style="width:61.5pt;height:15pt" o:ole="">
             <v:imagedata r:id="rId8" o:title=""/>
           </v:shape>
-          <o:OLEObject Type="Embed" ProgID="Equation.DSMT4" ShapeID="_x0000_i1025" DrawAspect="Content" ObjectID="_1803397094" r:id="rId9"/>
+          <o:OLEObject Type="Embed" ProgID="Equation.DSMT4" ShapeID="_x0000_i1025" DrawAspect="Content" ObjectID="_1806049934" r:id="rId9"/>
         </w:object>
       </w:r>
       <w:r>
@@ -542,7 +526,7 @@
           <v:shape id="_x0000_i1026" type="#_x0000_t75" style="width:149pt;height:17.5pt" o:ole="">
             <v:imagedata r:id="rId10" o:title=""/>
           </v:shape>
-          <o:OLEObject Type="Embed" ProgID="Equation.DSMT4" ShapeID="_x0000_i1026" DrawAspect="Content" ObjectID="_1803397095" r:id="rId11"/>
+          <o:OLEObject Type="Embed" ProgID="Equation.DSMT4" ShapeID="_x0000_i1026" DrawAspect="Content" ObjectID="_1806049935" r:id="rId11"/>
         </w:object>
       </w:r>
       <w:r>
@@ -566,11 +550,21 @@
       <w:r>
         <w:instrText>(</w:instrText>
       </w:r>
-      <w:fldSimple w:instr=" SEQ MTEqn \c \* Arabic \* MERGEFORMAT ">
-        <w:r>
-          <w:instrText>1</w:instrText>
-        </w:r>
-      </w:fldSimple>
+      <w:r>
+        <w:fldChar w:fldCharType="begin"/>
+      </w:r>
+      <w:r>
+        <w:instrText xml:space="preserve"> SEQ MTEqn \c \* Arabic \* MERGEFORMAT </w:instrText>
+      </w:r>
+      <w:r>
+        <w:fldChar w:fldCharType="separate"/>
+      </w:r>
+      <w:r>
+        <w:instrText>1</w:instrText>
+      </w:r>
+      <w:r>
+        <w:fldChar w:fldCharType="end"/>
+      </w:r>
       <w:r>
         <w:instrText>)</w:instrText>
       </w:r>
@@ -834,7 +828,7 @@
           <v:shape id="_x0000_i1027" type="#_x0000_t75" style="width:162pt;height:37pt" o:ole="">
             <v:imagedata r:id="rId12" o:title=""/>
           </v:shape>
-          <o:OLEObject Type="Embed" ProgID="Equation.DSMT4" ShapeID="_x0000_i1027" DrawAspect="Content" ObjectID="_1803397096" r:id="rId13"/>
+          <o:OLEObject Type="Embed" ProgID="Equation.DSMT4" ShapeID="_x0000_i1027" DrawAspect="Content" ObjectID="_1806049936" r:id="rId13"/>
         </w:object>
       </w:r>
       <w:r>
@@ -858,11 +852,21 @@
       <w:r>
         <w:instrText>(</w:instrText>
       </w:r>
-      <w:fldSimple w:instr=" SEQ MTEqn \c \* Arabic \* MERGEFORMAT ">
-        <w:r>
-          <w:instrText>2</w:instrText>
-        </w:r>
-      </w:fldSimple>
+      <w:r>
+        <w:fldChar w:fldCharType="begin"/>
+      </w:r>
+      <w:r>
+        <w:instrText xml:space="preserve"> SEQ MTEqn \c \* Arabic \* MERGEFORMAT </w:instrText>
+      </w:r>
+      <w:r>
+        <w:fldChar w:fldCharType="separate"/>
+      </w:r>
+      <w:r>
+        <w:instrText>2</w:instrText>
+      </w:r>
+      <w:r>
+        <w:fldChar w:fldCharType="end"/>
+      </w:r>
       <w:r>
         <w:instrText>)</w:instrText>
       </w:r>
@@ -926,7 +930,7 @@
           <v:shape id="_x0000_i1028" type="#_x0000_t75" style="width:22pt;height:18.5pt" o:ole="">
             <v:imagedata r:id="rId14" o:title=""/>
           </v:shape>
-          <o:OLEObject Type="Embed" ProgID="Equation.DSMT4" ShapeID="_x0000_i1028" DrawAspect="Content" ObjectID="_1803397097" r:id="rId15"/>
+          <o:OLEObject Type="Embed" ProgID="Equation.DSMT4" ShapeID="_x0000_i1028" DrawAspect="Content" ObjectID="_1806049937" r:id="rId15"/>
         </w:object>
       </w:r>
       <w:r>
@@ -1006,7 +1010,7 @@
           <v:shape id="_x0000_i1029" type="#_x0000_t75" style="width:159.5pt;height:17.5pt" o:ole="">
             <v:imagedata r:id="rId16" o:title=""/>
           </v:shape>
-          <o:OLEObject Type="Embed" ProgID="Equation.DSMT4" ShapeID="_x0000_i1029" DrawAspect="Content" ObjectID="_1803397098" r:id="rId17"/>
+          <o:OLEObject Type="Embed" ProgID="Equation.DSMT4" ShapeID="_x0000_i1029" DrawAspect="Content" ObjectID="_1806049938" r:id="rId17"/>
         </w:object>
       </w:r>
       <w:r>
@@ -1030,11 +1034,21 @@
       <w:r>
         <w:instrText>(</w:instrText>
       </w:r>
-      <w:fldSimple w:instr=" SEQ MTEqn \c \* Arabic \* MERGEFORMAT ">
-        <w:r>
-          <w:instrText>3</w:instrText>
-        </w:r>
-      </w:fldSimple>
+      <w:r>
+        <w:fldChar w:fldCharType="begin"/>
+      </w:r>
+      <w:r>
+        <w:instrText xml:space="preserve"> SEQ MTEqn \c \* Arabic \* MERGEFORMAT </w:instrText>
+      </w:r>
+      <w:r>
+        <w:fldChar w:fldCharType="separate"/>
+      </w:r>
+      <w:r>
+        <w:instrText>3</w:instrText>
+      </w:r>
+      <w:r>
+        <w:fldChar w:fldCharType="end"/>
+      </w:r>
       <w:r>
         <w:instrText>)</w:instrText>
       </w:r>
@@ -1207,7 +1221,7 @@
           <v:shape id="_x0000_i1030" type="#_x0000_t75" style="width:205.5pt;height:17.5pt" o:ole="">
             <v:imagedata r:id="rId18" o:title=""/>
           </v:shape>
-          <o:OLEObject Type="Embed" ProgID="Equation.DSMT4" ShapeID="_x0000_i1030" DrawAspect="Content" ObjectID="_1803397099" r:id="rId19"/>
+          <o:OLEObject Type="Embed" ProgID="Equation.DSMT4" ShapeID="_x0000_i1030" DrawAspect="Content" ObjectID="_1806049939" r:id="rId19"/>
         </w:object>
       </w:r>
       <w:r>
@@ -1231,11 +1245,21 @@
       <w:r>
         <w:instrText>(</w:instrText>
       </w:r>
-      <w:fldSimple w:instr=" SEQ MTEqn \c \* Arabic \* MERGEFORMAT ">
-        <w:r>
-          <w:instrText>4</w:instrText>
-        </w:r>
-      </w:fldSimple>
+      <w:r>
+        <w:fldChar w:fldCharType="begin"/>
+      </w:r>
+      <w:r>
+        <w:instrText xml:space="preserve"> SEQ MTEqn \c \* Arabic \* MERGEFORMAT </w:instrText>
+      </w:r>
+      <w:r>
+        <w:fldChar w:fldCharType="separate"/>
+      </w:r>
+      <w:r>
+        <w:instrText>4</w:instrText>
+      </w:r>
+      <w:r>
+        <w:fldChar w:fldCharType="end"/>
+      </w:r>
       <w:r>
         <w:instrText>)</w:instrText>
       </w:r>
@@ -1316,7 +1340,7 @@
           <v:shape id="_x0000_i1031" type="#_x0000_t75" style="width:40.5pt;height:15pt" o:ole="">
             <v:imagedata r:id="rId20" o:title=""/>
           </v:shape>
-          <o:OLEObject Type="Embed" ProgID="Equation.DSMT4" ShapeID="_x0000_i1031" DrawAspect="Content" ObjectID="_1803397100" r:id="rId21"/>
+          <o:OLEObject Type="Embed" ProgID="Equation.DSMT4" ShapeID="_x0000_i1031" DrawAspect="Content" ObjectID="_1806049940" r:id="rId21"/>
         </w:object>
       </w:r>
       <w:r>
@@ -1393,59 +1417,18 @@
           <w:color w:val="000000"/>
           <w:sz w:val="20"/>
           <w:szCs w:val="20"/>
-          <w:highlight w:val="yellow"/>
           <w:shd w:val="clear" w:color="auto" w:fill="FFFFFF"/>
         </w:rPr>
-        <w:t>This technique proves particularly effective when there is similarity between the source task and the target task. It significantly enhances both the learning efficiency of the new task and the predictive performance of the model, especially in scenarios where relatively little labeled data is available for the target task.</w:t>
-      </w:r>
-      <w:r>
-        <w:rPr>
-          <w:rFonts w:ascii="Times New Roman" w:hAnsi="Times New Roman" w:cs="Times New Roman"/>
-          <w:color w:val="000000"/>
-          <w:sz w:val="20"/>
-          <w:szCs w:val="20"/>
-          <w:shd w:val="clear" w:color="auto" w:fill="FFFFFF"/>
-        </w:rPr>
-        <w:t xml:space="preserve"> </w:t>
-      </w:r>
-      <w:r>
-        <w:rPr>
-          <w:rFonts w:ascii="Times New Roman" w:hAnsi="Times New Roman" w:cs="Times New Roman"/>
-          <w:color w:val="000000"/>
-          <w:sz w:val="20"/>
-          <w:szCs w:val="20"/>
-          <w:highlight w:val="yellow"/>
-          <w:shd w:val="clear" w:color="auto" w:fill="FFFFFF"/>
-        </w:rPr>
-        <w:t>The primary advantage of transfer learning lies in its ability to drastically reduce the need for large amounts of labeled data. By leveraging existing knowledge, it accelerates the training process and improves model performance on new tasks.</w:t>
-      </w:r>
-      <w:r>
-        <w:rPr>
-          <w:rFonts w:ascii="Times New Roman" w:hAnsi="Times New Roman" w:cs="Times New Roman"/>
-          <w:color w:val="000000"/>
-          <w:sz w:val="20"/>
-          <w:szCs w:val="20"/>
-        </w:rPr>
-        <w:t xml:space="preserve"> This is achieved by transferring "knowledge" between different but related tasks, which may </w:t>
-      </w:r>
-      <w:r>
-        <w:rPr>
-          <w:rFonts w:ascii="Times New Roman" w:hAnsi="Times New Roman" w:cs="Times New Roman"/>
-          <w:color w:val="000000"/>
-          <w:sz w:val="20"/>
-          <w:szCs w:val="20"/>
-          <w:highlight w:val="yellow"/>
-        </w:rPr>
-        <w:t>encompass</w:t>
-      </w:r>
-      <w:r>
-        <w:rPr>
-          <w:rFonts w:ascii="Times New Roman" w:hAnsi="Times New Roman" w:cs="Times New Roman"/>
-          <w:color w:val="000000"/>
-          <w:sz w:val="20"/>
-          <w:szCs w:val="20"/>
-        </w:rPr>
-        <w:t xml:space="preserve"> feature representations, data distributions, and even the configuration of internal parameters. Transfer learning typically adopts the following strategies:</w:t>
+        <w:t>This technique proves particularly effective when there is similarity between the source task and the target task. It significantly enhances both the learning efficiency of the new task and the predictive performance of the model, especially in scenarios where relatively little labeled data is available for the target task. The primary advantage of transfer learning lies in its ability to drastically reduce the need for large amounts of labeled data. By leveraging existing knowledge, it accelerates the training process and improves model performance on new tasks.</w:t>
+      </w:r>
+      <w:r>
+        <w:rPr>
+          <w:rFonts w:ascii="Times New Roman" w:hAnsi="Times New Roman" w:cs="Times New Roman"/>
+          <w:color w:val="000000"/>
+          <w:sz w:val="20"/>
+          <w:szCs w:val="20"/>
+        </w:rPr>
+        <w:t xml:space="preserve"> This is achieved by transferring "knowledge" between different but related tasks, which may encompass feature representations, data distributions, and even the configuration of internal parameters. Transfer learning typically adopts the following strategies:</w:t>
       </w:r>
     </w:p>
     <w:p>
@@ -1572,7 +1555,7 @@
           <v:shape id="_x0000_i1032" type="#_x0000_t75" style="width:111.5pt;height:27pt" o:ole="">
             <v:imagedata r:id="rId22" o:title=""/>
           </v:shape>
-          <o:OLEObject Type="Embed" ProgID="Equation.DSMT4" ShapeID="_x0000_i1032" DrawAspect="Content" ObjectID="_1803397101" r:id="rId23"/>
+          <o:OLEObject Type="Embed" ProgID="Equation.DSMT4" ShapeID="_x0000_i1032" DrawAspect="Content" ObjectID="_1806049941" r:id="rId23"/>
         </w:object>
       </w:r>
       <w:r>
@@ -1596,11 +1579,21 @@
       <w:r>
         <w:instrText>(</w:instrText>
       </w:r>
-      <w:fldSimple w:instr=" SEQ MTEqn \c \* Arabic \* MERGEFORMAT ">
-        <w:r>
-          <w:instrText>5</w:instrText>
-        </w:r>
-      </w:fldSimple>
+      <w:r>
+        <w:fldChar w:fldCharType="begin"/>
+      </w:r>
+      <w:r>
+        <w:instrText xml:space="preserve"> SEQ MTEqn \c \* Arabic \* MERGEFORMAT </w:instrText>
+      </w:r>
+      <w:r>
+        <w:fldChar w:fldCharType="separate"/>
+      </w:r>
+      <w:r>
+        <w:instrText>5</w:instrText>
+      </w:r>
+      <w:r>
+        <w:fldChar w:fldCharType="end"/>
+      </w:r>
       <w:r>
         <w:instrText>)</w:instrText>
       </w:r>
@@ -1623,7 +1616,7 @@
           <v:shape id="_x0000_i1033" type="#_x0000_t75" style="width:60.5pt;height:27pt" o:ole="">
             <v:imagedata r:id="rId24" o:title=""/>
           </v:shape>
-          <o:OLEObject Type="Embed" ProgID="Equation.DSMT4" ShapeID="_x0000_i1033" DrawAspect="Content" ObjectID="_1803397102" r:id="rId25"/>
+          <o:OLEObject Type="Embed" ProgID="Equation.DSMT4" ShapeID="_x0000_i1033" DrawAspect="Content" ObjectID="_1806049942" r:id="rId25"/>
         </w:object>
       </w:r>
       <w:r>
@@ -1648,11 +1641,21 @@
       <w:r>
         <w:instrText>(</w:instrText>
       </w:r>
-      <w:fldSimple w:instr=" SEQ MTEqn \c \* Arabic \* MERGEFORMAT ">
-        <w:r>
-          <w:instrText>6</w:instrText>
-        </w:r>
-      </w:fldSimple>
+      <w:r>
+        <w:fldChar w:fldCharType="begin"/>
+      </w:r>
+      <w:r>
+        <w:instrText xml:space="preserve"> SEQ MTEqn \c \* Arabic \* MERGEFORMAT </w:instrText>
+      </w:r>
+      <w:r>
+        <w:fldChar w:fldCharType="separate"/>
+      </w:r>
+      <w:r>
+        <w:instrText>6</w:instrText>
+      </w:r>
+      <w:r>
+        <w:fldChar w:fldCharType="end"/>
+      </w:r>
       <w:r>
         <w:instrText>)</w:instrText>
       </w:r>
@@ -1676,7 +1679,7 @@
           <v:shape id="_x0000_i1034" type="#_x0000_t75" style="width:60.5pt;height:27pt" o:ole="">
             <v:imagedata r:id="rId26" o:title=""/>
           </v:shape>
-          <o:OLEObject Type="Embed" ProgID="Equation.DSMT4" ShapeID="_x0000_i1034" DrawAspect="Content" ObjectID="_1803397103" r:id="rId27"/>
+          <o:OLEObject Type="Embed" ProgID="Equation.DSMT4" ShapeID="_x0000_i1034" DrawAspect="Content" ObjectID="_1806049943" r:id="rId27"/>
         </w:object>
       </w:r>
       <w:r>
@@ -1700,11 +1703,21 @@
       <w:r>
         <w:instrText>(</w:instrText>
       </w:r>
-      <w:fldSimple w:instr=" SEQ MTEqn \c \* Arabic \* MERGEFORMAT ">
-        <w:r>
-          <w:instrText>7</w:instrText>
-        </w:r>
-      </w:fldSimple>
+      <w:r>
+        <w:fldChar w:fldCharType="begin"/>
+      </w:r>
+      <w:r>
+        <w:instrText xml:space="preserve"> SEQ MTEqn \c \* Arabic \* MERGEFORMAT </w:instrText>
+      </w:r>
+      <w:r>
+        <w:fldChar w:fldCharType="separate"/>
+      </w:r>
+      <w:r>
+        <w:instrText>7</w:instrText>
+      </w:r>
+      <w:r>
+        <w:fldChar w:fldCharType="end"/>
+      </w:r>
       <w:r>
         <w:instrText>)</w:instrText>
       </w:r>
@@ -1727,7 +1740,7 @@
           <v:shape id="_x0000_i1035" type="#_x0000_t75" style="width:236pt;height:32.5pt" o:ole="">
             <v:imagedata r:id="rId28" o:title=""/>
           </v:shape>
-          <o:OLEObject Type="Embed" ProgID="Equation.DSMT4" ShapeID="_x0000_i1035" DrawAspect="Content" ObjectID="_1803397104" r:id="rId29"/>
+          <o:OLEObject Type="Embed" ProgID="Equation.DSMT4" ShapeID="_x0000_i1035" DrawAspect="Content" ObjectID="_1806049944" r:id="rId29"/>
         </w:object>
       </w:r>
       <w:r>
@@ -1757,11 +1770,24 @@
       <w:r>
         <w:instrText>(</w:instrText>
       </w:r>
-      <w:fldSimple w:instr=" SEQ MTEqn \c \* Arabic \* MERGEFORMAT ">
-        <w:r>
-          <w:instrText>8</w:instrText>
-        </w:r>
-      </w:fldSimple>
+      <w:r>
+        <w:fldChar w:fldCharType="begin"/>
+      </w:r>
+      <w:r>
+        <w:instrText xml:space="preserve"> SEQ MTEqn \c \* Arabic \* MERGEFORMA</w:instrText>
+      </w:r>
+      <w:r>
+        <w:instrText xml:space="preserve">T </w:instrText>
+      </w:r>
+      <w:r>
+        <w:fldChar w:fldCharType="separate"/>
+      </w:r>
+      <w:r>
+        <w:instrText>8</w:instrText>
+      </w:r>
+      <w:r>
+        <w:fldChar w:fldCharType="end"/>
+      </w:r>
       <w:r>
         <w:instrText>)</w:instrText>
       </w:r>
@@ -1784,7 +1810,7 @@
           <v:shape id="_x0000_i1036" type="#_x0000_t75" style="width:186.5pt;height:31.5pt" o:ole="">
             <v:imagedata r:id="rId30" o:title=""/>
           </v:shape>
-          <o:OLEObject Type="Embed" ProgID="Equation.DSMT4" ShapeID="_x0000_i1036" DrawAspect="Content" ObjectID="_1803397105" r:id="rId31"/>
+          <o:OLEObject Type="Embed" ProgID="Equation.DSMT4" ShapeID="_x0000_i1036" DrawAspect="Content" ObjectID="_1806049945" r:id="rId31"/>
         </w:object>
       </w:r>
       <w:r>
@@ -1808,11 +1834,21 @@
       <w:r>
         <w:instrText>(</w:instrText>
       </w:r>
-      <w:fldSimple w:instr=" SEQ MTEqn \c \* Arabic \* MERGEFORMAT ">
-        <w:r>
-          <w:instrText>9</w:instrText>
-        </w:r>
-      </w:fldSimple>
+      <w:r>
+        <w:fldChar w:fldCharType="begin"/>
+      </w:r>
+      <w:r>
+        <w:instrText xml:space="preserve"> SEQ MTEqn \c \* Arabic \* MERGEFORMAT </w:instrText>
+      </w:r>
+      <w:r>
+        <w:fldChar w:fldCharType="separate"/>
+      </w:r>
+      <w:r>
+        <w:instrText>9</w:instrText>
+      </w:r>
+      <w:r>
+        <w:fldChar w:fldCharType="end"/>
+      </w:r>
       <w:r>
         <w:instrText>)</w:instrText>
       </w:r>
@@ -1895,16 +1931,14 @@
           <w:color w:val="000000"/>
           <w:sz w:val="20"/>
           <w:szCs w:val="20"/>
-          <w:highlight w:val="yellow"/>
-        </w:rPr>
-      </w:pPr>
-      <w:r>
-        <w:rPr>
-          <w:rFonts w:ascii="Times New Roman" w:hAnsi="Times New Roman" w:cs="Times New Roman"/>
-          <w:color w:val="000000"/>
-          <w:sz w:val="20"/>
-          <w:szCs w:val="20"/>
-          <w:highlight w:val="yellow"/>
+        </w:rPr>
+      </w:pPr>
+      <w:r>
+        <w:rPr>
+          <w:rFonts w:ascii="Times New Roman" w:hAnsi="Times New Roman" w:cs="Times New Roman"/>
+          <w:color w:val="000000"/>
+          <w:sz w:val="20"/>
+          <w:szCs w:val="20"/>
         </w:rPr>
         <w:t>Optimizer. During the model fine-tuning training process, we refer to the fine-tuning strategies of large models such as BERT, RoBERTa, etc., and use the AdamW optimizer.AdamW introduces an independent control mechanism for weight decay on the basis of Adam, and its core idea is to decouple weight decay from the gradient updating process, so as to avoid the problems brought by the scaling of the learning rate in the traditional Adam.</w:t>
       </w:r>
@@ -1918,16 +1952,14 @@
           <w:color w:val="000000"/>
           <w:sz w:val="20"/>
           <w:szCs w:val="20"/>
-          <w:highlight w:val="yellow"/>
-        </w:rPr>
-      </w:pPr>
-      <w:r>
-        <w:rPr>
-          <w:rFonts w:ascii="Times New Roman" w:hAnsi="Times New Roman" w:cs="Times New Roman"/>
-          <w:color w:val="000000"/>
-          <w:sz w:val="20"/>
-          <w:szCs w:val="20"/>
-          <w:highlight w:val="yellow"/>
+        </w:rPr>
+      </w:pPr>
+      <w:r>
+        <w:rPr>
+          <w:rFonts w:ascii="Times New Roman" w:hAnsi="Times New Roman" w:cs="Times New Roman"/>
+          <w:color w:val="000000"/>
+          <w:sz w:val="20"/>
+          <w:szCs w:val="20"/>
         </w:rPr>
         <w:t>AdamW inherits Adam's momentum estimate:</w:t>
       </w:r>
@@ -1935,110 +1967,51 @@
     <w:p>
       <w:pPr>
         <w:pStyle w:val="MTDisplayEquation"/>
-        <w:rPr>
-          <w:highlight w:val="yellow"/>
-        </w:rPr>
-      </w:pPr>
-      <w:r>
-        <w:rPr>
-          <w:highlight w:val="yellow"/>
-        </w:rPr>
+      </w:pPr>
+      <w:r>
         <w:tab/>
       </w:r>
       <w:r>
         <w:rPr>
           <w:position w:val="-10"/>
-          <w:highlight w:val="yellow"/>
         </w:rPr>
         <w:object w:dxaOrig="1936" w:dyaOrig="299">
           <v:shape id="_x0000_i1037" type="#_x0000_t75" style="width:97pt;height:15pt" o:ole="">
             <v:imagedata r:id="rId32" o:title=""/>
           </v:shape>
-          <o:OLEObject Type="Embed" ProgID="Equation.DSMT4" ShapeID="_x0000_i1037" DrawAspect="Content" ObjectID="_1803397106" r:id="rId33"/>
+          <o:OLEObject Type="Embed" ProgID="Equation.DSMT4" ShapeID="_x0000_i1037" DrawAspect="Content" ObjectID="_1806049946" r:id="rId33"/>
         </w:object>
       </w:r>
       <w:r>
-        <w:rPr>
-          <w:highlight w:val="yellow"/>
-        </w:rPr>
         <w:tab/>
       </w:r>
       <w:r>
-        <w:rPr>
-          <w:highlight w:val="yellow"/>
-        </w:rPr>
         <w:fldChar w:fldCharType="begin"/>
       </w:r>
       <w:r>
-        <w:rPr>
-          <w:highlight w:val="yellow"/>
-        </w:rPr>
         <w:instrText xml:space="preserve"> MACROBUTTON MTPlaceRef \* MERGEFORMAT </w:instrText>
       </w:r>
       <w:r>
-        <w:rPr>
-          <w:highlight w:val="yellow"/>
-        </w:rPr>
         <w:fldChar w:fldCharType="begin"/>
       </w:r>
       <w:r>
-        <w:rPr>
-          <w:highlight w:val="yellow"/>
-        </w:rPr>
         <w:instrText xml:space="preserve"> SEQ MTEqn \h \* MERGEFORMAT </w:instrText>
       </w:r>
       <w:r>
-        <w:rPr>
-          <w:highlight w:val="yellow"/>
-        </w:rPr>
         <w:fldChar w:fldCharType="end"/>
       </w:r>
       <w:r>
-        <w:rPr>
-          <w:highlight w:val="yellow"/>
-        </w:rPr>
         <w:instrText>(</w:instrText>
       </w:r>
-      <w:r>
-        <w:rPr>
-          <w:highlight w:val="yellow"/>
-        </w:rPr>
-        <w:fldChar w:fldCharType="begin"/>
-      </w:r>
-      <w:r>
-        <w:rPr>
-          <w:highlight w:val="yellow"/>
-        </w:rPr>
-        <w:instrText xml:space="preserve"> SEQ MTEqn \c \* Arabic \* MERGEFORMAT </w:instrText>
-      </w:r>
-      <w:r>
-        <w:rPr>
-          <w:highlight w:val="yellow"/>
-        </w:rPr>
-        <w:fldChar w:fldCharType="separate"/>
-      </w:r>
-      <w:r>
-        <w:rPr>
-          <w:highlight w:val="yellow"/>
-        </w:rPr>
-        <w:instrText>10</w:instrText>
-      </w:r>
-      <w:r>
-        <w:rPr>
-          <w:highlight w:val="yellow"/>
-        </w:rPr>
-        <w:fldChar w:fldCharType="end"/>
-      </w:r>
-      <w:r>
-        <w:rPr>
-          <w:highlight w:val="yellow"/>
-        </w:rPr>
+      <w:fldSimple w:instr=" SEQ MTEqn \c \* Arabic \* MERGEFORMAT ">
+        <w:r>
+          <w:instrText>10</w:instrText>
+        </w:r>
+      </w:fldSimple>
+      <w:r>
         <w:instrText>)</w:instrText>
       </w:r>
       <w:r>
-        <w:rPr>
-          <w:highlight w:val="yellow"/>
-        </w:rPr>
         <w:fldChar w:fldCharType="end"/>
       </w:r>
     </w:p>
@@ -2051,16 +2024,14 @@
           <w:color w:val="000000"/>
           <w:sz w:val="20"/>
           <w:szCs w:val="20"/>
-          <w:highlight w:val="yellow"/>
-        </w:rPr>
-      </w:pPr>
-      <w:r>
-        <w:rPr>
-          <w:rFonts w:ascii="Times New Roman" w:hAnsi="Times New Roman" w:cs="Times New Roman"/>
-          <w:color w:val="000000"/>
-          <w:sz w:val="20"/>
-          <w:szCs w:val="20"/>
-          <w:highlight w:val="yellow"/>
+        </w:rPr>
+      </w:pPr>
+      <w:r>
+        <w:rPr>
+          <w:rFonts w:ascii="Times New Roman" w:hAnsi="Times New Roman" w:cs="Times New Roman"/>
+          <w:color w:val="000000"/>
+          <w:sz w:val="20"/>
+          <w:szCs w:val="20"/>
         </w:rPr>
         <w:t xml:space="preserve">where </w:t>
       </w:r>
@@ -2071,7 +2042,6 @@
           <w:color w:val="000000"/>
           <w:sz w:val="20"/>
           <w:szCs w:val="20"/>
-          <w:highlight w:val="yellow"/>
         </w:rPr>
         <w:t>m</w:t>
       </w:r>
@@ -2082,7 +2052,6 @@
           <w:color w:val="000000"/>
           <w:sz w:val="20"/>
           <w:szCs w:val="20"/>
-          <w:highlight w:val="yellow"/>
           <w:vertAlign w:val="subscript"/>
         </w:rPr>
         <w:t>t</w:t>
@@ -2093,7 +2062,6 @@
           <w:color w:val="000000"/>
           <w:sz w:val="20"/>
           <w:szCs w:val="20"/>
-          <w:highlight w:val="yellow"/>
         </w:rPr>
         <w:t xml:space="preserve"> is the first-order moment estimate of the gradient, </w:t>
       </w:r>
@@ -2104,7 +2072,6 @@
           <w:color w:val="000000"/>
           <w:sz w:val="20"/>
           <w:szCs w:val="20"/>
-          <w:highlight w:val="yellow"/>
         </w:rPr>
         <w:t>β</w:t>
       </w:r>
@@ -2115,7 +2082,6 @@
           <w:color w:val="000000"/>
           <w:sz w:val="20"/>
           <w:szCs w:val="20"/>
-          <w:highlight w:val="yellow"/>
           <w:vertAlign w:val="subscript"/>
         </w:rPr>
         <w:t>1</w:t>
@@ -2127,7 +2093,6 @@
           <w:color w:val="000000"/>
           <w:sz w:val="20"/>
           <w:szCs w:val="20"/>
-          <w:highlight w:val="yellow"/>
         </w:rPr>
         <w:t xml:space="preserve"> </w:t>
       </w:r>
@@ -2137,7 +2102,6 @@
           <w:color w:val="000000"/>
           <w:sz w:val="20"/>
           <w:szCs w:val="20"/>
-          <w:highlight w:val="yellow"/>
         </w:rPr>
         <w:t xml:space="preserve">is the attenuation factor (usually set to 0.9), and </w:t>
       </w:r>
@@ -2148,7 +2112,6 @@
           <w:color w:val="000000"/>
           <w:sz w:val="20"/>
           <w:szCs w:val="20"/>
-          <w:highlight w:val="yellow"/>
         </w:rPr>
         <w:t>g</w:t>
       </w:r>
@@ -2159,7 +2122,6 @@
           <w:color w:val="000000"/>
           <w:sz w:val="20"/>
           <w:szCs w:val="20"/>
-          <w:highlight w:val="yellow"/>
           <w:vertAlign w:val="subscript"/>
         </w:rPr>
         <w:t>t</w:t>
@@ -2170,7 +2132,6 @@
           <w:color w:val="000000"/>
           <w:sz w:val="20"/>
           <w:szCs w:val="20"/>
-          <w:highlight w:val="yellow"/>
         </w:rPr>
         <w:t xml:space="preserve"> is the gradient at the current moment.</w:t>
       </w:r>
@@ -2184,16 +2145,14 @@
           <w:color w:val="000000"/>
           <w:sz w:val="20"/>
           <w:szCs w:val="20"/>
-          <w:highlight w:val="yellow"/>
-        </w:rPr>
-      </w:pPr>
-      <w:r>
-        <w:rPr>
-          <w:rFonts w:ascii="Times New Roman" w:hAnsi="Times New Roman" w:cs="Times New Roman"/>
-          <w:color w:val="000000"/>
-          <w:sz w:val="20"/>
-          <w:szCs w:val="20"/>
-          <w:highlight w:val="yellow"/>
+        </w:rPr>
+      </w:pPr>
+      <w:r>
+        <w:rPr>
+          <w:rFonts w:ascii="Times New Roman" w:hAnsi="Times New Roman" w:cs="Times New Roman"/>
+          <w:color w:val="000000"/>
+          <w:sz w:val="20"/>
+          <w:szCs w:val="20"/>
         </w:rPr>
         <w:t>AdamW inherits Adam's variance estimates:</w:t>
       </w:r>
@@ -2201,110 +2160,51 @@
     <w:p>
       <w:pPr>
         <w:pStyle w:val="MTDisplayEquation"/>
-        <w:rPr>
-          <w:highlight w:val="yellow"/>
-        </w:rPr>
-      </w:pPr>
-      <w:r>
-        <w:rPr>
-          <w:highlight w:val="yellow"/>
-        </w:rPr>
+      </w:pPr>
+      <w:r>
         <w:tab/>
       </w:r>
       <w:r>
         <w:rPr>
           <w:position w:val="-10"/>
-          <w:highlight w:val="yellow"/>
         </w:rPr>
         <w:object w:dxaOrig="1936" w:dyaOrig="346">
           <v:shape id="_x0000_i1038" type="#_x0000_t75" style="width:97pt;height:17.5pt" o:ole="">
             <v:imagedata r:id="rId34" o:title=""/>
           </v:shape>
-          <o:OLEObject Type="Embed" ProgID="Equation.DSMT4" ShapeID="_x0000_i1038" DrawAspect="Content" ObjectID="_1803397107" r:id="rId35"/>
+          <o:OLEObject Type="Embed" ProgID="Equation.DSMT4" ShapeID="_x0000_i1038" DrawAspect="Content" ObjectID="_1806049947" r:id="rId35"/>
         </w:object>
       </w:r>
       <w:r>
-        <w:rPr>
-          <w:highlight w:val="yellow"/>
-        </w:rPr>
         <w:tab/>
       </w:r>
       <w:r>
-        <w:rPr>
-          <w:highlight w:val="yellow"/>
-        </w:rPr>
         <w:fldChar w:fldCharType="begin"/>
       </w:r>
       <w:r>
-        <w:rPr>
-          <w:highlight w:val="yellow"/>
-        </w:rPr>
         <w:instrText xml:space="preserve"> MACROBUTTON MTPlaceRef \* MERGEFORMAT </w:instrText>
       </w:r>
       <w:r>
-        <w:rPr>
-          <w:highlight w:val="yellow"/>
-        </w:rPr>
         <w:fldChar w:fldCharType="begin"/>
       </w:r>
       <w:r>
-        <w:rPr>
-          <w:highlight w:val="yellow"/>
-        </w:rPr>
         <w:instrText xml:space="preserve"> SEQ MTEqn \h \* MERGEFORMAT </w:instrText>
       </w:r>
       <w:r>
-        <w:rPr>
-          <w:highlight w:val="yellow"/>
-        </w:rPr>
         <w:fldChar w:fldCharType="end"/>
       </w:r>
       <w:r>
-        <w:rPr>
-          <w:highlight w:val="yellow"/>
-        </w:rPr>
         <w:instrText>(</w:instrText>
       </w:r>
-      <w:r>
-        <w:rPr>
-          <w:highlight w:val="yellow"/>
-        </w:rPr>
-        <w:fldChar w:fldCharType="begin"/>
-      </w:r>
-      <w:r>
-        <w:rPr>
-          <w:highlight w:val="yellow"/>
-        </w:rPr>
-        <w:instrText xml:space="preserve"> SEQ MTEqn \c \* Arabic \* MERGEFORMAT </w:instrText>
-      </w:r>
-      <w:r>
-        <w:rPr>
-          <w:highlight w:val="yellow"/>
-        </w:rPr>
-        <w:fldChar w:fldCharType="separate"/>
-      </w:r>
-      <w:r>
-        <w:rPr>
-          <w:highlight w:val="yellow"/>
-        </w:rPr>
-        <w:instrText>11</w:instrText>
-      </w:r>
-      <w:r>
-        <w:rPr>
-          <w:highlight w:val="yellow"/>
-        </w:rPr>
-        <w:fldChar w:fldCharType="end"/>
-      </w:r>
-      <w:r>
-        <w:rPr>
-          <w:highlight w:val="yellow"/>
-        </w:rPr>
+      <w:fldSimple w:instr=" SEQ MTEqn \c \* Arabic \* MERGEFORMAT ">
+        <w:r>
+          <w:instrText>11</w:instrText>
+        </w:r>
+      </w:fldSimple>
+      <w:r>
         <w:instrText>)</w:instrText>
       </w:r>
       <w:r>
-        <w:rPr>
-          <w:highlight w:val="yellow"/>
-        </w:rPr>
         <w:fldChar w:fldCharType="end"/>
       </w:r>
     </w:p>
@@ -2317,16 +2217,14 @@
           <w:color w:val="000000"/>
           <w:sz w:val="20"/>
           <w:szCs w:val="20"/>
-          <w:highlight w:val="yellow"/>
-        </w:rPr>
-      </w:pPr>
-      <w:r>
-        <w:rPr>
-          <w:rFonts w:ascii="Times New Roman" w:hAnsi="Times New Roman" w:cs="Times New Roman"/>
-          <w:color w:val="000000"/>
-          <w:sz w:val="20"/>
-          <w:szCs w:val="20"/>
-          <w:highlight w:val="yellow"/>
+        </w:rPr>
+      </w:pPr>
+      <w:r>
+        <w:rPr>
+          <w:rFonts w:ascii="Times New Roman" w:hAnsi="Times New Roman" w:cs="Times New Roman"/>
+          <w:color w:val="000000"/>
+          <w:sz w:val="20"/>
+          <w:szCs w:val="20"/>
         </w:rPr>
         <w:t xml:space="preserve">where </w:t>
       </w:r>
@@ -2336,7 +2234,6 @@
           <w:i/>
           <w:color w:val="000000"/>
           <w:szCs w:val="21"/>
-          <w:highlight w:val="yellow"/>
           <w:shd w:val="clear" w:color="auto" w:fill="FFFFFF"/>
         </w:rPr>
         <w:t>v</w:t>
@@ -2347,7 +2244,6 @@
           <w:i/>
           <w:color w:val="000000"/>
           <w:szCs w:val="21"/>
-          <w:highlight w:val="yellow"/>
           <w:shd w:val="clear" w:color="auto" w:fill="FFFFFF"/>
           <w:vertAlign w:val="subscript"/>
         </w:rPr>
@@ -2359,7 +2255,6 @@
           <w:color w:val="000000"/>
           <w:sz w:val="20"/>
           <w:szCs w:val="20"/>
-          <w:highlight w:val="yellow"/>
           <w:vertAlign w:val="subscript"/>
         </w:rPr>
         <w:t xml:space="preserve"> </w:t>
@@ -2370,7 +2265,6 @@
           <w:color w:val="000000"/>
           <w:sz w:val="20"/>
           <w:szCs w:val="20"/>
-          <w:highlight w:val="yellow"/>
         </w:rPr>
         <w:t xml:space="preserve">is the second-order moment estimate of the gradient and </w:t>
       </w:r>
@@ -2381,7 +2275,6 @@
           <w:color w:val="000000"/>
           <w:sz w:val="20"/>
           <w:szCs w:val="20"/>
-          <w:highlight w:val="yellow"/>
         </w:rPr>
         <w:t>β</w:t>
       </w:r>
@@ -2392,7 +2285,6 @@
           <w:color w:val="000000"/>
           <w:sz w:val="20"/>
           <w:szCs w:val="20"/>
-          <w:highlight w:val="yellow"/>
           <w:vertAlign w:val="subscript"/>
         </w:rPr>
         <w:t>2</w:t>
@@ -2403,7 +2295,6 @@
           <w:color w:val="000000"/>
           <w:sz w:val="20"/>
           <w:szCs w:val="20"/>
-          <w:highlight w:val="yellow"/>
         </w:rPr>
         <w:t xml:space="preserve"> is the decay factor (usually set to 0.999).</w:t>
       </w:r>
@@ -2417,16 +2308,14 @@
           <w:color w:val="000000"/>
           <w:sz w:val="20"/>
           <w:szCs w:val="20"/>
-          <w:highlight w:val="yellow"/>
-        </w:rPr>
-      </w:pPr>
-      <w:r>
-        <w:rPr>
-          <w:rFonts w:ascii="Times New Roman" w:hAnsi="Times New Roman" w:cs="Times New Roman"/>
-          <w:color w:val="000000"/>
-          <w:sz w:val="20"/>
-          <w:szCs w:val="20"/>
-          <w:highlight w:val="yellow"/>
+        </w:rPr>
+      </w:pPr>
+      <w:r>
+        <w:rPr>
+          <w:rFonts w:ascii="Times New Roman" w:hAnsi="Times New Roman" w:cs="Times New Roman"/>
+          <w:color w:val="000000"/>
+          <w:sz w:val="20"/>
+          <w:szCs w:val="20"/>
         </w:rPr>
         <w:t>AdamW bias-corrected for momentum and variance:</w:t>
       </w:r>
@@ -2434,220 +2323,102 @@
     <w:p>
       <w:pPr>
         <w:pStyle w:val="MTDisplayEquation"/>
-        <w:rPr>
-          <w:highlight w:val="yellow"/>
-        </w:rPr>
-      </w:pPr>
-      <w:r>
-        <w:rPr>
-          <w:highlight w:val="yellow"/>
-        </w:rPr>
+      </w:pPr>
+      <w:r>
         <w:tab/>
       </w:r>
       <w:r>
         <w:rPr>
           <w:position w:val="-28"/>
-          <w:highlight w:val="yellow"/>
         </w:rPr>
         <w:object w:dxaOrig="982" w:dyaOrig="626">
           <v:shape id="_x0000_i1039" type="#_x0000_t75" style="width:49pt;height:31.5pt" o:ole="">
             <v:imagedata r:id="rId36" o:title=""/>
           </v:shape>
-          <o:OLEObject Type="Embed" ProgID="Equation.DSMT4" ShapeID="_x0000_i1039" DrawAspect="Content" ObjectID="_1803397108" r:id="rId37"/>
+          <o:OLEObject Type="Embed" ProgID="Equation.DSMT4" ShapeID="_x0000_i1039" DrawAspect="Content" ObjectID="_1806049948" r:id="rId37"/>
         </w:object>
       </w:r>
       <w:r>
-        <w:rPr>
-          <w:highlight w:val="yellow"/>
-        </w:rPr>
         <w:tab/>
       </w:r>
       <w:r>
-        <w:rPr>
-          <w:highlight w:val="yellow"/>
-        </w:rPr>
         <w:fldChar w:fldCharType="begin"/>
       </w:r>
       <w:r>
-        <w:rPr>
-          <w:highlight w:val="yellow"/>
-        </w:rPr>
         <w:instrText xml:space="preserve"> MACROBUTTON MTPlaceRef \* MERGEFORMAT </w:instrText>
       </w:r>
       <w:r>
-        <w:rPr>
-          <w:highlight w:val="yellow"/>
-        </w:rPr>
         <w:fldChar w:fldCharType="begin"/>
       </w:r>
       <w:r>
-        <w:rPr>
-          <w:highlight w:val="yellow"/>
-        </w:rPr>
         <w:instrText xml:space="preserve"> SEQ MTEqn \h \* MERGEFORMAT </w:instrText>
       </w:r>
       <w:r>
-        <w:rPr>
-          <w:highlight w:val="yellow"/>
-        </w:rPr>
         <w:fldChar w:fldCharType="end"/>
       </w:r>
       <w:r>
-        <w:rPr>
-          <w:highlight w:val="yellow"/>
-        </w:rPr>
         <w:instrText>(</w:instrText>
       </w:r>
-      <w:r>
-        <w:rPr>
-          <w:highlight w:val="yellow"/>
-        </w:rPr>
-        <w:fldChar w:fldCharType="begin"/>
-      </w:r>
-      <w:r>
-        <w:rPr>
-          <w:highlight w:val="yellow"/>
-        </w:rPr>
-        <w:instrText xml:space="preserve"> SEQ MTEqn \c \* Arabic \* MERGEFORMAT </w:instrText>
-      </w:r>
-      <w:r>
-        <w:rPr>
-          <w:highlight w:val="yellow"/>
-        </w:rPr>
-        <w:fldChar w:fldCharType="separate"/>
-      </w:r>
-      <w:r>
-        <w:rPr>
-          <w:highlight w:val="yellow"/>
-        </w:rPr>
-        <w:instrText>12</w:instrText>
-      </w:r>
-      <w:r>
-        <w:rPr>
-          <w:highlight w:val="yellow"/>
-        </w:rPr>
-        <w:fldChar w:fldCharType="end"/>
-      </w:r>
-      <w:r>
-        <w:rPr>
-          <w:highlight w:val="yellow"/>
-        </w:rPr>
+      <w:fldSimple w:instr=" SEQ MTEqn \c \* Arabic \* MERGEFORMAT ">
+        <w:r>
+          <w:instrText>12</w:instrText>
+        </w:r>
+      </w:fldSimple>
+      <w:r>
         <w:instrText>)</w:instrText>
       </w:r>
       <w:r>
-        <w:rPr>
-          <w:highlight w:val="yellow"/>
-        </w:rPr>
         <w:fldChar w:fldCharType="end"/>
       </w:r>
     </w:p>
     <w:p>
       <w:pPr>
         <w:pStyle w:val="MTDisplayEquation"/>
-        <w:rPr>
-          <w:highlight w:val="yellow"/>
-        </w:rPr>
-      </w:pPr>
-      <w:r>
-        <w:rPr>
-          <w:highlight w:val="yellow"/>
-        </w:rPr>
+      </w:pPr>
+      <w:r>
         <w:tab/>
       </w:r>
       <w:r>
         <w:rPr>
           <w:position w:val="-28"/>
-          <w:highlight w:val="yellow"/>
         </w:rPr>
         <w:object w:dxaOrig="944" w:dyaOrig="626">
           <v:shape id="_x0000_i1040" type="#_x0000_t75" style="width:47pt;height:31.5pt" o:ole="">
             <v:imagedata r:id="rId38" o:title=""/>
           </v:shape>
-          <o:OLEObject Type="Embed" ProgID="Equation.DSMT4" ShapeID="_x0000_i1040" DrawAspect="Content" ObjectID="_1803397109" r:id="rId39"/>
+          <o:OLEObject Type="Embed" ProgID="Equation.DSMT4" ShapeID="_x0000_i1040" DrawAspect="Content" ObjectID="_1806049949" r:id="rId39"/>
         </w:object>
       </w:r>
       <w:r>
-        <w:rPr>
-          <w:highlight w:val="yellow"/>
-        </w:rPr>
         <w:tab/>
       </w:r>
       <w:r>
-        <w:rPr>
-          <w:highlight w:val="yellow"/>
-        </w:rPr>
         <w:fldChar w:fldCharType="begin"/>
       </w:r>
       <w:r>
-        <w:rPr>
-          <w:highlight w:val="yellow"/>
-        </w:rPr>
         <w:instrText xml:space="preserve"> MACROBUTTON MTPlaceRef \* MERGEFORMAT </w:instrText>
       </w:r>
       <w:r>
-        <w:rPr>
-          <w:highlight w:val="yellow"/>
-        </w:rPr>
         <w:fldChar w:fldCharType="begin"/>
       </w:r>
       <w:r>
-        <w:rPr>
-          <w:highlight w:val="yellow"/>
-        </w:rPr>
         <w:instrText xml:space="preserve"> SEQ MTEqn \h \* MERGEFORMAT </w:instrText>
       </w:r>
       <w:r>
-        <w:rPr>
-          <w:highlight w:val="yellow"/>
-        </w:rPr>
         <w:fldChar w:fldCharType="end"/>
       </w:r>
       <w:r>
-        <w:rPr>
-          <w:highlight w:val="yellow"/>
-        </w:rPr>
         <w:instrText>(</w:instrText>
       </w:r>
-      <w:r>
-        <w:rPr>
-          <w:highlight w:val="yellow"/>
-        </w:rPr>
-        <w:fldChar w:fldCharType="begin"/>
-      </w:r>
-      <w:r>
-        <w:rPr>
-          <w:highlight w:val="yellow"/>
-        </w:rPr>
-        <w:instrText xml:space="preserve"> SEQ MTEqn \c \* Arabic \* MERGEFORMAT </w:instrText>
-      </w:r>
-      <w:r>
-        <w:rPr>
-          <w:highlight w:val="yellow"/>
-        </w:rPr>
-        <w:fldChar w:fldCharType="separate"/>
-      </w:r>
-      <w:r>
-        <w:rPr>
-          <w:highlight w:val="yellow"/>
-        </w:rPr>
-        <w:instrText>13</w:instrText>
-      </w:r>
-      <w:r>
-        <w:rPr>
-          <w:highlight w:val="yellow"/>
-        </w:rPr>
-        <w:fldChar w:fldCharType="end"/>
-      </w:r>
-      <w:r>
-        <w:rPr>
-          <w:highlight w:val="yellow"/>
-        </w:rPr>
+      <w:fldSimple w:instr=" SEQ MTEqn \c \* Arabic \* MERGEFORMAT ">
+        <w:r>
+          <w:instrText>13</w:instrText>
+        </w:r>
+      </w:fldSimple>
+      <w:r>
         <w:instrText>)</w:instrText>
       </w:r>
       <w:r>
-        <w:rPr>
-          <w:highlight w:val="yellow"/>
-        </w:rPr>
         <w:fldChar w:fldCharType="end"/>
       </w:r>
     </w:p>
@@ -2660,16 +2431,14 @@
           <w:color w:val="000000"/>
           <w:sz w:val="20"/>
           <w:szCs w:val="20"/>
-          <w:highlight w:val="yellow"/>
-        </w:rPr>
-      </w:pPr>
-      <w:r>
-        <w:rPr>
-          <w:rFonts w:ascii="Times New Roman" w:hAnsi="Times New Roman" w:cs="Times New Roman"/>
-          <w:color w:val="000000"/>
-          <w:sz w:val="20"/>
-          <w:szCs w:val="20"/>
-          <w:highlight w:val="yellow"/>
+        </w:rPr>
+      </w:pPr>
+      <w:r>
+        <w:rPr>
+          <w:rFonts w:ascii="Times New Roman" w:hAnsi="Times New Roman" w:cs="Times New Roman"/>
+          <w:color w:val="000000"/>
+          <w:sz w:val="20"/>
+          <w:szCs w:val="20"/>
         </w:rPr>
         <w:t>AdamW decouples the weight decay from the gradient update when updating the parameters:</w:t>
       </w:r>
@@ -2677,110 +2446,51 @@
     <w:p>
       <w:pPr>
         <w:pStyle w:val="MTDisplayEquation"/>
-        <w:rPr>
-          <w:highlight w:val="yellow"/>
-        </w:rPr>
-      </w:pPr>
-      <w:r>
-        <w:rPr>
-          <w:highlight w:val="yellow"/>
-        </w:rPr>
+      </w:pPr>
+      <w:r>
         <w:tab/>
       </w:r>
       <w:r>
         <w:rPr>
           <w:position w:val="-10"/>
-          <w:highlight w:val="yellow"/>
         </w:rPr>
         <w:object w:dxaOrig="1898" w:dyaOrig="299">
           <v:shape id="_x0000_i1041" type="#_x0000_t75" style="width:95pt;height:15pt" o:ole="">
             <v:imagedata r:id="rId40" o:title=""/>
           </v:shape>
-          <o:OLEObject Type="Embed" ProgID="Equation.DSMT4" ShapeID="_x0000_i1041" DrawAspect="Content" ObjectID="_1803397110" r:id="rId41"/>
+          <o:OLEObject Type="Embed" ProgID="Equation.DSMT4" ShapeID="_x0000_i1041" DrawAspect="Content" ObjectID="_1806049950" r:id="rId41"/>
         </w:object>
       </w:r>
       <w:r>
-        <w:rPr>
-          <w:highlight w:val="yellow"/>
-        </w:rPr>
         <w:tab/>
       </w:r>
       <w:r>
-        <w:rPr>
-          <w:highlight w:val="yellow"/>
-        </w:rPr>
         <w:fldChar w:fldCharType="begin"/>
       </w:r>
       <w:r>
-        <w:rPr>
-          <w:highlight w:val="yellow"/>
-        </w:rPr>
         <w:instrText xml:space="preserve"> MACROBUTTON MTPlaceRef \* MERGEFORMAT </w:instrText>
       </w:r>
       <w:r>
-        <w:rPr>
-          <w:highlight w:val="yellow"/>
-        </w:rPr>
         <w:fldChar w:fldCharType="begin"/>
       </w:r>
       <w:r>
-        <w:rPr>
-          <w:highlight w:val="yellow"/>
-        </w:rPr>
         <w:instrText xml:space="preserve"> SEQ MTEqn \h \* MERGEFORMAT </w:instrText>
       </w:r>
       <w:r>
-        <w:rPr>
-          <w:highlight w:val="yellow"/>
-        </w:rPr>
         <w:fldChar w:fldCharType="end"/>
       </w:r>
       <w:r>
-        <w:rPr>
-          <w:highlight w:val="yellow"/>
-        </w:rPr>
         <w:instrText>(</w:instrText>
       </w:r>
-      <w:r>
-        <w:rPr>
-          <w:highlight w:val="yellow"/>
-        </w:rPr>
-        <w:fldChar w:fldCharType="begin"/>
-      </w:r>
-      <w:r>
-        <w:rPr>
-          <w:highlight w:val="yellow"/>
-        </w:rPr>
-        <w:instrText xml:space="preserve"> SEQ MTEqn \c \* Arabic \* MERGEFORMAT </w:instrText>
-      </w:r>
-      <w:r>
-        <w:rPr>
-          <w:highlight w:val="yellow"/>
-        </w:rPr>
-        <w:fldChar w:fldCharType="separate"/>
-      </w:r>
-      <w:r>
-        <w:rPr>
-          <w:highlight w:val="yellow"/>
-        </w:rPr>
-        <w:instrText>14</w:instrText>
-      </w:r>
-      <w:r>
-        <w:rPr>
-          <w:highlight w:val="yellow"/>
-        </w:rPr>
-        <w:fldChar w:fldCharType="end"/>
-      </w:r>
-      <w:r>
-        <w:rPr>
-          <w:highlight w:val="yellow"/>
-        </w:rPr>
+      <w:fldSimple w:instr=" SEQ MTEqn \c \* Arabic \* MERGEFORMAT ">
+        <w:r>
+          <w:instrText>14</w:instrText>
+        </w:r>
+      </w:fldSimple>
+      <w:r>
         <w:instrText>)</w:instrText>
       </w:r>
       <w:r>
-        <w:rPr>
-          <w:highlight w:val="yellow"/>
-        </w:rPr>
         <w:fldChar w:fldCharType="end"/>
       </w:r>
     </w:p>
@@ -2793,16 +2503,14 @@
           <w:color w:val="000000"/>
           <w:sz w:val="20"/>
           <w:szCs w:val="20"/>
-          <w:highlight w:val="yellow"/>
-        </w:rPr>
-      </w:pPr>
-      <w:r>
-        <w:rPr>
-          <w:rFonts w:ascii="Times New Roman" w:hAnsi="Times New Roman" w:cs="Times New Roman"/>
-          <w:color w:val="000000"/>
-          <w:sz w:val="20"/>
-          <w:szCs w:val="20"/>
-          <w:highlight w:val="yellow"/>
+        </w:rPr>
+      </w:pPr>
+      <w:r>
+        <w:rPr>
+          <w:rFonts w:ascii="Times New Roman" w:hAnsi="Times New Roman" w:cs="Times New Roman"/>
+          <w:color w:val="000000"/>
+          <w:sz w:val="20"/>
+          <w:szCs w:val="20"/>
         </w:rPr>
         <w:t xml:space="preserve">where </w:t>
       </w:r>
@@ -2813,7 +2521,6 @@
           <w:color w:val="000000"/>
           <w:sz w:val="20"/>
           <w:szCs w:val="20"/>
-          <w:highlight w:val="yellow"/>
         </w:rPr>
         <w:t>η</w:t>
       </w:r>
@@ -2823,7 +2530,6 @@
           <w:color w:val="000000"/>
           <w:sz w:val="20"/>
           <w:szCs w:val="20"/>
-          <w:highlight w:val="yellow"/>
         </w:rPr>
         <w:t xml:space="preserve"> is the learning rate and </w:t>
       </w:r>
@@ -2834,7 +2540,6 @@
           <w:color w:val="000000"/>
           <w:sz w:val="20"/>
           <w:szCs w:val="20"/>
-          <w:highlight w:val="yellow"/>
         </w:rPr>
         <w:t>λ</w:t>
       </w:r>
@@ -2844,7 +2549,6 @@
           <w:color w:val="000000"/>
           <w:sz w:val="20"/>
           <w:szCs w:val="20"/>
-          <w:highlight w:val="yellow"/>
         </w:rPr>
         <w:t xml:space="preserve"> is the weight decay factor.</w:t>
       </w:r>
@@ -2858,16 +2562,14 @@
           <w:color w:val="000000"/>
           <w:sz w:val="20"/>
           <w:szCs w:val="20"/>
-          <w:highlight w:val="yellow"/>
-        </w:rPr>
-      </w:pPr>
-      <w:r>
-        <w:rPr>
-          <w:rFonts w:ascii="Times New Roman" w:hAnsi="Times New Roman" w:cs="Times New Roman"/>
-          <w:color w:val="000000"/>
-          <w:sz w:val="20"/>
-          <w:szCs w:val="20"/>
-          <w:highlight w:val="yellow"/>
+        </w:rPr>
+      </w:pPr>
+      <w:r>
+        <w:rPr>
+          <w:rFonts w:ascii="Times New Roman" w:hAnsi="Times New Roman" w:cs="Times New Roman"/>
+          <w:color w:val="000000"/>
+          <w:sz w:val="20"/>
+          <w:szCs w:val="20"/>
         </w:rPr>
         <w:t>The final update formula for AdamW can be expressed as:</w:t>
       </w:r>
@@ -2875,111 +2577,52 @@
     <w:p>
       <w:pPr>
         <w:pStyle w:val="MTDisplayEquation"/>
-        <w:rPr>
-          <w:highlight w:val="yellow"/>
-        </w:rPr>
-      </w:pPr>
-      <w:r>
-        <w:rPr>
-          <w:highlight w:val="yellow"/>
-        </w:rPr>
+      </w:pPr>
+      <w:r>
         <w:lastRenderedPageBreak/>
         <w:tab/>
       </w:r>
       <w:r>
         <w:rPr>
           <w:position w:val="-30"/>
-          <w:highlight w:val="yellow"/>
         </w:rPr>
         <w:object w:dxaOrig="2441" w:dyaOrig="636">
           <v:shape id="_x0000_i1042" type="#_x0000_t75" style="width:122pt;height:32pt" o:ole="">
             <v:imagedata r:id="rId42" o:title=""/>
           </v:shape>
-          <o:OLEObject Type="Embed" ProgID="Equation.DSMT4" ShapeID="_x0000_i1042" DrawAspect="Content" ObjectID="_1803397111" r:id="rId43"/>
+          <o:OLEObject Type="Embed" ProgID="Equation.DSMT4" ShapeID="_x0000_i1042" DrawAspect="Content" ObjectID="_1806049951" r:id="rId43"/>
         </w:object>
       </w:r>
       <w:r>
-        <w:rPr>
-          <w:highlight w:val="yellow"/>
-        </w:rPr>
         <w:tab/>
       </w:r>
       <w:r>
-        <w:rPr>
-          <w:highlight w:val="yellow"/>
-        </w:rPr>
         <w:fldChar w:fldCharType="begin"/>
       </w:r>
       <w:r>
-        <w:rPr>
-          <w:highlight w:val="yellow"/>
-        </w:rPr>
         <w:instrText xml:space="preserve"> MACROBUTTON MTPlaceRef \* MERGEFORMAT </w:instrText>
       </w:r>
       <w:r>
-        <w:rPr>
-          <w:highlight w:val="yellow"/>
-        </w:rPr>
         <w:fldChar w:fldCharType="begin"/>
       </w:r>
       <w:r>
-        <w:rPr>
-          <w:highlight w:val="yellow"/>
-        </w:rPr>
         <w:instrText xml:space="preserve"> SEQ MTEqn \h \* MERGEFORMAT </w:instrText>
       </w:r>
       <w:r>
-        <w:rPr>
-          <w:highlight w:val="yellow"/>
-        </w:rPr>
         <w:fldChar w:fldCharType="end"/>
       </w:r>
       <w:r>
-        <w:rPr>
-          <w:highlight w:val="yellow"/>
-        </w:rPr>
         <w:instrText>(</w:instrText>
       </w:r>
-      <w:r>
-        <w:rPr>
-          <w:highlight w:val="yellow"/>
-        </w:rPr>
-        <w:fldChar w:fldCharType="begin"/>
-      </w:r>
-      <w:r>
-        <w:rPr>
-          <w:highlight w:val="yellow"/>
-        </w:rPr>
-        <w:instrText xml:space="preserve"> SEQ MTEqn \c \* Arabic \* MERGEFORMAT </w:instrText>
-      </w:r>
-      <w:r>
-        <w:rPr>
-          <w:highlight w:val="yellow"/>
-        </w:rPr>
-        <w:fldChar w:fldCharType="separate"/>
-      </w:r>
-      <w:r>
-        <w:rPr>
-          <w:highlight w:val="yellow"/>
-        </w:rPr>
-        <w:instrText>15</w:instrText>
-      </w:r>
-      <w:r>
-        <w:rPr>
-          <w:highlight w:val="yellow"/>
-        </w:rPr>
-        <w:fldChar w:fldCharType="end"/>
-      </w:r>
-      <w:r>
-        <w:rPr>
-          <w:highlight w:val="yellow"/>
-        </w:rPr>
+      <w:fldSimple w:instr=" SEQ MTEqn \c \* Arabic \* MERGEFORMAT ">
+        <w:r>
+          <w:instrText>15</w:instrText>
+        </w:r>
+      </w:fldSimple>
+      <w:r>
         <w:instrText>)</w:instrText>
       </w:r>
       <w:r>
-        <w:rPr>
-          <w:highlight w:val="yellow"/>
-        </w:rPr>
         <w:fldChar w:fldCharType="end"/>
       </w:r>
     </w:p>
@@ -2992,16 +2635,14 @@
           <w:color w:val="000000"/>
           <w:sz w:val="20"/>
           <w:szCs w:val="20"/>
-          <w:highlight w:val="yellow"/>
-        </w:rPr>
-      </w:pPr>
-      <w:r>
-        <w:rPr>
-          <w:rFonts w:ascii="Times New Roman" w:hAnsi="Times New Roman" w:cs="Times New Roman"/>
-          <w:color w:val="000000"/>
-          <w:sz w:val="20"/>
-          <w:szCs w:val="20"/>
-          <w:highlight w:val="yellow"/>
+        </w:rPr>
+      </w:pPr>
+      <w:r>
+        <w:rPr>
+          <w:rFonts w:ascii="Times New Roman" w:hAnsi="Times New Roman" w:cs="Times New Roman"/>
+          <w:color w:val="000000"/>
+          <w:sz w:val="20"/>
+          <w:szCs w:val="20"/>
         </w:rPr>
         <w:t xml:space="preserve">where </w:t>
       </w:r>
@@ -3012,7 +2653,6 @@
           <w:color w:val="000000"/>
           <w:sz w:val="20"/>
           <w:szCs w:val="20"/>
-          <w:highlight w:val="yellow"/>
         </w:rPr>
         <w:t>ϵ</w:t>
       </w:r>
@@ -3022,7 +2662,6 @@
           <w:color w:val="000000"/>
           <w:sz w:val="20"/>
           <w:szCs w:val="20"/>
-          <w:highlight w:val="yellow"/>
         </w:rPr>
         <w:t xml:space="preserve"> is a very small constant (e.g., 10-8) used to prevent division by zero errors.</w:t>
       </w:r>
@@ -3036,16 +2675,14 @@
           <w:color w:val="000000"/>
           <w:sz w:val="20"/>
           <w:szCs w:val="20"/>
-          <w:highlight w:val="yellow"/>
-        </w:rPr>
-      </w:pPr>
-      <w:r>
-        <w:rPr>
-          <w:rFonts w:ascii="Times New Roman" w:hAnsi="Times New Roman" w:cs="Times New Roman"/>
-          <w:color w:val="000000"/>
-          <w:sz w:val="20"/>
-          <w:szCs w:val="20"/>
-          <w:highlight w:val="yellow"/>
+        </w:rPr>
+      </w:pPr>
+      <w:r>
+        <w:rPr>
+          <w:rFonts w:ascii="Times New Roman" w:hAnsi="Times New Roman" w:cs="Times New Roman"/>
+          <w:color w:val="000000"/>
+          <w:sz w:val="20"/>
+          <w:szCs w:val="20"/>
         </w:rPr>
         <w:t>The core improvement of AdamW is to decouple the weight decay from the gradient update and achieve better regularization by independently controlling the weight decay coefficient λ. This design allows AdamW to better balance the generalization ability and convergence speed of the model in practical applications.</w:t>
       </w:r>
@@ -3059,16 +2696,14 @@
           <w:color w:val="000000"/>
           <w:sz w:val="20"/>
           <w:szCs w:val="20"/>
-          <w:highlight w:val="yellow"/>
-        </w:rPr>
-      </w:pPr>
-      <w:r>
-        <w:rPr>
-          <w:rFonts w:ascii="Times New Roman" w:hAnsi="Times New Roman" w:cs="Times New Roman"/>
-          <w:color w:val="000000"/>
-          <w:sz w:val="20"/>
-          <w:szCs w:val="20"/>
-          <w:highlight w:val="yellow"/>
+        </w:rPr>
+      </w:pPr>
+      <w:r>
+        <w:rPr>
+          <w:rFonts w:ascii="Times New Roman" w:hAnsi="Times New Roman" w:cs="Times New Roman"/>
+          <w:color w:val="000000"/>
+          <w:sz w:val="20"/>
+          <w:szCs w:val="20"/>
         </w:rPr>
         <w:t>Loss function. The loss function used by the ESM-2Forsequenceclassification is the cross-entropy loss function, and since here we are studying a binary classification problem, the loss function used is the binary cross-entropy loss function. The mathematical expression for this loss function is:</w:t>
       </w:r>
@@ -3076,110 +2711,51 @@
     <w:p>
       <w:pPr>
         <w:pStyle w:val="MTDisplayEquation"/>
-        <w:rPr>
-          <w:highlight w:val="yellow"/>
-        </w:rPr>
-      </w:pPr>
-      <w:r>
-        <w:rPr>
-          <w:highlight w:val="yellow"/>
-        </w:rPr>
+      </w:pPr>
+      <w:r>
         <w:tab/>
       </w:r>
       <w:r>
         <w:rPr>
           <w:position w:val="-10"/>
-          <w:highlight w:val="yellow"/>
         </w:rPr>
         <w:object w:dxaOrig="2908" w:dyaOrig="299">
           <v:shape id="_x0000_i1043" type="#_x0000_t75" style="width:145.5pt;height:15pt" o:ole="">
             <v:imagedata r:id="rId44" o:title=""/>
           </v:shape>
-          <o:OLEObject Type="Embed" ProgID="Equation.DSMT4" ShapeID="_x0000_i1043" DrawAspect="Content" ObjectID="_1803397112" r:id="rId45"/>
+          <o:OLEObject Type="Embed" ProgID="Equation.DSMT4" ShapeID="_x0000_i1043" DrawAspect="Content" ObjectID="_1806049952" r:id="rId45"/>
         </w:object>
       </w:r>
       <w:r>
-        <w:rPr>
-          <w:highlight w:val="yellow"/>
-        </w:rPr>
         <w:tab/>
       </w:r>
       <w:r>
-        <w:rPr>
-          <w:highlight w:val="yellow"/>
-        </w:rPr>
         <w:fldChar w:fldCharType="begin"/>
       </w:r>
       <w:r>
-        <w:rPr>
-          <w:highlight w:val="yellow"/>
-        </w:rPr>
         <w:instrText xml:space="preserve"> MACROBUTTON MTPlaceRef \* MERGEFORMAT </w:instrText>
       </w:r>
       <w:r>
-        <w:rPr>
-          <w:highlight w:val="yellow"/>
-        </w:rPr>
         <w:fldChar w:fldCharType="begin"/>
       </w:r>
       <w:r>
-        <w:rPr>
-          <w:highlight w:val="yellow"/>
-        </w:rPr>
         <w:instrText xml:space="preserve"> SEQ MTEqn \h \* MERGEFORMAT </w:instrText>
       </w:r>
       <w:r>
-        <w:rPr>
-          <w:highlight w:val="yellow"/>
-        </w:rPr>
         <w:fldChar w:fldCharType="end"/>
       </w:r>
       <w:r>
-        <w:rPr>
-          <w:highlight w:val="yellow"/>
-        </w:rPr>
         <w:instrText>(</w:instrText>
       </w:r>
-      <w:r>
-        <w:rPr>
-          <w:highlight w:val="yellow"/>
-        </w:rPr>
-        <w:fldChar w:fldCharType="begin"/>
-      </w:r>
-      <w:r>
-        <w:rPr>
-          <w:highlight w:val="yellow"/>
-        </w:rPr>
-        <w:instrText xml:space="preserve"> SEQ MTEqn \c \* Arabic \* MERGEFORMAT </w:instrText>
-      </w:r>
-      <w:r>
-        <w:rPr>
-          <w:highlight w:val="yellow"/>
-        </w:rPr>
-        <w:fldChar w:fldCharType="separate"/>
-      </w:r>
-      <w:r>
-        <w:rPr>
-          <w:highlight w:val="yellow"/>
-        </w:rPr>
-        <w:instrText>16</w:instrText>
-      </w:r>
-      <w:r>
-        <w:rPr>
-          <w:highlight w:val="yellow"/>
-        </w:rPr>
-        <w:fldChar w:fldCharType="end"/>
-      </w:r>
-      <w:r>
-        <w:rPr>
-          <w:highlight w:val="yellow"/>
-        </w:rPr>
+      <w:fldSimple w:instr=" SEQ MTEqn \c \* Arabic \* MERGEFORMAT ">
+        <w:r>
+          <w:instrText>16</w:instrText>
+        </w:r>
+      </w:fldSimple>
+      <w:r>
         <w:instrText>)</w:instrText>
       </w:r>
       <w:r>
-        <w:rPr>
-          <w:highlight w:val="yellow"/>
-        </w:rPr>
         <w:fldChar w:fldCharType="end"/>
       </w:r>
     </w:p>
@@ -3192,16 +2768,14 @@
           <w:color w:val="000000"/>
           <w:sz w:val="20"/>
           <w:szCs w:val="20"/>
-          <w:highlight w:val="yellow"/>
-        </w:rPr>
-      </w:pPr>
-      <w:r>
-        <w:rPr>
-          <w:rFonts w:ascii="Times New Roman" w:hAnsi="Times New Roman" w:cs="Times New Roman"/>
-          <w:color w:val="000000"/>
-          <w:sz w:val="20"/>
-          <w:szCs w:val="20"/>
-          <w:highlight w:val="yellow"/>
+        </w:rPr>
+      </w:pPr>
+      <w:r>
+        <w:rPr>
+          <w:rFonts w:ascii="Times New Roman" w:hAnsi="Times New Roman" w:cs="Times New Roman"/>
+          <w:color w:val="000000"/>
+          <w:sz w:val="20"/>
+          <w:szCs w:val="20"/>
         </w:rPr>
         <w:t xml:space="preserve">where </w:t>
       </w:r>
@@ -3212,7 +2786,6 @@
           <w:color w:val="000000"/>
           <w:sz w:val="20"/>
           <w:szCs w:val="20"/>
-          <w:highlight w:val="yellow"/>
         </w:rPr>
         <w:t>y</w:t>
       </w:r>
@@ -3222,7 +2795,6 @@
           <w:color w:val="000000"/>
           <w:sz w:val="20"/>
           <w:szCs w:val="20"/>
-          <w:highlight w:val="yellow"/>
         </w:rPr>
         <w:t xml:space="preserve"> denotes the true label (0 or 1) and </w:t>
       </w:r>
@@ -3233,7 +2805,6 @@
           <w:color w:val="000000"/>
           <w:sz w:val="20"/>
           <w:szCs w:val="20"/>
-          <w:highlight w:val="yellow"/>
         </w:rPr>
         <w:t>p</w:t>
       </w:r>
@@ -3243,7 +2814,6 @@
           <w:color w:val="000000"/>
           <w:sz w:val="20"/>
           <w:szCs w:val="20"/>
-          <w:highlight w:val="yellow"/>
         </w:rPr>
         <w:t xml:space="preserve"> is the probability value predicted by the model, which lies in the interval (0, 1). When the true label is 1, the loss is mainly determined by log(</w:t>
       </w:r>
@@ -3254,7 +2824,6 @@
           <w:color w:val="000000"/>
           <w:sz w:val="20"/>
           <w:szCs w:val="20"/>
-          <w:highlight w:val="yellow"/>
         </w:rPr>
         <w:t>p</w:t>
       </w:r>
@@ -3264,7 +2833,6 @@
           <w:color w:val="000000"/>
           <w:sz w:val="20"/>
           <w:szCs w:val="20"/>
-          <w:highlight w:val="yellow"/>
         </w:rPr>
         <w:t xml:space="preserve">), when the closer </w:t>
       </w:r>
@@ -3275,7 +2843,6 @@
           <w:color w:val="000000"/>
           <w:sz w:val="20"/>
           <w:szCs w:val="20"/>
-          <w:highlight w:val="yellow"/>
         </w:rPr>
         <w:t>p</w:t>
       </w:r>
@@ -3285,7 +2852,6 @@
           <w:color w:val="000000"/>
           <w:sz w:val="20"/>
           <w:szCs w:val="20"/>
-          <w:highlight w:val="yellow"/>
         </w:rPr>
         <w:t xml:space="preserve"> is to 1, the smaller the loss is; conversely, the loss is larger. Similarly, when the true label is 0, the loss depends mainly on log(</w:t>
       </w:r>
@@ -3296,7 +2862,6 @@
           <w:color w:val="000000"/>
           <w:sz w:val="20"/>
           <w:szCs w:val="20"/>
-          <w:highlight w:val="yellow"/>
         </w:rPr>
         <w:t>1-p</w:t>
       </w:r>
@@ -3306,7 +2871,6 @@
           <w:color w:val="000000"/>
           <w:sz w:val="20"/>
           <w:szCs w:val="20"/>
-          <w:highlight w:val="yellow"/>
         </w:rPr>
         <w:t xml:space="preserve">), and the closer </w:t>
       </w:r>
@@ -3317,7 +2881,6 @@
           <w:color w:val="000000"/>
           <w:sz w:val="20"/>
           <w:szCs w:val="20"/>
-          <w:highlight w:val="yellow"/>
         </w:rPr>
         <w:t>p</w:t>
       </w:r>
@@ -3327,7 +2890,6 @@
           <w:color w:val="000000"/>
           <w:sz w:val="20"/>
           <w:szCs w:val="20"/>
-          <w:highlight w:val="yellow"/>
         </w:rPr>
         <w:t xml:space="preserve"> is to 0, the smaller the loss is.</w:t>
       </w:r>
@@ -3341,16 +2903,14 @@
           <w:color w:val="000000"/>
           <w:sz w:val="20"/>
           <w:szCs w:val="20"/>
-          <w:highlight w:val="yellow"/>
-        </w:rPr>
-      </w:pPr>
-      <w:r>
-        <w:rPr>
-          <w:rFonts w:ascii="Times New Roman" w:hAnsi="Times New Roman" w:cs="Times New Roman"/>
-          <w:color w:val="000000"/>
-          <w:sz w:val="20"/>
-          <w:szCs w:val="20"/>
-          <w:highlight w:val="yellow"/>
+        </w:rPr>
+      </w:pPr>
+      <w:r>
+        <w:rPr>
+          <w:rFonts w:ascii="Times New Roman" w:hAnsi="Times New Roman" w:cs="Times New Roman"/>
+          <w:color w:val="000000"/>
+          <w:sz w:val="20"/>
+          <w:szCs w:val="20"/>
         </w:rPr>
         <w:t xml:space="preserve">In practice, in order to prevent infinity or numerical instability when calculating logarithms, very small positive numbers (e.g., </w:t>
       </w:r>
@@ -3361,7 +2921,6 @@
           <w:color w:val="000000"/>
           <w:sz w:val="20"/>
           <w:szCs w:val="20"/>
-          <w:highlight w:val="yellow"/>
         </w:rPr>
         <w:t>ε</w:t>
       </w:r>
@@ -3371,7 +2930,6 @@
           <w:color w:val="000000"/>
           <w:sz w:val="20"/>
           <w:szCs w:val="20"/>
-          <w:highlight w:val="yellow"/>
         </w:rPr>
         <w:t>) are often included as adjustments in the calculation process. In addition, when optimizing the model parameters, the average loss of all samples is often used to assess the overall performance and ensure the stability of the training process. Compared to other loss functions such as mean square error (MSE), binary cross-entropy is more suitable for dealing with classification problems because it not only takes into account the differences between probability distributions, but also provides a more informative gradient in the optimization process. This property makes it ideal for dealing with binary classification tasks and can effectively improve the prediction accuracy of the model and accelerate the convergence speed.</w:t>
       </w:r>
@@ -3393,18 +2951,8 @@
           <w:color w:val="000000"/>
           <w:sz w:val="20"/>
           <w:szCs w:val="20"/>
-          <w:highlight w:val="yellow"/>
-        </w:rPr>
-        <w:t>Learning rate scheduling.</w:t>
-      </w:r>
-      <w:r>
-        <w:rPr>
-          <w:rFonts w:ascii="Times New Roman" w:hAnsi="Times New Roman" w:cs="Times New Roman"/>
-          <w:color w:val="000000"/>
-          <w:sz w:val="20"/>
-          <w:szCs w:val="20"/>
-        </w:rPr>
-        <w:t xml:space="preserve"> In this study, to optimize the fine-tuning training process of the ESM-2 model, we adopted a linear learning rate scheduler. This method helps stabilize the model at different stages of training by gradually adjusting the learning rate, avoiding instability caused by an excessively high initial learning rate, and preventing overfitting by reducing the learning rate in the later stages of training. The learning rate is one of the key hyperparameters in deep learning training, determining the pace of model parameter updates. If the learning rate is set too high during training, the model may oscillate or fail to converge. However, if the learning rate is too low, the model may converge too slowly or even fall into a local optimal solution. To balance these factors, we adopted a linear decay strategy, which means that the learning rate linearly decreases from the initial value to near zero throughout the whole process of training. The formula for the linear learning rate scheduler is as follows:</w:t>
+        </w:rPr>
+        <w:t>Learning rate scheduling. In this study, to optimize the fine-tuning training process of the ESM-2 model, we adopted a linear learning rate scheduler. This method helps stabilize the model at different stages of training by gradually adjusting the learning rate, avoiding instability caused by an excessively high initial learning rate, and preventing overfitting by reducing the learning rate in the later stages of training. The learning rate is one of the key hyperparameters in deep learning training, determining the pace of model parameter updates. If the learning rate is set too high during training, the model may oscillate or fail to converge. However, if the learning rate is too low, the model may converge too slowly or even fall into a local optimal solution. To balance these factors, we adopted a linear decay strategy, which means that the learning rate linearly decreases from the initial value to near zero throughout the whole process of training. The formula for the linear learning rate scheduler is as follows:</w:t>
       </w:r>
     </w:p>
     <w:p>
@@ -3422,7 +2970,7 @@
           <v:shape id="_x0000_i1044" type="#_x0000_t75" style="width:67pt;height:31.5pt" o:ole="">
             <v:imagedata r:id="rId46" o:title=""/>
           </v:shape>
-          <o:OLEObject Type="Embed" ProgID="Equation.DSMT4" ShapeID="_x0000_i1044" DrawAspect="Content" ObjectID="_1803397113" r:id="rId47"/>
+          <o:OLEObject Type="Embed" ProgID="Equation.DSMT4" ShapeID="_x0000_i1044" DrawAspect="Content" ObjectID="_1806049953" r:id="rId47"/>
         </w:object>
       </w:r>
       <w:r>
@@ -3446,11 +2994,21 @@
       <w:r>
         <w:instrText>(</w:instrText>
       </w:r>
-      <w:fldSimple w:instr=" SEQ MTEqn \c \* Arabic \* MERGEFORMAT ">
-        <w:r>
-          <w:instrText>17</w:instrText>
-        </w:r>
-      </w:fldSimple>
+      <w:r>
+        <w:fldChar w:fldCharType="begin"/>
+      </w:r>
+      <w:r>
+        <w:instrText xml:space="preserve"> SEQ MTEqn \c \* Arabic \* MERGEFORMAT </w:instrText>
+      </w:r>
+      <w:r>
+        <w:fldChar w:fldCharType="separate"/>
+      </w:r>
+      <w:r>
+        <w:instrText>17</w:instrText>
+      </w:r>
+      <w:r>
+        <w:fldChar w:fldCharType="end"/>
+      </w:r>
       <w:r>
         <w:instrText>)</w:instrText>
       </w:r>
@@ -3627,7 +3185,7 @@
           <w:szCs w:val="16"/>
         </w:rPr>
       </w:pPr>
-      <w:bookmarkStart w:id="0" w:name="_Hlk192509276"/>
+      <w:bookmarkStart w:id="1" w:name="_Hlk192509276"/>
       <w:r>
         <w:rPr>
           <w:rFonts w:ascii="Arial" w:hAnsi="Arial" w:cs="Arial" w:hint="eastAsia"/>
@@ -3668,7 +3226,7 @@
         </w:rPr>
         <w:t>Ⅰ</w:t>
       </w:r>
-      <w:bookmarkEnd w:id="0"/>
+      <w:bookmarkEnd w:id="1"/>
     </w:p>
     <w:p>
       <w:pPr>
@@ -3725,7 +3283,7 @@
                 <w:szCs w:val="16"/>
               </w:rPr>
             </w:pPr>
-            <w:bookmarkStart w:id="1" w:name="_Hlk181189078"/>
+            <w:bookmarkStart w:id="2" w:name="_Hlk181189078"/>
             <w:r>
               <w:rPr>
                 <w:rFonts w:ascii="Times New Roman" w:eastAsia="Times New Roman" w:hAnsi="Times New Roman" w:cs="Times New Roman"/>
@@ -3759,7 +3317,7 @@
             </w:r>
           </w:p>
         </w:tc>
-        <w:bookmarkEnd w:id="1"/>
+        <w:bookmarkEnd w:id="2"/>
       </w:tr>
       <w:tr>
         <w:trPr>
@@ -4729,7 +4287,6 @@
                 <w:i/>
                 <w:sz w:val="16"/>
                 <w:szCs w:val="16"/>
-                <w:highlight w:val="yellow"/>
               </w:rPr>
               <w:t xml:space="preserve">12. </w:t>
             </w:r>
@@ -4739,7 +4296,6 @@
                 <w:b/>
                 <w:sz w:val="16"/>
                 <w:szCs w:val="16"/>
-                <w:highlight w:val="yellow"/>
               </w:rPr>
               <w:t xml:space="preserve">Create </w:t>
             </w:r>
@@ -4748,7 +4304,6 @@
                 <w:rFonts w:ascii="Times New Roman" w:hAnsi="Times New Roman" w:cs="Times New Roman"/>
                 <w:sz w:val="16"/>
                 <w:szCs w:val="16"/>
-                <w:highlight w:val="yellow"/>
               </w:rPr>
               <w:t>the optimizer AdamW</w:t>
             </w:r>
@@ -5339,19 +4894,25 @@
                 <w:sz w:val="16"/>
                 <w:szCs w:val="16"/>
               </w:rPr>
-              <w:t xml:space="preserve"> </w:t>
-            </w:r>
-            <w:r>
-              <w:rPr>
-                <w:rFonts w:ascii="Times New Roman" w:eastAsia="Times New Roman" w:hAnsi="Times New Roman" w:cs="Times New Roman"/>
-                <w:b/>
+              <w:t xml:space="preserve"> /</w:t>
+            </w:r>
+            <w:r>
+              <w:rPr>
+                <w:rFonts w:ascii="Times New Roman" w:eastAsia="Times New Roman" w:hAnsi="Times New Roman" w:cs="Times New Roman"/>
                 <w:bCs/>
                 <w:iCs/>
                 <w:sz w:val="16"/>
                 <w:szCs w:val="16"/>
-                <w:highlight w:val="yellow"/>
-              </w:rPr>
-              <w:t>/</w:t>
+              </w:rPr>
+              <w:t xml:space="preserve">*Dropout </w:t>
+            </w:r>
+            <w:r>
+              <w:rPr>
+                <w:rFonts w:ascii="Times New Roman" w:hAnsi="Times New Roman" w:cs="Times New Roman"/>
+                <w:sz w:val="16"/>
+                <w:szCs w:val="16"/>
+              </w:rPr>
+              <w:t>regularization</w:t>
             </w:r>
             <w:r>
               <w:rPr>
@@ -5360,27 +4921,6 @@
                 <w:iCs/>
                 <w:sz w:val="16"/>
                 <w:szCs w:val="16"/>
-                <w:highlight w:val="yellow"/>
-              </w:rPr>
-              <w:t xml:space="preserve">*Dropout </w:t>
-            </w:r>
-            <w:r>
-              <w:rPr>
-                <w:rFonts w:ascii="Times New Roman" w:hAnsi="Times New Roman" w:cs="Times New Roman"/>
-                <w:sz w:val="16"/>
-                <w:szCs w:val="16"/>
-                <w:highlight w:val="yellow"/>
-              </w:rPr>
-              <w:t>regularization</w:t>
-            </w:r>
-            <w:r>
-              <w:rPr>
-                <w:rFonts w:ascii="Times New Roman" w:eastAsia="Times New Roman" w:hAnsi="Times New Roman" w:cs="Times New Roman"/>
-                <w:bCs/>
-                <w:iCs/>
-                <w:sz w:val="16"/>
-                <w:szCs w:val="16"/>
-                <w:highlight w:val="yellow"/>
               </w:rPr>
               <w:t xml:space="preserve"> */</w:t>
             </w:r>
@@ -5403,7 +4943,6 @@
                 <w:i/>
                 <w:sz w:val="16"/>
                 <w:szCs w:val="16"/>
-                <w:highlight w:val="yellow"/>
                 <w:lang w:val="en-GB"/>
               </w:rPr>
               <w:t>21.</w:t>
@@ -5413,7 +4952,6 @@
                 <w:rFonts w:ascii="Times New Roman" w:eastAsia="Times New Roman" w:hAnsi="Times New Roman" w:cs="Times New Roman"/>
                 <w:sz w:val="16"/>
                 <w:szCs w:val="16"/>
-                <w:highlight w:val="yellow"/>
               </w:rPr>
               <w:t xml:space="preserve">        Compute loss </w:t>
             </w:r>
@@ -5426,7 +4964,6 @@
                 <w:iCs/>
                 <w:sz w:val="16"/>
                 <w:szCs w:val="16"/>
-                <w:highlight w:val="yellow"/>
               </w:rPr>
               <w:t>L</w:t>
             </w:r>
@@ -5435,7 +4972,6 @@
                 <w:rFonts w:ascii="Times New Roman" w:eastAsia="Times New Roman" w:hAnsi="Times New Roman" w:cs="Times New Roman"/>
                 <w:sz w:val="16"/>
                 <w:szCs w:val="16"/>
-                <w:highlight w:val="yellow"/>
               </w:rPr>
               <w:t>(</w:t>
             </w:r>
@@ -5448,7 +4984,6 @@
                 <w:iCs/>
                 <w:sz w:val="16"/>
                 <w:szCs w:val="16"/>
-                <w:highlight w:val="yellow"/>
               </w:rPr>
               <w:t>y</w:t>
             </w:r>
@@ -5461,7 +4996,6 @@
                 <w:iCs/>
                 <w:sz w:val="16"/>
                 <w:szCs w:val="16"/>
-                <w:highlight w:val="yellow"/>
                 <w:vertAlign w:val="subscript"/>
               </w:rPr>
               <w:t xml:space="preserve"> j</w:t>
@@ -5471,7 +5005,6 @@
                 <w:rFonts w:ascii="Times New Roman" w:eastAsia="Times New Roman" w:hAnsi="Times New Roman" w:cs="Times New Roman"/>
                 <w:sz w:val="16"/>
                 <w:szCs w:val="16"/>
-                <w:highlight w:val="yellow"/>
               </w:rPr>
               <w:t>,</w:t>
             </w:r>
@@ -5484,7 +5017,6 @@
                 <w:iCs/>
                 <w:sz w:val="16"/>
                 <w:szCs w:val="16"/>
-                <w:highlight w:val="yellow"/>
               </w:rPr>
               <w:t xml:space="preserve"> y</w:t>
             </w:r>
@@ -5497,7 +5029,6 @@
                 <w:iCs/>
                 <w:sz w:val="16"/>
                 <w:szCs w:val="16"/>
-                <w:highlight w:val="yellow"/>
                 <w:vertAlign w:val="subscript"/>
               </w:rPr>
               <w:t xml:space="preserve"> j</w:t>
@@ -5511,7 +5042,6 @@
                 <w:iCs/>
                 <w:sz w:val="16"/>
                 <w:szCs w:val="16"/>
-                <w:highlight w:val="yellow"/>
               </w:rPr>
               <w:t>’</w:t>
             </w:r>
@@ -5520,7 +5050,6 @@
                 <w:rFonts w:ascii="Times New Roman" w:eastAsia="Times New Roman" w:hAnsi="Times New Roman" w:cs="Times New Roman"/>
                 <w:sz w:val="16"/>
                 <w:szCs w:val="16"/>
-                <w:highlight w:val="yellow"/>
               </w:rPr>
               <w:t xml:space="preserve">) using the true labels </w:t>
             </w:r>
@@ -5533,7 +5062,6 @@
                 <w:iCs/>
                 <w:sz w:val="16"/>
                 <w:szCs w:val="16"/>
-                <w:highlight w:val="yellow"/>
               </w:rPr>
               <w:t>y</w:t>
             </w:r>
@@ -5546,7 +5074,6 @@
                 <w:iCs/>
                 <w:sz w:val="16"/>
                 <w:szCs w:val="16"/>
-                <w:highlight w:val="yellow"/>
                 <w:vertAlign w:val="subscript"/>
               </w:rPr>
               <w:t xml:space="preserve"> j  </w:t>
@@ -5558,7 +5085,6 @@
                 <w:iCs/>
                 <w:sz w:val="16"/>
                 <w:szCs w:val="16"/>
-                <w:highlight w:val="yellow"/>
               </w:rPr>
               <w:t>/*Loss Function: BCE*/</w:t>
             </w:r>
@@ -5581,7 +5107,6 @@
                 <w:i/>
                 <w:sz w:val="16"/>
                 <w:szCs w:val="16"/>
-                <w:highlight w:val="yellow"/>
                 <w:lang w:val="en-GB"/>
               </w:rPr>
               <w:t>22.</w:t>
@@ -5591,7 +5116,6 @@
                 <w:rFonts w:ascii="Times New Roman" w:eastAsia="Times New Roman" w:hAnsi="Times New Roman" w:cs="Times New Roman"/>
                 <w:sz w:val="16"/>
                 <w:szCs w:val="16"/>
-                <w:highlight w:val="yellow"/>
               </w:rPr>
               <w:t xml:space="preserve">        </w:t>
             </w:r>
@@ -5600,7 +5124,6 @@
                 <w:rFonts w:ascii="Times New Roman" w:hAnsi="Times New Roman" w:cs="Times New Roman"/>
                 <w:sz w:val="16"/>
                 <w:szCs w:val="16"/>
-                <w:highlight w:val="yellow"/>
               </w:rPr>
               <w:t>/* Weight Decay regularization*/</w:t>
             </w:r>
@@ -6218,7 +5741,7 @@
           <v:shape id="_x0000_i1045" type="#_x0000_t75" style="width:77pt;height:15pt" o:ole="">
             <v:imagedata r:id="rId48" o:title=""/>
           </v:shape>
-          <o:OLEObject Type="Embed" ProgID="Equation.DSMT4" ShapeID="_x0000_i1045" DrawAspect="Content" ObjectID="_1803397114" r:id="rId49"/>
+          <o:OLEObject Type="Embed" ProgID="Equation.DSMT4" ShapeID="_x0000_i1045" DrawAspect="Content" ObjectID="_1806049954" r:id="rId49"/>
         </w:object>
       </w:r>
       <w:r>
@@ -6427,7 +5950,7 @@
           <v:shape id="_x0000_i1046" type="#_x0000_t75" style="width:102pt;height:27pt" o:ole="">
             <v:imagedata r:id="rId50" o:title=""/>
           </v:shape>
-          <o:OLEObject Type="Embed" ProgID="Equation.DSMT4" ShapeID="_x0000_i1046" DrawAspect="Content" ObjectID="_1803397115" r:id="rId51"/>
+          <o:OLEObject Type="Embed" ProgID="Equation.DSMT4" ShapeID="_x0000_i1046" DrawAspect="Content" ObjectID="_1806049955" r:id="rId51"/>
         </w:object>
       </w:r>
       <w:r>
@@ -6450,7 +5973,7 @@
           <v:shape id="_x0000_i1047" type="#_x0000_t75" style="width:61.5pt;height:15pt" o:ole="">
             <v:imagedata r:id="rId52" o:title=""/>
           </v:shape>
-          <o:OLEObject Type="Embed" ProgID="Equation.DSMT4" ShapeID="_x0000_i1047" DrawAspect="Content" ObjectID="_1803397116" r:id="rId53"/>
+          <o:OLEObject Type="Embed" ProgID="Equation.DSMT4" ShapeID="_x0000_i1047" DrawAspect="Content" ObjectID="_1806049956" r:id="rId53"/>
         </w:object>
       </w:r>
       <w:r>
@@ -6509,7 +6032,7 @@
           <v:shape id="_x0000_i1048" type="#_x0000_t75" style="width:57.5pt;height:27pt" o:ole="">
             <v:imagedata r:id="rId54" o:title=""/>
           </v:shape>
-          <o:OLEObject Type="Embed" ProgID="Equation.DSMT4" ShapeID="_x0000_i1048" DrawAspect="Content" ObjectID="_1803397117" r:id="rId55"/>
+          <o:OLEObject Type="Embed" ProgID="Equation.DSMT4" ShapeID="_x0000_i1048" DrawAspect="Content" ObjectID="_1806049957" r:id="rId55"/>
         </w:object>
       </w:r>
       <w:r>
@@ -6642,7 +6165,7 @@
           <v:shape id="_x0000_i1049" type="#_x0000_t75" style="width:10.5pt;height:15pt" o:ole="">
             <v:imagedata r:id="rId56" o:title=""/>
           </v:shape>
-          <o:OLEObject Type="Embed" ProgID="Equation.DSMT4" ShapeID="_x0000_i1049" DrawAspect="Content" ObjectID="_1803397118" r:id="rId57"/>
+          <o:OLEObject Type="Embed" ProgID="Equation.DSMT4" ShapeID="_x0000_i1049" DrawAspect="Content" ObjectID="_1806049958" r:id="rId57"/>
         </w:object>
       </w:r>
       <w:r>
@@ -6695,7 +6218,7 @@
           <v:shape id="_x0000_i1050" type="#_x0000_t75" style="width:28.5pt;height:15pt" o:ole="">
             <v:imagedata r:id="rId58" o:title=""/>
           </v:shape>
-          <o:OLEObject Type="Embed" ProgID="Equation.DSMT4" ShapeID="_x0000_i1050" DrawAspect="Content" ObjectID="_1803397119" r:id="rId59"/>
+          <o:OLEObject Type="Embed" ProgID="Equation.DSMT4" ShapeID="_x0000_i1050" DrawAspect="Content" ObjectID="_1806049959" r:id="rId59"/>
         </w:object>
       </w:r>
       <w:r>
@@ -6802,7 +6325,6 @@
           <w:kern w:val="28"/>
           <w:sz w:val="20"/>
           <w:szCs w:val="20"/>
-          <w:highlight w:val="yellow"/>
         </w:rPr>
       </w:pPr>
       <w:r>
@@ -6814,7 +6336,6 @@
           <w:kern w:val="28"/>
           <w:sz w:val="20"/>
           <w:szCs w:val="20"/>
-          <w:highlight w:val="yellow"/>
         </w:rPr>
         <w:t>The influence of extracting information from different large models and from different versions of large models on the results</w:t>
       </w:r>
@@ -6910,16 +6431,7 @@
           <w:sz w:val="20"/>
           <w:szCs w:val="20"/>
         </w:rPr>
-        <w:t xml:space="preserve"> </w:t>
-      </w:r>
-      <w:r>
-        <w:rPr>
-          <w:rFonts w:ascii="Times New Roman" w:eastAsia="宋体" w:hAnsi="Times New Roman" w:cs="Times New Roman"/>
-          <w:sz w:val="20"/>
-          <w:szCs w:val="20"/>
-          <w:highlight w:val="yellow"/>
-        </w:rPr>
-        <w:t xml:space="preserve">As can be observed from </w:t>
+        <w:t xml:space="preserve"> As can be observed from </w:t>
       </w:r>
       <w:r>
         <w:rPr>
@@ -6927,7 +6439,6 @@
           <w:color w:val="2E74B5" w:themeColor="accent5" w:themeShade="BF"/>
           <w:sz w:val="20"/>
           <w:szCs w:val="20"/>
-          <w:highlight w:val="yellow"/>
         </w:rPr>
         <w:t>Figure 3(</w:t>
       </w:r>
@@ -6937,7 +6448,6 @@
           <w:color w:val="000000" w:themeColor="text1"/>
           <w:sz w:val="20"/>
           <w:szCs w:val="20"/>
-          <w:highlight w:val="yellow"/>
         </w:rPr>
         <w:t>Figure 3 is in the body of the text</w:t>
       </w:r>
@@ -6947,7 +6457,6 @@
           <w:color w:val="2E74B5" w:themeColor="accent5" w:themeShade="BF"/>
           <w:sz w:val="20"/>
           <w:szCs w:val="20"/>
-          <w:highlight w:val="yellow"/>
         </w:rPr>
         <w:t>)</w:t>
       </w:r>
@@ -6956,7 +6465,6 @@
           <w:rFonts w:ascii="Times New Roman" w:eastAsia="宋体" w:hAnsi="Times New Roman" w:cs="Times New Roman"/>
           <w:sz w:val="20"/>
           <w:szCs w:val="20"/>
-          <w:highlight w:val="yellow"/>
         </w:rPr>
         <w:t xml:space="preserve">, the 650M version of ESM-2 exhibits significant advantages over the other three versions (8M, 35M, 150M), especially in terms of model size and expressive power. With the increase in the number of parameters, the 650M version is able to capture more complex features and subtle patterns, which enhances the understanding of the data. The larger model size allows the 650M version to perform better in complex tasks, better adapt to diverse inputs and provide higher quality outputs. In contrast, the 8M, 35M, and 150M versions are smaller in size, and while they may perform more efficiently in some simple tasks, when facing more complex application scenarios, their performance is limited by the model capacity and they are unable to fully explore the potential information in the data as the 650M version does. Therefore, the 650M version has a non-negligible advantage in dealing with more complex tasks due to its strong expressive power and adaptability to complex models. For versions larger than 650M, </w:t>
       </w:r>
@@ -6965,7 +6473,6 @@
           <w:rFonts w:ascii="Times New Roman" w:eastAsia="宋体" w:hAnsi="Times New Roman" w:cs="Times New Roman"/>
           <w:sz w:val="20"/>
           <w:szCs w:val="20"/>
-          <w:highlight w:val="yellow"/>
         </w:rPr>
         <w:lastRenderedPageBreak/>
         <w:t>although larger-scale models usually have stronger expressive ability and higher accuracy, we choose the 650M version instead of larger-scale models mainly considering factors such as computational resources, efficiency, and practical needs. First, larger scale models usually require more computational resources and longer training time, resulting in a significant increase in training cost, while the 650M version achieves a good balance between performance and computational efficiency. Second, larger models are prone to overfitting when dealing with small sample data, and the 650M version is able to avoid the overfitting problem and provide better generalization capabilities while ensuring higher performance. In addition, the 650M version is sufficient for many real-world applications, and choosing a larger model may not result in significant performance gains. Finally, while a larger model may perform better in some tasks, it also imposes higher storage, memory, and inference time requirements, whereas the 650M version is more optimized to provide both good performance and efficient use of resources. Thus, the combined performance of the 650M version in all aspects makes it the best choice.</w:t>
@@ -6983,7 +6490,6 @@
           <w:kern w:val="28"/>
           <w:sz w:val="20"/>
           <w:szCs w:val="20"/>
-          <w:highlight w:val="yellow"/>
         </w:rPr>
       </w:pPr>
       <w:r>
@@ -6995,7 +6501,6 @@
           <w:kern w:val="28"/>
           <w:sz w:val="20"/>
           <w:szCs w:val="20"/>
-          <w:highlight w:val="yellow"/>
         </w:rPr>
         <w:t>B. Comparison of different machine learning models</w:t>
       </w:r>
@@ -7007,35 +6512,31 @@
           <w:rFonts w:ascii="Times New Roman" w:eastAsia="宋体" w:hAnsi="Times New Roman" w:cs="Times New Roman"/>
           <w:sz w:val="20"/>
           <w:szCs w:val="20"/>
-          <w:highlight w:val="yellow"/>
-        </w:rPr>
-      </w:pPr>
-      <w:r>
-        <w:rPr>
-          <w:rFonts w:ascii="Times New Roman" w:eastAsia="宋体" w:hAnsi="Times New Roman" w:cs="Times New Roman"/>
-          <w:sz w:val="20"/>
-          <w:szCs w:val="20"/>
-          <w:highlight w:val="yellow"/>
+        </w:rPr>
+      </w:pPr>
+      <w:r>
+        <w:rPr>
+          <w:rFonts w:ascii="Times New Roman" w:eastAsia="宋体" w:hAnsi="Times New Roman" w:cs="Times New Roman"/>
+          <w:sz w:val="20"/>
+          <w:szCs w:val="20"/>
         </w:rPr>
         <w:t xml:space="preserve">In this study, we selected SVM and XGB as the integrated machine learning models, mainly considering the excellent generalization ability demonstrated by SVM in dealing with high-dimensional data. It excels at finding optimal classification boundaries, thus performing exceptionally well in terms of accuracy and robustness. As an efficient ensemble learning method, XGB continuously optimizes the predictive ability of the model through multiple iteration and gradient descent strategy, which can effectively capture complex patterns in data and excels in handling nonlinear relationships. In comparison, other common machine learning models such as MLP can deal with nonlinear problems, but are prone to overfitting on small sample datasets and have a more complex training process. Logistic Regression, as a linear model, performs well in dealing with linear problems, but is slightly inferior to SVM and XGB in nonlinear problems. Although RFC possesses strong predictive power, its limited parameter tuning space makes it less effective than XGB in fine-tuning errors. Therefore, in this task, SVM and XGB provide better performance and results. As shown in </w:t>
       </w:r>
-      <w:bookmarkStart w:id="2" w:name="_Hlk192170736"/>
-      <w:r>
-        <w:rPr>
-          <w:rFonts w:ascii="Times New Roman" w:eastAsia="宋体" w:hAnsi="Times New Roman" w:cs="Times New Roman"/>
-          <w:sz w:val="20"/>
-          <w:szCs w:val="20"/>
-          <w:highlight w:val="yellow"/>
+      <w:bookmarkStart w:id="3" w:name="_Hlk192170736"/>
+      <w:r>
+        <w:rPr>
+          <w:rFonts w:ascii="Times New Roman" w:eastAsia="宋体" w:hAnsi="Times New Roman" w:cs="Times New Roman"/>
+          <w:sz w:val="20"/>
+          <w:szCs w:val="20"/>
         </w:rPr>
         <w:t xml:space="preserve">Fig. 4 and </w:t>
       </w:r>
-      <w:bookmarkEnd w:id="2"/>
-      <w:r>
-        <w:rPr>
-          <w:rFonts w:ascii="Times New Roman" w:eastAsia="宋体" w:hAnsi="Times New Roman" w:cs="Times New Roman"/>
-          <w:sz w:val="20"/>
-          <w:szCs w:val="20"/>
-          <w:highlight w:val="yellow"/>
+      <w:bookmarkEnd w:id="3"/>
+      <w:r>
+        <w:rPr>
+          <w:rFonts w:ascii="Times New Roman" w:eastAsia="宋体" w:hAnsi="Times New Roman" w:cs="Times New Roman"/>
+          <w:sz w:val="20"/>
+          <w:szCs w:val="20"/>
         </w:rPr>
         <w:t xml:space="preserve">TABLE </w:t>
       </w:r>
@@ -7044,7 +6545,6 @@
           <w:rFonts w:ascii="Times New Roman" w:eastAsia="宋体" w:hAnsi="Times New Roman" w:cs="Times New Roman" w:hint="eastAsia"/>
           <w:sz w:val="20"/>
           <w:szCs w:val="20"/>
-          <w:highlight w:val="yellow"/>
         </w:rPr>
         <w:t>Ⅲ</w:t>
       </w:r>
@@ -7053,7 +6553,6 @@
           <w:rFonts w:ascii="Times New Roman" w:eastAsia="宋体" w:hAnsi="Times New Roman" w:cs="Times New Roman"/>
           <w:sz w:val="20"/>
           <w:szCs w:val="20"/>
-          <w:highlight w:val="yellow"/>
         </w:rPr>
         <w:t>, SVM and XGB exhibit similar performances across various metrics and outperform other models at the S/T sites. The experimental results indicate that SVM and XGB can balance various performance metrics well, especially excelling in AUC and accuracy, demonstrating their strong ability to distinguish between positive and negative samples.  Compared to MLP, Logistic Regression (LR), and Random Forest (RFC), which have relatively close performances but are slightly inferior to SVM and XGB, MLP has an AUC of 0.8444. Despite good sensitivity and specificity (0.7961 and 0.7794, respectively), its MCC and accuracy are lower (0.5756 and 0.7878, respectively), indicating potential overfitting issues, especially on more complex datasets. LR has an AUC of 0.8662; although it performs well in terms of accuracy and specificity (0.8123 and 0.8</w:t>
       </w:r>
@@ -7062,7 +6561,6 @@
           <w:rFonts w:ascii="Times New Roman" w:eastAsia="宋体" w:hAnsi="Times New Roman" w:cs="Times New Roman"/>
           <w:sz w:val="20"/>
           <w:szCs w:val="20"/>
-          <w:highlight w:val="yellow"/>
         </w:rPr>
         <w:t xml:space="preserve">239, respectively), its MCC is </w:t>
       </w:r>
@@ -7071,27 +6569,14 @@
           <w:rFonts w:ascii="Times New Roman" w:eastAsia="宋体" w:hAnsi="Times New Roman" w:cs="Times New Roman"/>
           <w:sz w:val="20"/>
           <w:szCs w:val="20"/>
-          <w:highlight w:val="yellow"/>
-        </w:rPr>
-        <w:t>0.6248, suggesting possible deficiencies in handling data balance. RFC performs slightly better than the LR in terms of accuracy, sensitivity and AUC, but its MCC is 0.6347, which is still lower than that of SVM and XGB, suggesting that it is slightly inferior to capture complex patterns. For the Y sites, XGB perform</w:t>
-      </w:r>
-      <w:bookmarkStart w:id="3" w:name="_GoBack"/>
-      <w:bookmarkEnd w:id="3"/>
-      <w:r>
-        <w:rPr>
-          <w:rFonts w:ascii="Times New Roman" w:eastAsia="宋体" w:hAnsi="Times New Roman" w:cs="Times New Roman"/>
-          <w:sz w:val="20"/>
-          <w:szCs w:val="20"/>
-          <w:highlight w:val="yellow"/>
-        </w:rPr>
-        <w:t xml:space="preserve">s well and is obviously superior to other models. The experimental results show that XGB not only has the highest accuracy and sensitivity, but also performs better in MCC and AUC, especially in sensitivity, which demonstrates the strong recognition ability of positive samples. This is particularly effective in classification tasks, especially when dealing with unbalanced data. Although MLP has acceptable accuracy and AUC, its lower sensitivity and MCC indicate deficiencies in classification balance and positive sample recognition. </w:t>
-      </w:r>
-      <w:r>
-        <w:rPr>
-          <w:rFonts w:ascii="Times New Roman" w:eastAsia="宋体" w:hAnsi="Times New Roman" w:cs="Times New Roman"/>
-          <w:sz w:val="20"/>
-          <w:szCs w:val="20"/>
-          <w:highlight w:val="yellow"/>
+        </w:rPr>
+        <w:t xml:space="preserve">0.6248, suggesting possible deficiencies in handling data balance. RFC performs slightly better than the LR in terms of accuracy, sensitivity and AUC, but its MCC is 0.6347, which is still lower than that of SVM and XGB, suggesting that it is slightly inferior to capture complex patterns. For the Y sites, XGB performs well and is obviously superior to other models. The experimental results show that XGB not only has the highest accuracy and sensitivity, but also performs better in MCC and AUC, especially in sensitivity, which demonstrates the strong recognition ability of positive samples. This is particularly effective in classification tasks, especially when dealing with unbalanced data. Although MLP has acceptable accuracy and AUC, its lower sensitivity and MCC indicate deficiencies in classification balance and positive sample recognition. </w:t>
+      </w:r>
+      <w:r>
+        <w:rPr>
+          <w:rFonts w:ascii="Times New Roman" w:eastAsia="宋体" w:hAnsi="Times New Roman" w:cs="Times New Roman"/>
+          <w:sz w:val="20"/>
+          <w:szCs w:val="20"/>
         </w:rPr>
         <w:lastRenderedPageBreak/>
         <w:t>While LR has a higher AUC, its sensitivity and accuracy are slightly lower than XGB's, and its MCC is also inferior, suggesting it might be slightly weaker in distinguishing negative samples. RFC performs well overall, but its sensitivity and AUC are slightly inferior to XGB, making its positive sample recognition capability somewhat lacking.</w:t>
@@ -8142,7 +7627,7 @@
 </file>
 
 <file path=customXml/itemProps1.xml><?xml version="1.0" encoding="utf-8"?>
-<ds:datastoreItem xmlns:ds="http://schemas.openxmlformats.org/officeDocument/2006/customXml" ds:itemID="{2C35632D-C980-4368-A355-32B8DD4A2207}">
+<ds:datastoreItem xmlns:ds="http://schemas.openxmlformats.org/officeDocument/2006/customXml" ds:itemID="{B88F9E64-378F-48FC-9C92-972DD23EC1AD}">
   <ds:schemaRefs>
     <ds:schemaRef ds:uri="http://schemas.openxmlformats.org/officeDocument/2006/bibliography"/>
   </ds:schemaRefs>
